--- a/TaxonomyFramework/XBRL_GL_Next_Taxonomy_Framework_Part_2_Tuple_palette_taxonomy.docx
+++ b/TaxonomyFramework/XBRL_GL_Next_Taxonomy_Framework_Part_2_Tuple_palette_taxonomy.docx
@@ -5200,6 +5200,36 @@
     </w:p>
     <w:p>
       <w:pPr>
+        <w:pStyle w:val="Definition"/>
+      </w:pPr>
+      <w:r>
+        <w:t>`gen` taxonomy module</w:t>
+        <w:br/>
+        <w:t>the one shared generated taxonomy module containing binding-neutral reusable semantic definitions and used by both Tuple and OIM taxonomy assemblies.</w:t>
+      </w:r>
+    </w:p>
+    <w:p>
+      <w:pPr>
+        <w:pStyle w:val="Definition"/>
+      </w:pPr>
+      <w:r>
+        <w:t>Value Domain binding</w:t>
+        <w:br/>
+        <w:t>the explicit association of a semantic Attribute occurrence with a separately identified governed permitted value set and its approved XBRL realisation, independent of datatype binding.</w:t>
+      </w:r>
+    </w:p>
+    <w:p>
+      <w:pPr>
+        <w:pStyle w:val="Definition"/>
+      </w:pPr>
+      <w:r>
+        <w:t>legacy enumeration binding</w:t>
+        <w:br/>
+        <w:t>a Value Domain binding that preserves the identity and permitted members of an XBRL GL legacy controlled vocabulary for backward compatibility without silently replacing it with a standard vocabulary.</w:t>
+      </w:r>
+    </w:p>
+    <w:p>
+      <w:pPr>
         <w:pStyle w:val="1"/>
         <w:pageBreakBefore/>
       </w:pPr>
@@ -5229,47 +5259,7 @@
     </w:p>
     <w:p>
       <w:r>
-        <w:t xml:space="preserve">A </w:t>
-      </w:r>
-      <w:r>
-        <w:rPr>
-          <w:b/>
-          <w:bCs/>
-        </w:rPr>
-        <w:t>conformant taxonomy generator</w:t>
-      </w:r>
-      <w:r>
-        <w:t xml:space="preserve"> MUST accept the </w:t>
-      </w:r>
-      <w:r>
-        <w:rPr>
-          <w:b/>
-          <w:bCs/>
-        </w:rPr>
-        <w:t>LHM for taxonomy</w:t>
-      </w:r>
-      <w:r>
-        <w:t xml:space="preserve"> input set defined in Part 1. The set contains one or more formal 18-column </w:t>
-      </w:r>
-      <w:r>
-        <w:rPr>
-          <w:b/>
-          <w:bCs/>
-        </w:rPr>
-        <w:t>HMD_for_taxonomy</w:t>
-      </w:r>
-      <w:r>
-        <w:t xml:space="preserve"> CSV files. Each </w:t>
-      </w:r>
-      <w:r>
-        <w:rPr>
-          <w:b/>
-          <w:bCs/>
-        </w:rPr>
-        <w:t>formal HMD</w:t>
-      </w:r>
-      <w:r>
-        <w:t xml:space="preserve"> MUST be an unmodified output of Post-Graph Walk and is authoritative for the hierarchy, QNames, datatypes, multiplicities, labels, definitions, and occurrence order used by the Tuple binding.</w:t>
+        <w:t>A conformant taxonomy generator MUST accept the LHM for taxonomy input set defined in Part 1. The set contains one or more formal 18-column HMD_for_taxonomy CSV files. Each formal HMD MUST be an unmodified output of Post-Graph Walk and is authoritative for the hierarchy, QNames, semantic datatypes, multiplicities, labels, definitions, and occurrence order used by the Tuple binding. The XBRL item type is selected by the separate explicit datatype-binding operation in 5.3.</w:t>
       </w:r>
     </w:p>
     <w:p>
@@ -6228,7 +6218,7 @@
         <w:spacing w:after="80"/>
       </w:pPr>
       <w:r>
-        <w:t>The datatype value MUST be empty for C and R rows and supported for every A row.</w:t>
+        <w:t>The semantic datatype value MUST be empty for C and R rows. For every A row, an approved explicit override or default semantic-datatype mapping MUST resolve an XBRL item type; an unknown or `review-required` result is an error.</w:t>
       </w:r>
     </w:p>
     <w:p>
@@ -6632,6 +6622,32 @@
       <w:pPr>
         <w:pStyle w:val="2"/>
       </w:pPr>
+      <w:r>
+        <w:t>5.2.1 Class hierarchy and occurrence identity</w:t>
+      </w:r>
+    </w:p>
+    <w:p>
+      <w:pPr/>
+      <w:r>
+        <w:t>Tuple structure MUST remain faithful to every effective Class in the authoritative HMD hierarchy. A non-root Class with multiplicity `0..1` or `1..1` remains a Tuple and complexType in its semantic position even though Part 1 does not classify it as an occurrence-key Class.</w:t>
+      </w:r>
+    </w:p>
+    <w:p>
+      <w:pPr/>
+      <w:r>
+        <w:t>Occurrence-key classification is relevant to Structured CSV and the OIM dimensional realisation; it does not remove or flatten Tuple Classes. Tuple nesting itself represents structural occurrence and containment. In the hierarchy `Invoice / InvoiceLine [1..*] / ItemInformation [1..1] / ItemAttributes [0..*]`, all four Classes remain in the Tuple content model.</w:t>
+      </w:r>
+    </w:p>
+    <w:p>
+      <w:pPr/>
+      <w:r>
+        <w:t>For nested repeated Tuple Classes such as `Parent [0..*] / Child [0..*]`, each Child Tuple is physically nested in its Parent Tuple. This preserves parent-scoped Child occurrence identity without adding an OIM typed dimension to the Tuple content model.</w:t>
+      </w:r>
+    </w:p>
+    <w:p>
+      <w:pPr>
+        <w:pStyle w:val="2"/>
+      </w:pPr>
       <w:bookmarkStart w:id="57" w:name="_Toc237101067"/>
       <w:bookmarkStart w:id="58" w:name="_TocV11_20"/>
       <w:bookmarkStart w:id="59" w:name="_Toc237430363"/>
@@ -6644,7 +6660,7 @@
     </w:p>
     <w:p>
       <w:r>
-        <w:t>Every A row MUST be declared as an XBRL item with substitutionGroup xbrli:item, nillable=true, and xbrli:periodType=instant. The item type MUST be selected deterministically from datatype. A binding-specific named type in gl-gen MAY be used where the reviewed datatype identifies such a type; otherwise the corresponding XBRL item type MUST be used.</w:t>
+        <w:t>Every A row MUST be declared as an XBRL item with substitutionGroup xbrli:item, nillable=true, and xbrli:periodType=instant. Its HMD `datatype` remains a semantic representation term. The XBRL item type MUST be selected deterministically by applying an approved explicit occurrence or concept override first and the approved default semantic-datatype mapping second. If neither resolves the semantic datatype, or if the applicable result is `review-required`, generation MUST fail. The generator MUST NOT use a silent `xbrli:stringItemType` fallback or infer the type from `name`, `local_name`, a lexical value, or a suffix. An approved named type in the shared `gen` taxonomy module MAY be selected by that binding operation.</w:t>
       </w:r>
     </w:p>
     <w:tbl>
@@ -8113,6 +8129,50 @@
     </w:p>
     <w:p>
       <w:pPr>
+        <w:pStyle w:val="2"/>
+      </w:pPr>
+      <w:r>
+        <w:t>5.5 Shared `gen` module and Value Domain realisation</w:t>
+      </w:r>
+    </w:p>
+    <w:p>
+      <w:pPr/>
+      <w:r>
+        <w:t>The Tuple taxonomy assembly MUST use the same shared generated `gen` taxonomy module as the OIM assembly. The `gen` module contains binding-neutral reusable semantic definitions; Tuple content schemas, Tuple declarations, and Tuple hierarchy MUST remain in the Tuple modules and MUST NOT be introduced into `gen`.</w:t>
+      </w:r>
+    </w:p>
+    <w:p>
+      <w:pPr/>
+      <w:r>
+        <w:t>Datatype binding and Value Domain binding are separate operations. Datatype binding selects the XBRL item type without changing the HMD semantic datatype. Value Domain binding selects a separately identified governed permitted value set and MUST NOT be inferred from an Attribute name, `local_name`, lexical form, or datatype alone.</w:t>
+      </w:r>
+    </w:p>
+    <w:p>
+      <w:pPr/>
+      <w:r>
+        <w:t>Legacy, standard, and user-defined Value Domains MUST remain separately identifiable. XBRL GL 2003-compatible legacy Value Domains MUST remain available for backward compatibility and MUST NOT be silently replaced or translated to standard Value Domains. A user-defined Value Domain retains separate governance and identity even if some values match an external standard.</w:t>
+      </w:r>
+    </w:p>
+    <w:p>
+      <w:pPr/>
+      <w:r>
+        <w:t>A standard Value Domain MAY reference an authoritative external code list. Its authority, vocabulary identifier, edition or version, subset, provenance, and rights status belong to the Value Domain binding and taxonomy realisation. A crosswalk does not replace either Value Domain, and any crosswalk translation is an explicit transformation.</w:t>
+      </w:r>
+    </w:p>
+    <w:p>
+      <w:pPr/>
+      <w:r>
+        <w:t>Where an approved Value Domain binding requires an extensible enumeration, EE 1.0 is the intended taxonomy realisation mechanism so that one item fact reports one Value Domain member. Existing reusable or legacy enumeration content in `gen` remains distinct from future deterministic generation. Deterministic generation of EE 1.0 domain/member relationships and concept bindings from authoritative Value Domain definitions is NOT YET IMPLEMENTED in the current Taxonomy Generator.</w:t>
+      </w:r>
+    </w:p>
+    <w:p>
+      <w:pPr/>
+      <w:r>
+        <w:t>The formal HMD retains exactly the 18 columns in 4.2; no Value Domain or `domain_name` column is added. Pending formalisation, Value Domain binding MAY be supplied by a companion artefact keyed by a stable semantic-model identifier or `semantic_path`.</w:t>
+      </w:r>
+    </w:p>
+    <w:p>
+      <w:pPr>
         <w:pStyle w:val="1"/>
       </w:pPr>
       <w:bookmarkStart w:id="63" w:name="_Toc237101069"/>
@@ -15271,6 +15331,22 @@
       </w:r>
       <w:r>
         <w:t>, C/R-rooted reusable presentation forests, binding-specific Tuple/OIM presentation separation, final package naming, and informative Accounting Entries and Business Transactions Tuple instance examples.</w:t>
+      </w:r>
+    </w:p>
+    <w:p>
+      <w:pPr>
+        <w:pStyle w:val="aff6"/>
+      </w:pPr>
+      <w:r>
+        <w:t>20 August 2026 v15: Clarified semantic datatype versus XBRL item type binding; added the shared `gen` taxonomy module and Value Domain realisation; preserved distinct legacy, standard, and user-defined Value Domains; and stated the transitional implementation boundary.</w:t>
+      </w:r>
+    </w:p>
+    <w:p>
+      <w:pPr>
+        <w:pStyle w:val="aff6"/>
+      </w:pPr>
+      <w:r>
+        <w:t>21 August 2026 v16: Preserved all singular and repeated Classes in the Tuple content model while distinguishing occurrence-key classification as a Structured CSV/OIM concern; added parent-scoped nested-repeat guidance; and made the pending authoritative Value Domain-to-EE 1.0 generation boundary explicit.</w:t>
       </w:r>
     </w:p>
     <w:tbl>

--- a/TaxonomyFramework/XBRL_GL_Next_Taxonomy_Framework_Part_2_Tuple_palette_taxonomy.docx
+++ b/TaxonomyFramework/XBRL_GL_Next_Taxonomy_Framework_Part_2_Tuple_palette_taxonomy.docx
@@ -117,10 +117,7 @@
           <w:b/>
           <w:bCs/>
         </w:rPr>
-        <w:t>Distribution</w:t>
-      </w:r>
-      <w:r>
-        <w:t>: Private project repository — invited participants only</w:t>
+        <w:t>Distribution: Public collaborative review draft.</w:t>
       </w:r>
     </w:p>
     <w:p>
@@ -129,10 +126,7 @@
           <w:b/>
           <w:bCs/>
         </w:rPr>
-        <w:t>Repository version</w:t>
-      </w:r>
-      <w:r>
-        <w:t>: private collaborative review draft.</w:t>
+        <w:t>Repository version: public collaborative review draft.</w:t>
       </w:r>
     </w:p>
     <w:p>
@@ -165,32 +159,18 @@
     <w:p>
       <w:bookmarkStart w:id="0" w:name="_Toc237101048"/>
       <w:bookmarkStart w:id="1" w:name="_TocV11_1"/>
-      <w:bookmarkStart w:id="2" w:name="_Toc240440712"/>
       <w:r>
         <w:rPr>
           <w:i/>
         </w:rPr>
-        <w:t>This document is a draft under development by Nobuyuki SAMBUICHI, Advisor to XBRL Japan, for collaborative review within the XBRL GL Next project. It is shared through a GitHub repository with invited project participants.</w:t>
-      </w:r>
-      <w:r>
-        <w:rPr>
-          <w:rFonts w:hint="eastAsia"/>
-          <w:i/>
-        </w:rPr>
-        <w:t xml:space="preserve"> </w:t>
-      </w:r>
-      <w:r>
-        <w:rPr>
-          <w:i/>
-          <w:iCs/>
-        </w:rPr>
-        <w:t>Copyright and license terms under review.</w:t>
+        <w:t>This document is a draft under development by Nobuyuki SAMBUICHI, Advisor to XBRL Japan, for collaborative review within the XBRL GL Next project. It is made available for public collaborative review. Copyright and license terms under review.</w:t>
       </w:r>
     </w:p>
     <w:p>
       <w:pPr>
         <w:pStyle w:val="1"/>
       </w:pPr>
+      <w:bookmarkStart w:id="2" w:name="_Toc244018260"/>
       <w:r>
         <w:t>Status</w:t>
       </w:r>
@@ -209,7 +189,7 @@
       </w:pPr>
       <w:bookmarkStart w:id="3" w:name="_Toc237101049"/>
       <w:bookmarkStart w:id="4" w:name="_TocV11_2"/>
-      <w:bookmarkStart w:id="5" w:name="_Toc240440713"/>
+      <w:bookmarkStart w:id="5" w:name="_Toc244018261"/>
       <w:r>
         <w:t>Abstract</w:t>
       </w:r>
@@ -249,7 +229,15 @@
         <w:t>content schemas</w:t>
       </w:r>
       <w:r>
-        <w:t xml:space="preserve"> supplying structural complexTypes; the module-based </w:t>
+        <w:t xml:space="preserve"> supplying structural </w:t>
+      </w:r>
+      <w:proofErr w:type="spellStart"/>
+      <w:r>
+        <w:t>complexTypes</w:t>
+      </w:r>
+      <w:proofErr w:type="spellEnd"/>
+      <w:r>
+        <w:t xml:space="preserve">; the module-based </w:t>
       </w:r>
       <w:r>
         <w:rPr>
@@ -363,7 +351,7 @@
           <w:r>
             <w:fldChar w:fldCharType="separate"/>
           </w:r>
-          <w:hyperlink w:anchor="_Toc240440712" w:history="1">
+          <w:hyperlink w:anchor="_Toc244018260" w:history="1">
             <w:r>
               <w:rPr>
                 <w:rStyle w:val="af1"/>
@@ -383,13 +371,6 @@
                 <w:noProof/>
                 <w:webHidden/>
               </w:rPr>
-              <w:tab/>
-            </w:r>
-            <w:r>
-              <w:rPr>
-                <w:noProof/>
-                <w:webHidden/>
-              </w:rPr>
               <w:fldChar w:fldCharType="begin"/>
             </w:r>
             <w:r>
@@ -397,7 +378,7 @@
                 <w:noProof/>
                 <w:webHidden/>
               </w:rPr>
-              <w:instrText xml:space="preserve"> PAGEREF _Toc240440712 \h </w:instrText>
+              <w:instrText xml:space="preserve"> PAGEREF _Toc244018260 \h </w:instrText>
             </w:r>
             <w:r>
               <w:rPr>
@@ -442,7 +423,7 @@
               <w14:ligatures w14:val="standardContextual"/>
             </w:rPr>
           </w:pPr>
-          <w:hyperlink w:anchor="_Toc240440713" w:history="1">
+          <w:hyperlink w:anchor="_Toc244018261" w:history="1">
             <w:r>
               <w:rPr>
                 <w:rStyle w:val="af1"/>
@@ -469,7 +450,7 @@
                 <w:noProof/>
                 <w:webHidden/>
               </w:rPr>
-              <w:instrText xml:space="preserve"> PAGEREF _Toc240440713 \h </w:instrText>
+              <w:instrText xml:space="preserve"> PAGEREF _Toc244018261 \h </w:instrText>
             </w:r>
             <w:r>
               <w:rPr>
@@ -514,7 +495,7 @@
               <w14:ligatures w14:val="standardContextual"/>
             </w:rPr>
           </w:pPr>
-          <w:hyperlink w:anchor="_Toc240440714" w:history="1">
+          <w:hyperlink w:anchor="_Toc244018262" w:history="1">
             <w:r>
               <w:rPr>
                 <w:rStyle w:val="af1"/>
@@ -541,7 +522,7 @@
                 <w:noProof/>
                 <w:webHidden/>
               </w:rPr>
-              <w:instrText xml:space="preserve"> PAGEREF _Toc240440714 \h </w:instrText>
+              <w:instrText xml:space="preserve"> PAGEREF _Toc244018262 \h </w:instrText>
             </w:r>
             <w:r>
               <w:rPr>
@@ -586,7 +567,7 @@
               <w14:ligatures w14:val="standardContextual"/>
             </w:rPr>
           </w:pPr>
-          <w:hyperlink w:anchor="_Toc240440715" w:history="1">
+          <w:hyperlink w:anchor="_Toc244018263" w:history="1">
             <w:r>
               <w:rPr>
                 <w:rStyle w:val="af1"/>
@@ -613,7 +594,7 @@
                 <w:noProof/>
                 <w:webHidden/>
               </w:rPr>
-              <w:instrText xml:space="preserve"> PAGEREF _Toc240440715 \h </w:instrText>
+              <w:instrText xml:space="preserve"> PAGEREF _Toc244018263 \h </w:instrText>
             </w:r>
             <w:r>
               <w:rPr>
@@ -659,7 +640,7 @@
               <w14:ligatures w14:val="standardContextual"/>
             </w:rPr>
           </w:pPr>
-          <w:hyperlink w:anchor="_Toc240440716" w:history="1">
+          <w:hyperlink w:anchor="_Toc244018264" w:history="1">
             <w:r>
               <w:rPr>
                 <w:rStyle w:val="af1"/>
@@ -686,7 +667,7 @@
                 <w:noProof/>
                 <w:webHidden/>
               </w:rPr>
-              <w:instrText xml:space="preserve"> PAGEREF _Toc240440716 \h </w:instrText>
+              <w:instrText xml:space="preserve"> PAGEREF _Toc244018264 \h </w:instrText>
             </w:r>
             <w:r>
               <w:rPr>
@@ -732,7 +713,7 @@
               <w14:ligatures w14:val="standardContextual"/>
             </w:rPr>
           </w:pPr>
-          <w:hyperlink w:anchor="_Toc240440717" w:history="1">
+          <w:hyperlink w:anchor="_Toc244018265" w:history="1">
             <w:r>
               <w:rPr>
                 <w:rStyle w:val="af1"/>
@@ -759,7 +740,7 @@
                 <w:noProof/>
                 <w:webHidden/>
               </w:rPr>
-              <w:instrText xml:space="preserve"> PAGEREF _Toc240440717 \h </w:instrText>
+              <w:instrText xml:space="preserve"> PAGEREF _Toc244018265 \h </w:instrText>
             </w:r>
             <w:r>
               <w:rPr>
@@ -805,7 +786,7 @@
               <w14:ligatures w14:val="standardContextual"/>
             </w:rPr>
           </w:pPr>
-          <w:hyperlink w:anchor="_Toc240440718" w:history="1">
+          <w:hyperlink w:anchor="_Toc244018266" w:history="1">
             <w:r>
               <w:rPr>
                 <w:rStyle w:val="af1"/>
@@ -832,7 +813,7 @@
                 <w:noProof/>
                 <w:webHidden/>
               </w:rPr>
-              <w:instrText xml:space="preserve"> PAGEREF _Toc240440718 \h </w:instrText>
+              <w:instrText xml:space="preserve"> PAGEREF _Toc244018266 \h </w:instrText>
             </w:r>
             <w:r>
               <w:rPr>
@@ -878,7 +859,7 @@
               <w14:ligatures w14:val="standardContextual"/>
             </w:rPr>
           </w:pPr>
-          <w:hyperlink w:anchor="_Toc240440719" w:history="1">
+          <w:hyperlink w:anchor="_Toc244018267" w:history="1">
             <w:r>
               <w:rPr>
                 <w:rStyle w:val="af1"/>
@@ -905,7 +886,7 @@
                 <w:noProof/>
                 <w:webHidden/>
               </w:rPr>
-              <w:instrText xml:space="preserve"> PAGEREF _Toc240440719 \h </w:instrText>
+              <w:instrText xml:space="preserve"> PAGEREF _Toc244018267 \h </w:instrText>
             </w:r>
             <w:r>
               <w:rPr>
@@ -950,7 +931,7 @@
               <w14:ligatures w14:val="standardContextual"/>
             </w:rPr>
           </w:pPr>
-          <w:hyperlink w:anchor="_Toc240440720" w:history="1">
+          <w:hyperlink w:anchor="_Toc244018268" w:history="1">
             <w:r>
               <w:rPr>
                 <w:rStyle w:val="af1"/>
@@ -977,7 +958,7 @@
                 <w:noProof/>
                 <w:webHidden/>
               </w:rPr>
-              <w:instrText xml:space="preserve"> PAGEREF _Toc240440720 \h </w:instrText>
+              <w:instrText xml:space="preserve"> PAGEREF _Toc244018268 \h </w:instrText>
             </w:r>
             <w:r>
               <w:rPr>
@@ -997,7 +978,7 @@
                 <w:noProof/>
                 <w:webHidden/>
               </w:rPr>
-              <w:t>5</w:t>
+              <w:t>6</w:t>
             </w:r>
             <w:r>
               <w:rPr>
@@ -1022,7 +1003,7 @@
               <w14:ligatures w14:val="standardContextual"/>
             </w:rPr>
           </w:pPr>
-          <w:hyperlink w:anchor="_Toc240440721" w:history="1">
+          <w:hyperlink w:anchor="_Toc244018269" w:history="1">
             <w:r>
               <w:rPr>
                 <w:rStyle w:val="af1"/>
@@ -1049,7 +1030,7 @@
                 <w:noProof/>
                 <w:webHidden/>
               </w:rPr>
-              <w:instrText xml:space="preserve"> PAGEREF _Toc240440721 \h </w:instrText>
+              <w:instrText xml:space="preserve"> PAGEREF _Toc244018269 \h </w:instrText>
             </w:r>
             <w:r>
               <w:rPr>
@@ -1069,7 +1050,7 @@
                 <w:noProof/>
                 <w:webHidden/>
               </w:rPr>
-              <w:t>7</w:t>
+              <w:t>8</w:t>
             </w:r>
             <w:r>
               <w:rPr>
@@ -1095,7 +1076,7 @@
               <w14:ligatures w14:val="standardContextual"/>
             </w:rPr>
           </w:pPr>
-          <w:hyperlink w:anchor="_Toc240440722" w:history="1">
+          <w:hyperlink w:anchor="_Toc244018270" w:history="1">
             <w:r>
               <w:rPr>
                 <w:rStyle w:val="af1"/>
@@ -1122,7 +1103,7 @@
                 <w:noProof/>
                 <w:webHidden/>
               </w:rPr>
-              <w:instrText xml:space="preserve"> PAGEREF _Toc240440722 \h </w:instrText>
+              <w:instrText xml:space="preserve"> PAGEREF _Toc244018270 \h </w:instrText>
             </w:r>
             <w:r>
               <w:rPr>
@@ -1142,7 +1123,7 @@
                 <w:noProof/>
                 <w:webHidden/>
               </w:rPr>
-              <w:t>7</w:t>
+              <w:t>8</w:t>
             </w:r>
             <w:r>
               <w:rPr>
@@ -1168,7 +1149,7 @@
               <w14:ligatures w14:val="standardContextual"/>
             </w:rPr>
           </w:pPr>
-          <w:hyperlink w:anchor="_Toc240440723" w:history="1">
+          <w:hyperlink w:anchor="_Toc244018271" w:history="1">
             <w:r>
               <w:rPr>
                 <w:rStyle w:val="af1"/>
@@ -1195,7 +1176,7 @@
                 <w:noProof/>
                 <w:webHidden/>
               </w:rPr>
-              <w:instrText xml:space="preserve"> PAGEREF _Toc240440723 \h </w:instrText>
+              <w:instrText xml:space="preserve"> PAGEREF _Toc244018271 \h </w:instrText>
             </w:r>
             <w:r>
               <w:rPr>
@@ -1215,7 +1196,7 @@
                 <w:noProof/>
                 <w:webHidden/>
               </w:rPr>
-              <w:t>7</w:t>
+              <w:t>8</w:t>
             </w:r>
             <w:r>
               <w:rPr>
@@ -1241,7 +1222,7 @@
               <w14:ligatures w14:val="standardContextual"/>
             </w:rPr>
           </w:pPr>
-          <w:hyperlink w:anchor="_Toc240440724" w:history="1">
+          <w:hyperlink w:anchor="_Toc244018272" w:history="1">
             <w:r>
               <w:rPr>
                 <w:rStyle w:val="af1"/>
@@ -1268,7 +1249,7 @@
                 <w:noProof/>
                 <w:webHidden/>
               </w:rPr>
-              <w:instrText xml:space="preserve"> PAGEREF _Toc240440724 \h </w:instrText>
+              <w:instrText xml:space="preserve"> PAGEREF _Toc244018272 \h </w:instrText>
             </w:r>
             <w:r>
               <w:rPr>
@@ -1288,7 +1269,7 @@
                 <w:noProof/>
                 <w:webHidden/>
               </w:rPr>
-              <w:t>7</w:t>
+              <w:t>8</w:t>
             </w:r>
             <w:r>
               <w:rPr>
@@ -1314,7 +1295,7 @@
               <w14:ligatures w14:val="standardContextual"/>
             </w:rPr>
           </w:pPr>
-          <w:hyperlink w:anchor="_Toc240440725" w:history="1">
+          <w:hyperlink w:anchor="_Toc244018273" w:history="1">
             <w:r>
               <w:rPr>
                 <w:rStyle w:val="af1"/>
@@ -1341,7 +1322,7 @@
                 <w:noProof/>
                 <w:webHidden/>
               </w:rPr>
-              <w:instrText xml:space="preserve"> PAGEREF _Toc240440725 \h </w:instrText>
+              <w:instrText xml:space="preserve"> PAGEREF _Toc244018273 \h </w:instrText>
             </w:r>
             <w:r>
               <w:rPr>
@@ -1361,7 +1342,7 @@
                 <w:noProof/>
                 <w:webHidden/>
               </w:rPr>
-              <w:t>7</w:t>
+              <w:t>8</w:t>
             </w:r>
             <w:r>
               <w:rPr>
@@ -1387,7 +1368,7 @@
               <w14:ligatures w14:val="standardContextual"/>
             </w:rPr>
           </w:pPr>
-          <w:hyperlink w:anchor="_Toc240440726" w:history="1">
+          <w:hyperlink w:anchor="_Toc244018274" w:history="1">
             <w:r>
               <w:rPr>
                 <w:rStyle w:val="af1"/>
@@ -1414,7 +1395,7 @@
                 <w:noProof/>
                 <w:webHidden/>
               </w:rPr>
-              <w:instrText xml:space="preserve"> PAGEREF _Toc240440726 \h </w:instrText>
+              <w:instrText xml:space="preserve"> PAGEREF _Toc244018274 \h </w:instrText>
             </w:r>
             <w:r>
               <w:rPr>
@@ -1434,7 +1415,7 @@
                 <w:noProof/>
                 <w:webHidden/>
               </w:rPr>
-              <w:t>8</w:t>
+              <w:t>9</w:t>
             </w:r>
             <w:r>
               <w:rPr>
@@ -1460,7 +1441,7 @@
               <w14:ligatures w14:val="standardContextual"/>
             </w:rPr>
           </w:pPr>
-          <w:hyperlink w:anchor="_Toc240440727" w:history="1">
+          <w:hyperlink w:anchor="_Toc244018275" w:history="1">
             <w:r>
               <w:rPr>
                 <w:rStyle w:val="af1"/>
@@ -1487,7 +1468,7 @@
                 <w:noProof/>
                 <w:webHidden/>
               </w:rPr>
-              <w:instrText xml:space="preserve"> PAGEREF _Toc240440727 \h </w:instrText>
+              <w:instrText xml:space="preserve"> PAGEREF _Toc244018275 \h </w:instrText>
             </w:r>
             <w:r>
               <w:rPr>
@@ -1507,7 +1488,7 @@
                 <w:noProof/>
                 <w:webHidden/>
               </w:rPr>
-              <w:t>8</w:t>
+              <w:t>9</w:t>
             </w:r>
             <w:r>
               <w:rPr>
@@ -1532,7 +1513,7 @@
               <w14:ligatures w14:val="standardContextual"/>
             </w:rPr>
           </w:pPr>
-          <w:hyperlink w:anchor="_Toc240440728" w:history="1">
+          <w:hyperlink w:anchor="_Toc244018276" w:history="1">
             <w:r>
               <w:rPr>
                 <w:rStyle w:val="af1"/>
@@ -1559,7 +1540,7 @@
                 <w:noProof/>
                 <w:webHidden/>
               </w:rPr>
-              <w:instrText xml:space="preserve"> PAGEREF _Toc240440728 \h </w:instrText>
+              <w:instrText xml:space="preserve"> PAGEREF _Toc244018276 \h </w:instrText>
             </w:r>
             <w:r>
               <w:rPr>
@@ -1579,7 +1560,7 @@
                 <w:noProof/>
                 <w:webHidden/>
               </w:rPr>
-              <w:t>8</w:t>
+              <w:t>9</w:t>
             </w:r>
             <w:r>
               <w:rPr>
@@ -1605,7 +1586,7 @@
               <w14:ligatures w14:val="standardContextual"/>
             </w:rPr>
           </w:pPr>
-          <w:hyperlink w:anchor="_Toc240440729" w:history="1">
+          <w:hyperlink w:anchor="_Toc244018277" w:history="1">
             <w:r>
               <w:rPr>
                 <w:rStyle w:val="af1"/>
@@ -1632,7 +1613,7 @@
                 <w:noProof/>
                 <w:webHidden/>
               </w:rPr>
-              <w:instrText xml:space="preserve"> PAGEREF _Toc240440729 \h </w:instrText>
+              <w:instrText xml:space="preserve"> PAGEREF _Toc244018277 \h </w:instrText>
             </w:r>
             <w:r>
               <w:rPr>
@@ -1652,7 +1633,7 @@
                 <w:noProof/>
                 <w:webHidden/>
               </w:rPr>
-              <w:t>8</w:t>
+              <w:t>9</w:t>
             </w:r>
             <w:r>
               <w:rPr>
@@ -1678,7 +1659,7 @@
               <w14:ligatures w14:val="standardContextual"/>
             </w:rPr>
           </w:pPr>
-          <w:hyperlink w:anchor="_Toc240440730" w:history="1">
+          <w:hyperlink w:anchor="_Toc244018278" w:history="1">
             <w:r>
               <w:rPr>
                 <w:rStyle w:val="af1"/>
@@ -1705,7 +1686,7 @@
                 <w:noProof/>
                 <w:webHidden/>
               </w:rPr>
-              <w:instrText xml:space="preserve"> PAGEREF _Toc240440730 \h </w:instrText>
+              <w:instrText xml:space="preserve"> PAGEREF _Toc244018278 \h </w:instrText>
             </w:r>
             <w:r>
               <w:rPr>
@@ -1725,7 +1706,7 @@
                 <w:noProof/>
                 <w:webHidden/>
               </w:rPr>
-              <w:t>8</w:t>
+              <w:t>9</w:t>
             </w:r>
             <w:r>
               <w:rPr>
@@ -1751,7 +1732,7 @@
               <w14:ligatures w14:val="standardContextual"/>
             </w:rPr>
           </w:pPr>
-          <w:hyperlink w:anchor="_Toc240440731" w:history="1">
+          <w:hyperlink w:anchor="_Toc244018279" w:history="1">
             <w:r>
               <w:rPr>
                 <w:rStyle w:val="af1"/>
@@ -1778,7 +1759,7 @@
                 <w:noProof/>
                 <w:webHidden/>
               </w:rPr>
-              <w:instrText xml:space="preserve"> PAGEREF _Toc240440731 \h </w:instrText>
+              <w:instrText xml:space="preserve"> PAGEREF _Toc244018279 \h </w:instrText>
             </w:r>
             <w:r>
               <w:rPr>
@@ -1798,7 +1779,7 @@
                 <w:noProof/>
                 <w:webHidden/>
               </w:rPr>
-              <w:t>9</w:t>
+              <w:t>10</w:t>
             </w:r>
             <w:r>
               <w:rPr>
@@ -1824,7 +1805,7 @@
               <w14:ligatures w14:val="standardContextual"/>
             </w:rPr>
           </w:pPr>
-          <w:hyperlink w:anchor="_Toc240440732" w:history="1">
+          <w:hyperlink w:anchor="_Toc244018280" w:history="1">
             <w:r>
               <w:rPr>
                 <w:rStyle w:val="af1"/>
@@ -1851,7 +1832,7 @@
                 <w:noProof/>
                 <w:webHidden/>
               </w:rPr>
-              <w:instrText xml:space="preserve"> PAGEREF _Toc240440732 \h </w:instrText>
+              <w:instrText xml:space="preserve"> PAGEREF _Toc244018280 \h </w:instrText>
             </w:r>
             <w:r>
               <w:rPr>
@@ -1871,7 +1852,7 @@
                 <w:noProof/>
                 <w:webHidden/>
               </w:rPr>
-              <w:t>9</w:t>
+              <w:t>10</w:t>
             </w:r>
             <w:r>
               <w:rPr>
@@ -1897,7 +1878,7 @@
               <w14:ligatures w14:val="standardContextual"/>
             </w:rPr>
           </w:pPr>
-          <w:hyperlink w:anchor="_Toc240440733" w:history="1">
+          <w:hyperlink w:anchor="_Toc244018281" w:history="1">
             <w:r>
               <w:rPr>
                 <w:rStyle w:val="af1"/>
@@ -1924,7 +1905,7 @@
                 <w:noProof/>
                 <w:webHidden/>
               </w:rPr>
-              <w:instrText xml:space="preserve"> PAGEREF _Toc240440733 \h </w:instrText>
+              <w:instrText xml:space="preserve"> PAGEREF _Toc244018281 \h </w:instrText>
             </w:r>
             <w:r>
               <w:rPr>
@@ -1944,7 +1925,7 @@
                 <w:noProof/>
                 <w:webHidden/>
               </w:rPr>
-              <w:t>9</w:t>
+              <w:t>10</w:t>
             </w:r>
             <w:r>
               <w:rPr>
@@ -1970,7 +1951,7 @@
               <w14:ligatures w14:val="standardContextual"/>
             </w:rPr>
           </w:pPr>
-          <w:hyperlink w:anchor="_Toc240440734" w:history="1">
+          <w:hyperlink w:anchor="_Toc244018282" w:history="1">
             <w:r>
               <w:rPr>
                 <w:rStyle w:val="af1"/>
@@ -1997,7 +1978,7 @@
                 <w:noProof/>
                 <w:webHidden/>
               </w:rPr>
-              <w:instrText xml:space="preserve"> PAGEREF _Toc240440734 \h </w:instrText>
+              <w:instrText xml:space="preserve"> PAGEREF _Toc244018282 \h </w:instrText>
             </w:r>
             <w:r>
               <w:rPr>
@@ -2017,7 +1998,7 @@
                 <w:noProof/>
                 <w:webHidden/>
               </w:rPr>
-              <w:t>10</w:t>
+              <w:t>11</w:t>
             </w:r>
             <w:r>
               <w:rPr>
@@ -2042,7 +2023,7 @@
               <w14:ligatures w14:val="standardContextual"/>
             </w:rPr>
           </w:pPr>
-          <w:hyperlink w:anchor="_Toc240440735" w:history="1">
+          <w:hyperlink w:anchor="_Toc244018283" w:history="1">
             <w:r>
               <w:rPr>
                 <w:rStyle w:val="af1"/>
@@ -2069,7 +2050,7 @@
                 <w:noProof/>
                 <w:webHidden/>
               </w:rPr>
-              <w:instrText xml:space="preserve"> PAGEREF _Toc240440735 \h </w:instrText>
+              <w:instrText xml:space="preserve"> PAGEREF _Toc244018283 \h </w:instrText>
             </w:r>
             <w:r>
               <w:rPr>
@@ -2089,7 +2070,7 @@
                 <w:noProof/>
                 <w:webHidden/>
               </w:rPr>
-              <w:t>10</w:t>
+              <w:t>12</w:t>
             </w:r>
             <w:r>
               <w:rPr>
@@ -2115,7 +2096,7 @@
               <w14:ligatures w14:val="standardContextual"/>
             </w:rPr>
           </w:pPr>
-          <w:hyperlink w:anchor="_Toc240440736" w:history="1">
+          <w:hyperlink w:anchor="_Toc244018284" w:history="1">
             <w:r>
               <w:rPr>
                 <w:rStyle w:val="af1"/>
@@ -2142,7 +2123,7 @@
                 <w:noProof/>
                 <w:webHidden/>
               </w:rPr>
-              <w:instrText xml:space="preserve"> PAGEREF _Toc240440736 \h </w:instrText>
+              <w:instrText xml:space="preserve"> PAGEREF _Toc244018284 \h </w:instrText>
             </w:r>
             <w:r>
               <w:rPr>
@@ -2162,7 +2143,7 @@
                 <w:noProof/>
                 <w:webHidden/>
               </w:rPr>
-              <w:t>11</w:t>
+              <w:t>12</w:t>
             </w:r>
             <w:r>
               <w:rPr>
@@ -2188,7 +2169,7 @@
               <w14:ligatures w14:val="standardContextual"/>
             </w:rPr>
           </w:pPr>
-          <w:hyperlink w:anchor="_Toc240440737" w:history="1">
+          <w:hyperlink w:anchor="_Toc244018285" w:history="1">
             <w:r>
               <w:rPr>
                 <w:rStyle w:val="af1"/>
@@ -2215,7 +2196,7 @@
                 <w:noProof/>
                 <w:webHidden/>
               </w:rPr>
-              <w:instrText xml:space="preserve"> PAGEREF _Toc240440737 \h </w:instrText>
+              <w:instrText xml:space="preserve"> PAGEREF _Toc244018285 \h </w:instrText>
             </w:r>
             <w:r>
               <w:rPr>
@@ -2235,7 +2216,7 @@
                 <w:noProof/>
                 <w:webHidden/>
               </w:rPr>
-              <w:t>11</w:t>
+              <w:t>12</w:t>
             </w:r>
             <w:r>
               <w:rPr>
@@ -2261,7 +2242,7 @@
               <w14:ligatures w14:val="standardContextual"/>
             </w:rPr>
           </w:pPr>
-          <w:hyperlink w:anchor="_Toc240440738" w:history="1">
+          <w:hyperlink w:anchor="_Toc244018286" w:history="1">
             <w:r>
               <w:rPr>
                 <w:rStyle w:val="af1"/>
@@ -2288,7 +2269,7 @@
                 <w:noProof/>
                 <w:webHidden/>
               </w:rPr>
-              <w:instrText xml:space="preserve"> PAGEREF _Toc240440738 \h </w:instrText>
+              <w:instrText xml:space="preserve"> PAGEREF _Toc244018286 \h </w:instrText>
             </w:r>
             <w:r>
               <w:rPr>
@@ -2308,7 +2289,7 @@
                 <w:noProof/>
                 <w:webHidden/>
               </w:rPr>
-              <w:t>11</w:t>
+              <w:t>12</w:t>
             </w:r>
             <w:r>
               <w:rPr>
@@ -2334,7 +2315,7 @@
               <w14:ligatures w14:val="standardContextual"/>
             </w:rPr>
           </w:pPr>
-          <w:hyperlink w:anchor="_Toc240440739" w:history="1">
+          <w:hyperlink w:anchor="_Toc244018287" w:history="1">
             <w:r>
               <w:rPr>
                 <w:rStyle w:val="af1"/>
@@ -2361,7 +2342,7 @@
                 <w:noProof/>
                 <w:webHidden/>
               </w:rPr>
-              <w:instrText xml:space="preserve"> PAGEREF _Toc240440739 \h </w:instrText>
+              <w:instrText xml:space="preserve"> PAGEREF _Toc244018287 \h </w:instrText>
             </w:r>
             <w:r>
               <w:rPr>
@@ -2381,7 +2362,7 @@
                 <w:noProof/>
                 <w:webHidden/>
               </w:rPr>
-              <w:t>11</w:t>
+              <w:t>12</w:t>
             </w:r>
             <w:r>
               <w:rPr>
@@ -2407,7 +2388,7 @@
               <w14:ligatures w14:val="standardContextual"/>
             </w:rPr>
           </w:pPr>
-          <w:hyperlink w:anchor="_Toc240440740" w:history="1">
+          <w:hyperlink w:anchor="_Toc244018288" w:history="1">
             <w:r>
               <w:rPr>
                 <w:rStyle w:val="af1"/>
@@ -2434,7 +2415,7 @@
                 <w:noProof/>
                 <w:webHidden/>
               </w:rPr>
-              <w:instrText xml:space="preserve"> PAGEREF _Toc240440740 \h </w:instrText>
+              <w:instrText xml:space="preserve"> PAGEREF _Toc244018288 \h </w:instrText>
             </w:r>
             <w:r>
               <w:rPr>
@@ -2454,7 +2435,7 @@
                 <w:noProof/>
                 <w:webHidden/>
               </w:rPr>
-              <w:t>11</w:t>
+              <w:t>13</w:t>
             </w:r>
             <w:r>
               <w:rPr>
@@ -2479,7 +2460,7 @@
               <w14:ligatures w14:val="standardContextual"/>
             </w:rPr>
           </w:pPr>
-          <w:hyperlink w:anchor="_Toc240440741" w:history="1">
+          <w:hyperlink w:anchor="_Toc244018289" w:history="1">
             <w:r>
               <w:rPr>
                 <w:rStyle w:val="af1"/>
@@ -2506,7 +2487,7 @@
                 <w:noProof/>
                 <w:webHidden/>
               </w:rPr>
-              <w:instrText xml:space="preserve"> PAGEREF _Toc240440741 \h </w:instrText>
+              <w:instrText xml:space="preserve"> PAGEREF _Toc244018289 \h </w:instrText>
             </w:r>
             <w:r>
               <w:rPr>
@@ -2526,7 +2507,7 @@
                 <w:noProof/>
                 <w:webHidden/>
               </w:rPr>
-              <w:t>12</w:t>
+              <w:t>13</w:t>
             </w:r>
             <w:r>
               <w:rPr>
@@ -2552,7 +2533,7 @@
               <w14:ligatures w14:val="standardContextual"/>
             </w:rPr>
           </w:pPr>
-          <w:hyperlink w:anchor="_Toc240440742" w:history="1">
+          <w:hyperlink w:anchor="_Toc244018290" w:history="1">
             <w:r>
               <w:rPr>
                 <w:rStyle w:val="af1"/>
@@ -2579,7 +2560,7 @@
                 <w:noProof/>
                 <w:webHidden/>
               </w:rPr>
-              <w:instrText xml:space="preserve"> PAGEREF _Toc240440742 \h </w:instrText>
+              <w:instrText xml:space="preserve"> PAGEREF _Toc244018290 \h </w:instrText>
             </w:r>
             <w:r>
               <w:rPr>
@@ -2599,7 +2580,7 @@
                 <w:noProof/>
                 <w:webHidden/>
               </w:rPr>
-              <w:t>12</w:t>
+              <w:t>13</w:t>
             </w:r>
             <w:r>
               <w:rPr>
@@ -2625,7 +2606,7 @@
               <w14:ligatures w14:val="standardContextual"/>
             </w:rPr>
           </w:pPr>
-          <w:hyperlink w:anchor="_Toc240440743" w:history="1">
+          <w:hyperlink w:anchor="_Toc244018291" w:history="1">
             <w:r>
               <w:rPr>
                 <w:rStyle w:val="af1"/>
@@ -2652,7 +2633,7 @@
                 <w:noProof/>
                 <w:webHidden/>
               </w:rPr>
-              <w:instrText xml:space="preserve"> PAGEREF _Toc240440743 \h </w:instrText>
+              <w:instrText xml:space="preserve"> PAGEREF _Toc244018291 \h </w:instrText>
             </w:r>
             <w:r>
               <w:rPr>
@@ -2672,7 +2653,7 @@
                 <w:noProof/>
                 <w:webHidden/>
               </w:rPr>
-              <w:t>12</w:t>
+              <w:t>13</w:t>
             </w:r>
             <w:r>
               <w:rPr>
@@ -2698,7 +2679,7 @@
               <w14:ligatures w14:val="standardContextual"/>
             </w:rPr>
           </w:pPr>
-          <w:hyperlink w:anchor="_Toc240440744" w:history="1">
+          <w:hyperlink w:anchor="_Toc244018292" w:history="1">
             <w:r>
               <w:rPr>
                 <w:rStyle w:val="af1"/>
@@ -2725,7 +2706,7 @@
                 <w:noProof/>
                 <w:webHidden/>
               </w:rPr>
-              <w:instrText xml:space="preserve"> PAGEREF _Toc240440744 \h </w:instrText>
+              <w:instrText xml:space="preserve"> PAGEREF _Toc244018292 \h </w:instrText>
             </w:r>
             <w:r>
               <w:rPr>
@@ -2745,7 +2726,7 @@
                 <w:noProof/>
                 <w:webHidden/>
               </w:rPr>
-              <w:t>12</w:t>
+              <w:t>13</w:t>
             </w:r>
             <w:r>
               <w:rPr>
@@ -2771,7 +2752,7 @@
               <w14:ligatures w14:val="standardContextual"/>
             </w:rPr>
           </w:pPr>
-          <w:hyperlink w:anchor="_Toc240440745" w:history="1">
+          <w:hyperlink w:anchor="_Toc244018293" w:history="1">
             <w:r>
               <w:rPr>
                 <w:rStyle w:val="af1"/>
@@ -2798,7 +2779,7 @@
                 <w:noProof/>
                 <w:webHidden/>
               </w:rPr>
-              <w:instrText xml:space="preserve"> PAGEREF _Toc240440745 \h </w:instrText>
+              <w:instrText xml:space="preserve"> PAGEREF _Toc244018293 \h </w:instrText>
             </w:r>
             <w:r>
               <w:rPr>
@@ -2818,7 +2799,7 @@
                 <w:noProof/>
                 <w:webHidden/>
               </w:rPr>
-              <w:t>12</w:t>
+              <w:t>13</w:t>
             </w:r>
             <w:r>
               <w:rPr>
@@ -2844,7 +2825,7 @@
               <w14:ligatures w14:val="standardContextual"/>
             </w:rPr>
           </w:pPr>
-          <w:hyperlink w:anchor="_Toc240440746" w:history="1">
+          <w:hyperlink w:anchor="_Toc244018294" w:history="1">
             <w:r>
               <w:rPr>
                 <w:rStyle w:val="af1"/>
@@ -2871,7 +2852,7 @@
                 <w:noProof/>
                 <w:webHidden/>
               </w:rPr>
-              <w:instrText xml:space="preserve"> PAGEREF _Toc240440746 \h </w:instrText>
+              <w:instrText xml:space="preserve"> PAGEREF _Toc244018294 \h </w:instrText>
             </w:r>
             <w:r>
               <w:rPr>
@@ -2891,7 +2872,7 @@
                 <w:noProof/>
                 <w:webHidden/>
               </w:rPr>
-              <w:t>12</w:t>
+              <w:t>14</w:t>
             </w:r>
             <w:r>
               <w:rPr>
@@ -2917,7 +2898,7 @@
               <w14:ligatures w14:val="standardContextual"/>
             </w:rPr>
           </w:pPr>
-          <w:hyperlink w:anchor="_Toc240440747" w:history="1">
+          <w:hyperlink w:anchor="_Toc244018295" w:history="1">
             <w:r>
               <w:rPr>
                 <w:rStyle w:val="af1"/>
@@ -2944,7 +2925,7 @@
                 <w:noProof/>
                 <w:webHidden/>
               </w:rPr>
-              <w:instrText xml:space="preserve"> PAGEREF _Toc240440747 \h </w:instrText>
+              <w:instrText xml:space="preserve"> PAGEREF _Toc244018295 \h </w:instrText>
             </w:r>
             <w:r>
               <w:rPr>
@@ -2964,7 +2945,7 @@
                 <w:noProof/>
                 <w:webHidden/>
               </w:rPr>
-              <w:t>13</w:t>
+              <w:t>14</w:t>
             </w:r>
             <w:r>
               <w:rPr>
@@ -2989,7 +2970,7 @@
               <w14:ligatures w14:val="standardContextual"/>
             </w:rPr>
           </w:pPr>
-          <w:hyperlink w:anchor="_Toc240440748" w:history="1">
+          <w:hyperlink w:anchor="_Toc244018296" w:history="1">
             <w:r>
               <w:rPr>
                 <w:rStyle w:val="af1"/>
@@ -3016,7 +2997,7 @@
                 <w:noProof/>
                 <w:webHidden/>
               </w:rPr>
-              <w:instrText xml:space="preserve"> PAGEREF _Toc240440748 \h </w:instrText>
+              <w:instrText xml:space="preserve"> PAGEREF _Toc244018296 \h </w:instrText>
             </w:r>
             <w:r>
               <w:rPr>
@@ -3036,7 +3017,7 @@
                 <w:noProof/>
                 <w:webHidden/>
               </w:rPr>
-              <w:t>13</w:t>
+              <w:t>14</w:t>
             </w:r>
             <w:r>
               <w:rPr>
@@ -3062,7 +3043,7 @@
               <w14:ligatures w14:val="standardContextual"/>
             </w:rPr>
           </w:pPr>
-          <w:hyperlink w:anchor="_Toc240440749" w:history="1">
+          <w:hyperlink w:anchor="_Toc244018297" w:history="1">
             <w:r>
               <w:rPr>
                 <w:rStyle w:val="af1"/>
@@ -3089,7 +3070,7 @@
                 <w:noProof/>
                 <w:webHidden/>
               </w:rPr>
-              <w:instrText xml:space="preserve"> PAGEREF _Toc240440749 \h </w:instrText>
+              <w:instrText xml:space="preserve"> PAGEREF _Toc244018297 \h </w:instrText>
             </w:r>
             <w:r>
               <w:rPr>
@@ -3109,7 +3090,7 @@
                 <w:noProof/>
                 <w:webHidden/>
               </w:rPr>
-              <w:t>13</w:t>
+              <w:t>14</w:t>
             </w:r>
             <w:r>
               <w:rPr>
@@ -3135,7 +3116,7 @@
               <w14:ligatures w14:val="standardContextual"/>
             </w:rPr>
           </w:pPr>
-          <w:hyperlink w:anchor="_Toc240440750" w:history="1">
+          <w:hyperlink w:anchor="_Toc244018298" w:history="1">
             <w:r>
               <w:rPr>
                 <w:rStyle w:val="af1"/>
@@ -3162,7 +3143,7 @@
                 <w:noProof/>
                 <w:webHidden/>
               </w:rPr>
-              <w:instrText xml:space="preserve"> PAGEREF _Toc240440750 \h </w:instrText>
+              <w:instrText xml:space="preserve"> PAGEREF _Toc244018298 \h </w:instrText>
             </w:r>
             <w:r>
               <w:rPr>
@@ -3182,7 +3163,7 @@
                 <w:noProof/>
                 <w:webHidden/>
               </w:rPr>
-              <w:t>13</w:t>
+              <w:t>14</w:t>
             </w:r>
             <w:r>
               <w:rPr>
@@ -3208,7 +3189,7 @@
               <w14:ligatures w14:val="standardContextual"/>
             </w:rPr>
           </w:pPr>
-          <w:hyperlink w:anchor="_Toc240440751" w:history="1">
+          <w:hyperlink w:anchor="_Toc244018299" w:history="1">
             <w:r>
               <w:rPr>
                 <w:rStyle w:val="af1"/>
@@ -3235,7 +3216,7 @@
                 <w:noProof/>
                 <w:webHidden/>
               </w:rPr>
-              <w:instrText xml:space="preserve"> PAGEREF _Toc240440751 \h </w:instrText>
+              <w:instrText xml:space="preserve"> PAGEREF _Toc244018299 \h </w:instrText>
             </w:r>
             <w:r>
               <w:rPr>
@@ -3255,7 +3236,7 @@
                 <w:noProof/>
                 <w:webHidden/>
               </w:rPr>
-              <w:t>13</w:t>
+              <w:t>15</w:t>
             </w:r>
             <w:r>
               <w:rPr>
@@ -3280,7 +3261,7 @@
               <w14:ligatures w14:val="standardContextual"/>
             </w:rPr>
           </w:pPr>
-          <w:hyperlink w:anchor="_Toc240440752" w:history="1">
+          <w:hyperlink w:anchor="_Toc244018300" w:history="1">
             <w:r>
               <w:rPr>
                 <w:rStyle w:val="af1"/>
@@ -3307,7 +3288,7 @@
                 <w:noProof/>
                 <w:webHidden/>
               </w:rPr>
-              <w:instrText xml:space="preserve"> PAGEREF _Toc240440752 \h </w:instrText>
+              <w:instrText xml:space="preserve"> PAGEREF _Toc244018300 \h </w:instrText>
             </w:r>
             <w:r>
               <w:rPr>
@@ -3327,7 +3308,7 @@
                 <w:noProof/>
                 <w:webHidden/>
               </w:rPr>
-              <w:t>14</w:t>
+              <w:t>15</w:t>
             </w:r>
             <w:r>
               <w:rPr>
@@ -3353,7 +3334,7 @@
               <w14:ligatures w14:val="standardContextual"/>
             </w:rPr>
           </w:pPr>
-          <w:hyperlink w:anchor="_Toc240440753" w:history="1">
+          <w:hyperlink w:anchor="_Toc244018301" w:history="1">
             <w:r>
               <w:rPr>
                 <w:rStyle w:val="af1"/>
@@ -3380,7 +3361,7 @@
                 <w:noProof/>
                 <w:webHidden/>
               </w:rPr>
-              <w:instrText xml:space="preserve"> PAGEREF _Toc240440753 \h </w:instrText>
+              <w:instrText xml:space="preserve"> PAGEREF _Toc244018301 \h </w:instrText>
             </w:r>
             <w:r>
               <w:rPr>
@@ -3400,7 +3381,7 @@
                 <w:noProof/>
                 <w:webHidden/>
               </w:rPr>
-              <w:t>14</w:t>
+              <w:t>15</w:t>
             </w:r>
             <w:r>
               <w:rPr>
@@ -3426,7 +3407,7 @@
               <w14:ligatures w14:val="standardContextual"/>
             </w:rPr>
           </w:pPr>
-          <w:hyperlink w:anchor="_Toc240440754" w:history="1">
+          <w:hyperlink w:anchor="_Toc244018302" w:history="1">
             <w:r>
               <w:rPr>
                 <w:rStyle w:val="af1"/>
@@ -3453,7 +3434,7 @@
                 <w:noProof/>
                 <w:webHidden/>
               </w:rPr>
-              <w:instrText xml:space="preserve"> PAGEREF _Toc240440754 \h </w:instrText>
+              <w:instrText xml:space="preserve"> PAGEREF _Toc244018302 \h </w:instrText>
             </w:r>
             <w:r>
               <w:rPr>
@@ -3473,7 +3454,7 @@
                 <w:noProof/>
                 <w:webHidden/>
               </w:rPr>
-              <w:t>14</w:t>
+              <w:t>16</w:t>
             </w:r>
             <w:r>
               <w:rPr>
@@ -3499,7 +3480,7 @@
               <w14:ligatures w14:val="standardContextual"/>
             </w:rPr>
           </w:pPr>
-          <w:hyperlink w:anchor="_Toc240440755" w:history="1">
+          <w:hyperlink w:anchor="_Toc244018303" w:history="1">
             <w:r>
               <w:rPr>
                 <w:rStyle w:val="af1"/>
@@ -3526,7 +3507,7 @@
                 <w:noProof/>
                 <w:webHidden/>
               </w:rPr>
-              <w:instrText xml:space="preserve"> PAGEREF _Toc240440755 \h </w:instrText>
+              <w:instrText xml:space="preserve"> PAGEREF _Toc244018303 \h </w:instrText>
             </w:r>
             <w:r>
               <w:rPr>
@@ -3546,7 +3527,7 @@
                 <w:noProof/>
                 <w:webHidden/>
               </w:rPr>
-              <w:t>15</w:t>
+              <w:t>16</w:t>
             </w:r>
             <w:r>
               <w:rPr>
@@ -3572,7 +3553,7 @@
               <w14:ligatures w14:val="standardContextual"/>
             </w:rPr>
           </w:pPr>
-          <w:hyperlink w:anchor="_Toc240440756" w:history="1">
+          <w:hyperlink w:anchor="_Toc244018304" w:history="1">
             <w:r>
               <w:rPr>
                 <w:rStyle w:val="af1"/>
@@ -3599,7 +3580,7 @@
                 <w:noProof/>
                 <w:webHidden/>
               </w:rPr>
-              <w:instrText xml:space="preserve"> PAGEREF _Toc240440756 \h </w:instrText>
+              <w:instrText xml:space="preserve"> PAGEREF _Toc244018304 \h </w:instrText>
             </w:r>
             <w:r>
               <w:rPr>
@@ -3619,7 +3600,7 @@
                 <w:noProof/>
                 <w:webHidden/>
               </w:rPr>
-              <w:t>15</w:t>
+              <w:t>16</w:t>
             </w:r>
             <w:r>
               <w:rPr>
@@ -3644,7 +3625,7 @@
               <w14:ligatures w14:val="standardContextual"/>
             </w:rPr>
           </w:pPr>
-          <w:hyperlink w:anchor="_Toc240440757" w:history="1">
+          <w:hyperlink w:anchor="_Toc244018305" w:history="1">
             <w:r>
               <w:rPr>
                 <w:rStyle w:val="af1"/>
@@ -3671,7 +3652,7 @@
                 <w:noProof/>
                 <w:webHidden/>
               </w:rPr>
-              <w:instrText xml:space="preserve"> PAGEREF _Toc240440757 \h </w:instrText>
+              <w:instrText xml:space="preserve"> PAGEREF _Toc244018305 \h </w:instrText>
             </w:r>
             <w:r>
               <w:rPr>
@@ -3691,7 +3672,7 @@
                 <w:noProof/>
                 <w:webHidden/>
               </w:rPr>
-              <w:t>15</w:t>
+              <w:t>16</w:t>
             </w:r>
             <w:r>
               <w:rPr>
@@ -3717,7 +3698,7 @@
               <w14:ligatures w14:val="standardContextual"/>
             </w:rPr>
           </w:pPr>
-          <w:hyperlink w:anchor="_Toc240440758" w:history="1">
+          <w:hyperlink w:anchor="_Toc244018306" w:history="1">
             <w:r>
               <w:rPr>
                 <w:rStyle w:val="af1"/>
@@ -3744,7 +3725,7 @@
                 <w:noProof/>
                 <w:webHidden/>
               </w:rPr>
-              <w:instrText xml:space="preserve"> PAGEREF _Toc240440758 \h </w:instrText>
+              <w:instrText xml:space="preserve"> PAGEREF _Toc244018306 \h </w:instrText>
             </w:r>
             <w:r>
               <w:rPr>
@@ -3764,7 +3745,7 @@
                 <w:noProof/>
                 <w:webHidden/>
               </w:rPr>
-              <w:t>15</w:t>
+              <w:t>16</w:t>
             </w:r>
             <w:r>
               <w:rPr>
@@ -3790,7 +3771,7 @@
               <w14:ligatures w14:val="standardContextual"/>
             </w:rPr>
           </w:pPr>
-          <w:hyperlink w:anchor="_Toc240440759" w:history="1">
+          <w:hyperlink w:anchor="_Toc244018307" w:history="1">
             <w:r>
               <w:rPr>
                 <w:rStyle w:val="af1"/>
@@ -3817,7 +3798,7 @@
                 <w:noProof/>
                 <w:webHidden/>
               </w:rPr>
-              <w:instrText xml:space="preserve"> PAGEREF _Toc240440759 \h </w:instrText>
+              <w:instrText xml:space="preserve"> PAGEREF _Toc244018307 \h </w:instrText>
             </w:r>
             <w:r>
               <w:rPr>
@@ -3837,7 +3818,7 @@
                 <w:noProof/>
                 <w:webHidden/>
               </w:rPr>
-              <w:t>15</w:t>
+              <w:t>16</w:t>
             </w:r>
             <w:r>
               <w:rPr>
@@ -3862,7 +3843,7 @@
               <w14:ligatures w14:val="standardContextual"/>
             </w:rPr>
           </w:pPr>
-          <w:hyperlink w:anchor="_Toc240440760" w:history="1">
+          <w:hyperlink w:anchor="_Toc244018308" w:history="1">
             <w:r>
               <w:rPr>
                 <w:rStyle w:val="af1"/>
@@ -3889,7 +3870,7 @@
                 <w:noProof/>
                 <w:webHidden/>
               </w:rPr>
-              <w:instrText xml:space="preserve"> PAGEREF _Toc240440760 \h </w:instrText>
+              <w:instrText xml:space="preserve"> PAGEREF _Toc244018308 \h </w:instrText>
             </w:r>
             <w:r>
               <w:rPr>
@@ -3909,7 +3890,7 @@
                 <w:noProof/>
                 <w:webHidden/>
               </w:rPr>
-              <w:t>16</w:t>
+              <w:t>17</w:t>
             </w:r>
             <w:r>
               <w:rPr>
@@ -3935,7 +3916,7 @@
               <w14:ligatures w14:val="standardContextual"/>
             </w:rPr>
           </w:pPr>
-          <w:hyperlink w:anchor="_Toc240440761" w:history="1">
+          <w:hyperlink w:anchor="_Toc244018309" w:history="1">
             <w:r>
               <w:rPr>
                 <w:rStyle w:val="af1"/>
@@ -3962,7 +3943,7 @@
                 <w:noProof/>
                 <w:webHidden/>
               </w:rPr>
-              <w:instrText xml:space="preserve"> PAGEREF _Toc240440761 \h </w:instrText>
+              <w:instrText xml:space="preserve"> PAGEREF _Toc244018309 \h </w:instrText>
             </w:r>
             <w:r>
               <w:rPr>
@@ -3982,7 +3963,7 @@
                 <w:noProof/>
                 <w:webHidden/>
               </w:rPr>
-              <w:t>16</w:t>
+              <w:t>17</w:t>
             </w:r>
             <w:r>
               <w:rPr>
@@ -4008,7 +3989,7 @@
               <w14:ligatures w14:val="standardContextual"/>
             </w:rPr>
           </w:pPr>
-          <w:hyperlink w:anchor="_Toc240440762" w:history="1">
+          <w:hyperlink w:anchor="_Toc244018310" w:history="1">
             <w:r>
               <w:rPr>
                 <w:rStyle w:val="af1"/>
@@ -4035,7 +4016,7 @@
                 <w:noProof/>
                 <w:webHidden/>
               </w:rPr>
-              <w:instrText xml:space="preserve"> PAGEREF _Toc240440762 \h </w:instrText>
+              <w:instrText xml:space="preserve"> PAGEREF _Toc244018310 \h </w:instrText>
             </w:r>
             <w:r>
               <w:rPr>
@@ -4055,7 +4036,7 @@
                 <w:noProof/>
                 <w:webHidden/>
               </w:rPr>
-              <w:t>16</w:t>
+              <w:t>17</w:t>
             </w:r>
             <w:r>
               <w:rPr>
@@ -4081,7 +4062,7 @@
               <w14:ligatures w14:val="standardContextual"/>
             </w:rPr>
           </w:pPr>
-          <w:hyperlink w:anchor="_Toc240440763" w:history="1">
+          <w:hyperlink w:anchor="_Toc244018311" w:history="1">
             <w:r>
               <w:rPr>
                 <w:rStyle w:val="af1"/>
@@ -4108,7 +4089,7 @@
                 <w:noProof/>
                 <w:webHidden/>
               </w:rPr>
-              <w:instrText xml:space="preserve"> PAGEREF _Toc240440763 \h </w:instrText>
+              <w:instrText xml:space="preserve"> PAGEREF _Toc244018311 \h </w:instrText>
             </w:r>
             <w:r>
               <w:rPr>
@@ -4128,7 +4109,7 @@
                 <w:noProof/>
                 <w:webHidden/>
               </w:rPr>
-              <w:t>16</w:t>
+              <w:t>17</w:t>
             </w:r>
             <w:r>
               <w:rPr>
@@ -4154,7 +4135,7 @@
               <w14:ligatures w14:val="standardContextual"/>
             </w:rPr>
           </w:pPr>
-          <w:hyperlink w:anchor="_Toc240440764" w:history="1">
+          <w:hyperlink w:anchor="_Toc244018312" w:history="1">
             <w:r>
               <w:rPr>
                 <w:rStyle w:val="af1"/>
@@ -4181,7 +4162,7 @@
                 <w:noProof/>
                 <w:webHidden/>
               </w:rPr>
-              <w:instrText xml:space="preserve"> PAGEREF _Toc240440764 \h </w:instrText>
+              <w:instrText xml:space="preserve"> PAGEREF _Toc244018312 \h </w:instrText>
             </w:r>
             <w:r>
               <w:rPr>
@@ -4201,7 +4182,7 @@
                 <w:noProof/>
                 <w:webHidden/>
               </w:rPr>
-              <w:t>18</w:t>
+              <w:t>19</w:t>
             </w:r>
             <w:r>
               <w:rPr>
@@ -4227,7 +4208,7 @@
               <w14:ligatures w14:val="standardContextual"/>
             </w:rPr>
           </w:pPr>
-          <w:hyperlink w:anchor="_Toc240440765" w:history="1">
+          <w:hyperlink w:anchor="_Toc244018313" w:history="1">
             <w:r>
               <w:rPr>
                 <w:rStyle w:val="af1"/>
@@ -4254,7 +4235,7 @@
                 <w:noProof/>
                 <w:webHidden/>
               </w:rPr>
-              <w:instrText xml:space="preserve"> PAGEREF _Toc240440765 \h </w:instrText>
+              <w:instrText xml:space="preserve"> PAGEREF _Toc244018313 \h </w:instrText>
             </w:r>
             <w:r>
               <w:rPr>
@@ -4274,7 +4255,7 @@
                 <w:noProof/>
                 <w:webHidden/>
               </w:rPr>
-              <w:t>20</w:t>
+              <w:t>21</w:t>
             </w:r>
             <w:r>
               <w:rPr>
@@ -4302,7 +4283,7 @@
               <w14:ligatures w14:val="standardContextual"/>
             </w:rPr>
           </w:pPr>
-          <w:hyperlink w:anchor="_Toc240440766" w:history="1">
+          <w:hyperlink w:anchor="_Toc244018314" w:history="1">
             <w:r>
               <w:rPr>
                 <w:rStyle w:val="af1"/>
@@ -4349,7 +4330,7 @@
                 <w:noProof/>
                 <w:webHidden/>
               </w:rPr>
-              <w:instrText xml:space="preserve"> PAGEREF _Toc240440766 \h </w:instrText>
+              <w:instrText xml:space="preserve"> PAGEREF _Toc244018314 \h </w:instrText>
             </w:r>
             <w:r>
               <w:rPr>
@@ -4369,7 +4350,7 @@
                 <w:noProof/>
                 <w:webHidden/>
               </w:rPr>
-              <w:t>21</w:t>
+              <w:t>22</w:t>
             </w:r>
             <w:r>
               <w:rPr>
@@ -4395,7 +4376,7 @@
               <w14:ligatures w14:val="standardContextual"/>
             </w:rPr>
           </w:pPr>
-          <w:hyperlink w:anchor="_Toc240440767" w:history="1">
+          <w:hyperlink w:anchor="_Toc244018315" w:history="1">
             <w:r>
               <w:rPr>
                 <w:rStyle w:val="af1"/>
@@ -4422,7 +4403,7 @@
                 <w:noProof/>
                 <w:webHidden/>
               </w:rPr>
-              <w:instrText xml:space="preserve"> PAGEREF _Toc240440767 \h </w:instrText>
+              <w:instrText xml:space="preserve"> PAGEREF _Toc244018315 \h </w:instrText>
             </w:r>
             <w:r>
               <w:rPr>
@@ -4442,7 +4423,7 @@
                 <w:noProof/>
                 <w:webHidden/>
               </w:rPr>
-              <w:t>21</w:t>
+              <w:t>22</w:t>
             </w:r>
             <w:r>
               <w:rPr>
@@ -4468,7 +4449,7 @@
               <w14:ligatures w14:val="standardContextual"/>
             </w:rPr>
           </w:pPr>
-          <w:hyperlink w:anchor="_Toc240440768" w:history="1">
+          <w:hyperlink w:anchor="_Toc244018316" w:history="1">
             <w:r>
               <w:rPr>
                 <w:rStyle w:val="af1"/>
@@ -4495,7 +4476,7 @@
                 <w:noProof/>
                 <w:webHidden/>
               </w:rPr>
-              <w:instrText xml:space="preserve"> PAGEREF _Toc240440768 \h </w:instrText>
+              <w:instrText xml:space="preserve"> PAGEREF _Toc244018316 \h </w:instrText>
             </w:r>
             <w:r>
               <w:rPr>
@@ -4515,7 +4496,7 @@
                 <w:noProof/>
                 <w:webHidden/>
               </w:rPr>
-              <w:t>21</w:t>
+              <w:t>22</w:t>
             </w:r>
             <w:r>
               <w:rPr>
@@ -4541,7 +4522,7 @@
               <w14:ligatures w14:val="standardContextual"/>
             </w:rPr>
           </w:pPr>
-          <w:hyperlink w:anchor="_Toc240440769" w:history="1">
+          <w:hyperlink w:anchor="_Toc244018317" w:history="1">
             <w:r>
               <w:rPr>
                 <w:rStyle w:val="af1"/>
@@ -4568,7 +4549,7 @@
                 <w:noProof/>
                 <w:webHidden/>
               </w:rPr>
-              <w:instrText xml:space="preserve"> PAGEREF _Toc240440769 \h </w:instrText>
+              <w:instrText xml:space="preserve"> PAGEREF _Toc244018317 \h </w:instrText>
             </w:r>
             <w:r>
               <w:rPr>
@@ -4588,7 +4569,7 @@
                 <w:noProof/>
                 <w:webHidden/>
               </w:rPr>
-              <w:t>21</w:t>
+              <w:t>22</w:t>
             </w:r>
             <w:r>
               <w:rPr>
@@ -4614,7 +4595,7 @@
               <w14:ligatures w14:val="standardContextual"/>
             </w:rPr>
           </w:pPr>
-          <w:hyperlink w:anchor="_Toc240440770" w:history="1">
+          <w:hyperlink w:anchor="_Toc244018318" w:history="1">
             <w:r>
               <w:rPr>
                 <w:rStyle w:val="af1"/>
@@ -4641,7 +4622,7 @@
                 <w:noProof/>
                 <w:webHidden/>
               </w:rPr>
-              <w:instrText xml:space="preserve"> PAGEREF _Toc240440770 \h </w:instrText>
+              <w:instrText xml:space="preserve"> PAGEREF _Toc244018318 \h </w:instrText>
             </w:r>
             <w:r>
               <w:rPr>
@@ -4661,7 +4642,7 @@
                 <w:noProof/>
                 <w:webHidden/>
               </w:rPr>
-              <w:t>21</w:t>
+              <w:t>22</w:t>
             </w:r>
             <w:r>
               <w:rPr>
@@ -4687,7 +4668,7 @@
               <w14:ligatures w14:val="standardContextual"/>
             </w:rPr>
           </w:pPr>
-          <w:hyperlink w:anchor="_Toc240440771" w:history="1">
+          <w:hyperlink w:anchor="_Toc244018319" w:history="1">
             <w:r>
               <w:rPr>
                 <w:rStyle w:val="af1"/>
@@ -4714,7 +4695,7 @@
                 <w:noProof/>
                 <w:webHidden/>
               </w:rPr>
-              <w:instrText xml:space="preserve"> PAGEREF _Toc240440771 \h </w:instrText>
+              <w:instrText xml:space="preserve"> PAGEREF _Toc244018319 \h </w:instrText>
             </w:r>
             <w:r>
               <w:rPr>
@@ -4734,7 +4715,7 @@
                 <w:noProof/>
                 <w:webHidden/>
               </w:rPr>
-              <w:t>21</w:t>
+              <w:t>22</w:t>
             </w:r>
             <w:r>
               <w:rPr>
@@ -4762,7 +4743,7 @@
               <w14:ligatures w14:val="standardContextual"/>
             </w:rPr>
           </w:pPr>
-          <w:hyperlink w:anchor="_Toc240440772" w:history="1">
+          <w:hyperlink w:anchor="_Toc244018320" w:history="1">
             <w:r>
               <w:rPr>
                 <w:rStyle w:val="af1"/>
@@ -4809,7 +4790,7 @@
                 <w:noProof/>
                 <w:webHidden/>
               </w:rPr>
-              <w:instrText xml:space="preserve"> PAGEREF _Toc240440772 \h </w:instrText>
+              <w:instrText xml:space="preserve"> PAGEREF _Toc244018320 \h </w:instrText>
             </w:r>
             <w:r>
               <w:rPr>
@@ -4829,7 +4810,7 @@
                 <w:noProof/>
                 <w:webHidden/>
               </w:rPr>
-              <w:t>22</w:t>
+              <w:t>23</w:t>
             </w:r>
             <w:r>
               <w:rPr>
@@ -4857,7 +4838,7 @@
               <w14:ligatures w14:val="standardContextual"/>
             </w:rPr>
           </w:pPr>
-          <w:hyperlink w:anchor="_Toc240440773" w:history="1">
+          <w:hyperlink w:anchor="_Toc244018321" w:history="1">
             <w:r>
               <w:rPr>
                 <w:rStyle w:val="af1"/>
@@ -4904,7 +4885,7 @@
                 <w:noProof/>
                 <w:webHidden/>
               </w:rPr>
-              <w:instrText xml:space="preserve"> PAGEREF _Toc240440773 \h </w:instrText>
+              <w:instrText xml:space="preserve"> PAGEREF _Toc244018321 \h </w:instrText>
             </w:r>
             <w:r>
               <w:rPr>
@@ -4924,7 +4905,7 @@
                 <w:noProof/>
                 <w:webHidden/>
               </w:rPr>
-              <w:t>23</w:t>
+              <w:t>24</w:t>
             </w:r>
             <w:r>
               <w:rPr>
@@ -4952,7 +4933,7 @@
               <w14:ligatures w14:val="standardContextual"/>
             </w:rPr>
           </w:pPr>
-          <w:hyperlink w:anchor="_Toc240440774" w:history="1">
+          <w:hyperlink w:anchor="_Toc244018322" w:history="1">
             <w:r>
               <w:rPr>
                 <w:rStyle w:val="af1"/>
@@ -4999,7 +4980,7 @@
                 <w:noProof/>
                 <w:webHidden/>
               </w:rPr>
-              <w:instrText xml:space="preserve"> PAGEREF _Toc240440774 \h </w:instrText>
+              <w:instrText xml:space="preserve"> PAGEREF _Toc244018322 \h </w:instrText>
             </w:r>
             <w:r>
               <w:rPr>
@@ -5019,7 +5000,7 @@
                 <w:noProof/>
                 <w:webHidden/>
               </w:rPr>
-              <w:t>24</w:t>
+              <w:t>25</w:t>
             </w:r>
             <w:r>
               <w:rPr>
@@ -5047,7 +5028,7 @@
               <w14:ligatures w14:val="standardContextual"/>
             </w:rPr>
           </w:pPr>
-          <w:hyperlink w:anchor="_Toc240440775" w:history="1">
+          <w:hyperlink w:anchor="_Toc244018323" w:history="1">
             <w:r>
               <w:rPr>
                 <w:rStyle w:val="af1"/>
@@ -5094,7 +5075,7 @@
                 <w:noProof/>
                 <w:webHidden/>
               </w:rPr>
-              <w:instrText xml:space="preserve"> PAGEREF _Toc240440775 \h </w:instrText>
+              <w:instrText xml:space="preserve"> PAGEREF _Toc244018323 \h </w:instrText>
             </w:r>
             <w:r>
               <w:rPr>
@@ -5114,7 +5095,102 @@
                 <w:noProof/>
                 <w:webHidden/>
               </w:rPr>
-              <w:t>27</w:t>
+              <w:t>28</w:t>
+            </w:r>
+            <w:r>
+              <w:rPr>
+                <w:noProof/>
+                <w:webHidden/>
+              </w:rPr>
+              <w:fldChar w:fldCharType="end"/>
+            </w:r>
+          </w:hyperlink>
+        </w:p>
+        <w:p>
+          <w:pPr>
+            <w:pStyle w:val="11"/>
+            <w:tabs>
+              <w:tab w:val="left" w:pos="1540"/>
+            </w:tabs>
+            <w:rPr>
+              <w:rFonts w:asciiTheme="minorHAnsi" w:hAnsiTheme="minorHAnsi" w:cstheme="minorBidi"/>
+              <w:b w:val="0"/>
+              <w:noProof/>
+              <w:kern w:val="2"/>
+              <w:sz w:val="21"/>
+              <w:szCs w:val="24"/>
+              <w:lang w:val="en-US" w:eastAsia="ja-JP"/>
+              <w14:ligatures w14:val="standardContextual"/>
+            </w:rPr>
+          </w:pPr>
+          <w:hyperlink w:anchor="_Toc244018324" w:history="1">
+            <w:r>
+              <w:rPr>
+                <w:rStyle w:val="af1"/>
+                <w:noProof/>
+              </w:rPr>
+              <w:t>Appendix F</w:t>
+            </w:r>
+            <w:r>
+              <w:rPr>
+                <w:rFonts w:asciiTheme="minorHAnsi" w:hAnsiTheme="minorHAnsi" w:cstheme="minorBidi"/>
+                <w:b w:val="0"/>
+                <w:noProof/>
+                <w:kern w:val="2"/>
+                <w:sz w:val="21"/>
+                <w:szCs w:val="24"/>
+                <w:lang w:val="en-US" w:eastAsia="ja-JP"/>
+                <w14:ligatures w14:val="standardContextual"/>
+              </w:rPr>
+              <w:tab/>
+            </w:r>
+            <w:r>
+              <w:rPr>
+                <w:rStyle w:val="af1"/>
+                <w:noProof/>
+              </w:rPr>
+              <w:t>(informative) Correspondence with XBRL GL Next Requirements</w:t>
+            </w:r>
+            <w:r>
+              <w:rPr>
+                <w:noProof/>
+                <w:webHidden/>
+              </w:rPr>
+              <w:tab/>
+            </w:r>
+            <w:r>
+              <w:rPr>
+                <w:noProof/>
+                <w:webHidden/>
+              </w:rPr>
+              <w:fldChar w:fldCharType="begin"/>
+            </w:r>
+            <w:r>
+              <w:rPr>
+                <w:noProof/>
+                <w:webHidden/>
+              </w:rPr>
+              <w:instrText xml:space="preserve"> PAGEREF _Toc244018324 \h </w:instrText>
+            </w:r>
+            <w:r>
+              <w:rPr>
+                <w:noProof/>
+                <w:webHidden/>
+              </w:rPr>
+            </w:r>
+            <w:r>
+              <w:rPr>
+                <w:noProof/>
+                <w:webHidden/>
+              </w:rPr>
+              <w:fldChar w:fldCharType="separate"/>
+            </w:r>
+            <w:r>
+              <w:rPr>
+                <w:noProof/>
+                <w:webHidden/>
+              </w:rPr>
+              <w:t>29</w:t>
             </w:r>
             <w:r>
               <w:rPr>
@@ -5141,7 +5217,7 @@
         <w:pStyle w:val="1"/>
         <w:pageBreakBefore/>
       </w:pPr>
-      <w:bookmarkStart w:id="8" w:name="_Toc240440714"/>
+      <w:bookmarkStart w:id="8" w:name="_Toc244018262"/>
       <w:r>
         <w:t>1 Language independence</w:t>
       </w:r>
@@ -5160,7 +5236,7 @@
       </w:pPr>
       <w:bookmarkStart w:id="9" w:name="_Toc237101051"/>
       <w:bookmarkStart w:id="10" w:name="_TocV11_4"/>
-      <w:bookmarkStart w:id="11" w:name="_Toc240440715"/>
+      <w:bookmarkStart w:id="11" w:name="_Toc244018263"/>
       <w:r>
         <w:t>2 Introduction</w:t>
       </w:r>
@@ -5174,7 +5250,7 @@
       </w:pPr>
       <w:bookmarkStart w:id="12" w:name="_Toc237101052"/>
       <w:bookmarkStart w:id="13" w:name="_TocV11_5"/>
-      <w:bookmarkStart w:id="14" w:name="_Toc240440716"/>
+      <w:bookmarkStart w:id="14" w:name="_Toc244018264"/>
       <w:r>
         <w:t>2.1 Scope</w:t>
       </w:r>
@@ -5213,7 +5289,7 @@
       </w:pPr>
       <w:bookmarkStart w:id="15" w:name="_Toc237101053"/>
       <w:bookmarkStart w:id="16" w:name="_TocV11_6"/>
-      <w:bookmarkStart w:id="17" w:name="_Toc240440717"/>
+      <w:bookmarkStart w:id="17" w:name="_Toc244018265"/>
       <w:r>
         <w:t>2.2 Normative language</w:t>
       </w:r>
@@ -5222,17 +5298,17 @@
       <w:bookmarkEnd w:id="17"/>
     </w:p>
     <w:p>
-      <w:r>
-        <w:t>The key words "MUST", "MUST NOT", and "MAY", when shown in uppercase, indicate normative requirements. A file tree or table explicitly incorporated by a MUST requirement is normative. Examples, notes, figures, and Annex B are informative.</w:t>
+      <w:bookmarkStart w:id="18" w:name="_Toc237101054"/>
+      <w:bookmarkStart w:id="19" w:name="_TocV11_7"/>
+      <w:r>
+        <w:t>The key words "MUST", "MUST NOT", "SHOULD", "SHOULD NOT", and "MAY", when they appear in uppercase, are interpreted as described in RFC 2119. "MUST" and "MUST NOT" express requirements indispensable to artefact conformance or interoperability. "SHOULD" and "SHOULD NOT" express recommended courses for which a conforming implementation can use another documented course when justified. "MAY" expresses a permitted option. Other requirement language is descriptive.</w:t>
       </w:r>
     </w:p>
     <w:p>
       <w:pPr>
         <w:pStyle w:val="2"/>
       </w:pPr>
-      <w:bookmarkStart w:id="18" w:name="_Toc237101054"/>
-      <w:bookmarkStart w:id="19" w:name="_TocV11_7"/>
-      <w:bookmarkStart w:id="20" w:name="_Toc240440718"/>
+      <w:bookmarkStart w:id="20" w:name="_Toc244018266"/>
       <w:r>
         <w:t>2.3 Relationship to the other Parts</w:t>
       </w:r>
@@ -5242,86 +5318,105 @@
     </w:p>
     <w:p>
       <w:r>
-        <w:t xml:space="preserve">The XBRL GL Next Requirements Specification provides the background, design objectives, and requirements for the Framework. </w:t>
+        <w:t>The XBRL GL Next Requirements Specification provides the background, design objectives, and requirements for the Framework.</w:t>
       </w:r>
     </w:p>
     <w:p>
+      <w:r>
+        <w:t>The XBRL GL Next Taxonomy Framework consists of the following Parts:</w:t>
+      </w:r>
+    </w:p>
+    <w:p>
+      <w:pPr>
+        <w:pStyle w:val="a9"/>
+        <w:numPr>
+          <w:ilvl w:val="0"/>
+          <w:numId w:val="19"/>
+        </w:numPr>
+      </w:pPr>
+      <w:r>
+        <w:t>XBRL GL Next Taxonomy Framework — Part 1: General rules;</w:t>
+      </w:r>
+    </w:p>
+    <w:p>
+      <w:pPr>
+        <w:pStyle w:val="a9"/>
+        <w:numPr>
+          <w:ilvl w:val="0"/>
+          <w:numId w:val="19"/>
+        </w:numPr>
+      </w:pPr>
+      <w:r>
+        <w:t>XBRL GL Next Taxonomy Framework — Part 2: Tuple palette taxonomy;</w:t>
+      </w:r>
+    </w:p>
+    <w:p>
+      <w:pPr>
+        <w:pStyle w:val="a9"/>
+        <w:numPr>
+          <w:ilvl w:val="0"/>
+          <w:numId w:val="19"/>
+        </w:numPr>
+      </w:pPr>
+      <w:r>
+        <w:t>XBRL GL Next Taxonomy Framework — Part 3: OIM palette taxonomy;</w:t>
+      </w:r>
+    </w:p>
+    <w:p>
+      <w:pPr>
+        <w:pStyle w:val="a9"/>
+        <w:numPr>
+          <w:ilvl w:val="0"/>
+          <w:numId w:val="19"/>
+        </w:numPr>
+      </w:pPr>
+      <w:r>
+        <w:t>XBRL GL Next Taxonomy Framework — Part 4: Aligned Pool and extension governance;</w:t>
+      </w:r>
+    </w:p>
+    <w:p>
+      <w:pPr>
+        <w:pStyle w:val="a9"/>
+        <w:numPr>
+          <w:ilvl w:val="0"/>
+          <w:numId w:val="19"/>
+        </w:numPr>
+      </w:pPr>
+      <w:r>
+        <w:t>XBRL GL Next Taxonomy Framework — Part 5: Tavi palette taxonomy.</w:t>
+      </w:r>
+    </w:p>
+    <w:p>
+      <w:r>
+        <w:t>Part 1 defines the serialisation-independent semantic pipeline and the formal HMD contract. This Part 2 defines the XBRL 2.1 Tuple realisation generated from formal HMDs</w:t>
+      </w:r>
       <w:r>
         <w:rPr>
           <w:rFonts w:hint="eastAsia"/>
         </w:rPr>
-        <w:t xml:space="preserve">Part 1 defines the serialisation-independent semantic pipeline and the </w:t>
-      </w:r>
-      <w:r>
-        <w:rPr>
-          <w:rFonts w:hint="eastAsia"/>
-          <w:b/>
-          <w:bCs/>
-        </w:rPr>
-        <w:t>HMD for taxonomy</w:t>
-      </w:r>
-      <w:r>
-        <w:rPr>
-          <w:rFonts w:hint="eastAsia"/>
-        </w:rPr>
-        <w:t xml:space="preserve"> input set. This Part 2 defines the XBRL 2.1 Tuple realisation of that set. Part 3 defines the OIM realisation generated from the same set. Part 4 defines extension classification, registration, and publication governance.</w:t>
+        <w:t>.</w:t>
+      </w:r>
+      <w:r>
+        <w:t xml:space="preserve"> Part 3 defines the OIM realisation generated from the same HMDs. Part 4 governs extension classification, registration, alignment and publication. Part 5 defines purpose-specific HMD views and their Tavi taxonomy and Table Template realisation.</w:t>
       </w:r>
     </w:p>
     <w:p>
-      <w:pPr>
-        <w:pStyle w:val="a9"/>
-        <w:numPr>
-          <w:ilvl w:val="0"/>
-          <w:numId w:val="2"/>
-        </w:numPr>
-      </w:pPr>
-      <w:r>
-        <w:t>XBRL GL Next Taxonomy Framework — Part 1: General rules;</w:t>
+      <w:r>
+        <w:t>This Part 2 specifies how formal HMDs are realised as XBRL 2.1 Tuple taxonomies, including reusable module declarations, message entry points, structural relationships, and the corresponding taxonomy generation requirements.</w:t>
       </w:r>
     </w:p>
     <w:p>
-      <w:pPr>
-        <w:pStyle w:val="a9"/>
-        <w:numPr>
-          <w:ilvl w:val="0"/>
-          <w:numId w:val="2"/>
-        </w:numPr>
-      </w:pPr>
-      <w:r>
-        <w:t>XBRL GL Next Taxonomy Framework — Part 2: Tuple palette taxonomy;</w:t>
+      <w:r>
+        <w:t>Parts 2, 3 and 5 provide alternative taxonomy realisations of the common semantic framework established by Part 1, under the extension governance defined in Part 4. Each HMD serves as a purpose-specific palette, selecting reusable semantics from COR, BTX and AAA, which constitute the semantic paint boxes.</w:t>
       </w:r>
     </w:p>
     <w:p>
       <w:pPr>
-        <w:pStyle w:val="a9"/>
-        <w:numPr>
-          <w:ilvl w:val="0"/>
-          <w:numId w:val="2"/>
-        </w:numPr>
-      </w:pPr>
-      <w:r>
-        <w:t>XBRL GL Next Taxonomy Framework — Part 3: OIM palette taxonomy.</w:t>
-      </w:r>
-    </w:p>
-    <w:p>
-      <w:pPr>
-        <w:pStyle w:val="a9"/>
-        <w:numPr>
-          <w:ilvl w:val="0"/>
-          <w:numId w:val="2"/>
-        </w:numPr>
-      </w:pPr>
-      <w:r>
-        <w:t>XBRL GL Next Taxonomy Framework — Part 4: Aligned Pool and extension governance.</w:t>
-      </w:r>
-    </w:p>
-    <w:p>
-      <w:pPr>
         <w:pStyle w:val="2"/>
       </w:pPr>
       <w:bookmarkStart w:id="21" w:name="_Toc237101055"/>
       <w:bookmarkStart w:id="22" w:name="_TocV11_8"/>
-      <w:bookmarkStart w:id="23" w:name="_Toc240440719"/>
+      <w:bookmarkStart w:id="23" w:name="_Toc244018267"/>
       <w:r>
         <w:t>2.4 Implementation independence</w:t>
       </w:r>
@@ -5330,24 +5425,19 @@
       <w:bookmarkEnd w:id="23"/>
     </w:p>
     <w:p>
-      <w:r>
-        <w:t xml:space="preserve">The requirements in this Part define the HMD-for-taxonomy input and the observable properties of the Tuple realisation. The sole maintained reference Generator authority is `src/taxonomy/xBRLGL_TaxonomyGenerator.py`. Its datatype mapping, datatype overrides, EE1 </w:t>
-      </w:r>
-      <w:r>
+      <w:pPr>
         <w:rPr>
-          <w:b/>
-          <w:bCs/>
+          <w:rFonts w:hint="eastAsia"/>
         </w:rPr>
-        <w:t>Value Domain</w:t>
-      </w:r>
-      <w:r>
-        <w:t xml:space="preserve"> handling, selector-effective multiplicity, occurrence handling, Tuple/OIM generation, manifest output, and deterministic generation are integrated into that program; it </w:t>
-      </w:r>
-      <w:r>
-        <w:t>MUST</w:t>
-      </w:r>
-      <w:r>
-        <w:t xml:space="preserve"> NOT depend on `tools/**`. `tools/taxonomy/datatype_binding.py` and `tools/taxonomy/selector_multiplicity.py` are optional evaluation tools.</w:t>
+      </w:pPr>
+      <w:r>
+        <w:t>The requirements in this Part define the HMD-for-taxonomy input and the observable properties of the Tuple realisation. The sole maintained reference Generator authority is `tools/taxonomy/xBRLGL_TaxonomyGenerator.py`. Datatype mapping and overrides, EE1 Value Domain handling, selector-effective multiplicity, occurrence handling, Tuple/OIM generation, manifest output, and deterministic generation are handled by the Generator and its supporting modules. `tools/taxonomy/datatype_binding.py` is a required runtime dependency</w:t>
+      </w:r>
+      <w:r>
+        <w:rPr>
+          <w:rFonts w:hint="eastAsia"/>
+        </w:rPr>
+        <w:t>.</w:t>
       </w:r>
     </w:p>
     <w:p>
@@ -5357,7 +5447,7 @@
       </w:pPr>
       <w:bookmarkStart w:id="24" w:name="_Toc237101056"/>
       <w:bookmarkStart w:id="25" w:name="_TocV11_9"/>
-      <w:bookmarkStart w:id="26" w:name="_Toc240440720"/>
+      <w:bookmarkStart w:id="26" w:name="_Toc244018268"/>
       <w:r>
         <w:t>3 Terms and definitions</w:t>
       </w:r>
@@ -5573,7 +5663,23 @@
         <w:br/>
       </w:r>
       <w:r>
-        <w:t xml:space="preserve">the versioned &lt;module&gt;-&lt;V&gt;.xsd document that owns reusable global Attribute item declarations and Class/Reference Tuple declarations for one module namespace. Structural complexTypes referenced by Class and Reference declarations are supplied by </w:t>
+        <w:t>the versioned &lt;module&gt;-&lt;V&gt;.</w:t>
+      </w:r>
+      <w:proofErr w:type="spellStart"/>
+      <w:r>
+        <w:t>xsd</w:t>
+      </w:r>
+      <w:proofErr w:type="spellEnd"/>
+      <w:r>
+        <w:t xml:space="preserve"> document that owns reusable global Attribute item declarations and Class/Reference Tuple declarations for one module namespace. Structural </w:t>
+      </w:r>
+      <w:proofErr w:type="spellStart"/>
+      <w:r>
+        <w:t>complexTypes</w:t>
+      </w:r>
+      <w:proofErr w:type="spellEnd"/>
+      <w:r>
+        <w:t xml:space="preserve"> referenced by Class and Reference declarations are supplied by </w:t>
       </w:r>
       <w:r>
         <w:rPr>
@@ -5626,7 +5732,15 @@
         <w:t>HMD</w:t>
       </w:r>
       <w:r>
-        <w:t xml:space="preserve">-specific &lt;module&gt;-content-&lt;V&gt;.xsd document in the same module namespace that includes the </w:t>
+        <w:t>-specific &lt;module&gt;-content-&lt;V&gt;.</w:t>
+      </w:r>
+      <w:proofErr w:type="spellStart"/>
+      <w:r>
+        <w:t>xsd</w:t>
+      </w:r>
+      <w:proofErr w:type="spellEnd"/>
+      <w:r>
+        <w:t xml:space="preserve"> document in the same module namespace that includes the </w:t>
       </w:r>
       <w:r>
         <w:rPr>
@@ -5636,7 +5750,15 @@
         <w:t>Tuple module schema</w:t>
       </w:r>
       <w:r>
-        <w:t xml:space="preserve"> and supplies the structural complexTypes required by the selected </w:t>
+        <w:t xml:space="preserve"> and supplies the structural </w:t>
+      </w:r>
+      <w:proofErr w:type="spellStart"/>
+      <w:r>
+        <w:t>complexTypes</w:t>
+      </w:r>
+      <w:proofErr w:type="spellEnd"/>
+      <w:r>
+        <w:t xml:space="preserve"> required by the selected </w:t>
       </w:r>
       <w:r>
         <w:rPr>
@@ -6110,7 +6232,7 @@
       </w:pPr>
       <w:bookmarkStart w:id="27" w:name="_Toc237101057"/>
       <w:bookmarkStart w:id="28" w:name="_TocV11_10"/>
-      <w:bookmarkStart w:id="29" w:name="_Toc240440721"/>
+      <w:bookmarkStart w:id="29" w:name="_Toc244018269"/>
       <w:r>
         <w:t>4 Authoritative input and validation contract</w:t>
       </w:r>
@@ -6124,7 +6246,7 @@
       </w:pPr>
       <w:bookmarkStart w:id="30" w:name="_Toc237101058"/>
       <w:bookmarkStart w:id="31" w:name="_TocV11_11"/>
-      <w:bookmarkStart w:id="32" w:name="_Toc240440722"/>
+      <w:bookmarkStart w:id="32" w:name="_Toc244018270"/>
       <w:r>
         <w:t>4.1 Input authority</w:t>
       </w:r>
@@ -6198,7 +6320,7 @@
       </w:pPr>
       <w:bookmarkStart w:id="33" w:name="_Toc237101059"/>
       <w:bookmarkStart w:id="34" w:name="_TocV11_12"/>
-      <w:bookmarkStart w:id="35" w:name="_Toc240440723"/>
+      <w:bookmarkStart w:id="35" w:name="_Toc244018271"/>
       <w:r>
         <w:t>4.2 Required 18-column order</w:t>
       </w:r>
@@ -6246,7 +6368,7 @@
       </w:pPr>
       <w:bookmarkStart w:id="36" w:name="_Toc237101060"/>
       <w:bookmarkStart w:id="37" w:name="_TocV11_13"/>
-      <w:bookmarkStart w:id="38" w:name="_Toc240440724"/>
+      <w:bookmarkStart w:id="38" w:name="_Toc244018272"/>
       <w:r>
         <w:t>4.3 XPath and QName authority</w:t>
       </w:r>
@@ -6261,7 +6383,15 @@
     </w:p>
     <w:p>
       <w:r>
-        <w:t>For each row, the terminal XPath step MUST resolve to the namespace for module and have the local part given by local_name. A mismatch is an error.</w:t>
+        <w:t xml:space="preserve">For each row, the terminal XPath step MUST resolve to the namespace for module and have the local </w:t>
+      </w:r>
+      <w:proofErr w:type="spellStart"/>
+      <w:r>
+        <w:t>part</w:t>
+      </w:r>
+      <w:proofErr w:type="spellEnd"/>
+      <w:r>
+        <w:t xml:space="preserve"> given by local_name. A mismatch is an error.</w:t>
       </w:r>
     </w:p>
     <w:tbl>
@@ -7016,7 +7146,7 @@
       </w:pPr>
       <w:bookmarkStart w:id="39" w:name="_Toc237101061"/>
       <w:bookmarkStart w:id="40" w:name="_TocV11_14"/>
-      <w:bookmarkStart w:id="41" w:name="_Toc240440725"/>
+      <w:bookmarkStart w:id="41" w:name="_Toc244018273"/>
       <w:r>
         <w:t>4.4 Row validation</w:t>
       </w:r>
@@ -7167,7 +7297,7 @@
       </w:pPr>
       <w:bookmarkStart w:id="42" w:name="_Toc237101062"/>
       <w:bookmarkStart w:id="43" w:name="_TocV11_15"/>
-      <w:bookmarkStart w:id="44" w:name="_Toc240440726"/>
+      <w:bookmarkStart w:id="44" w:name="_Toc244018274"/>
       <w:r>
         <w:t>4.5 Non-use subtrees</w:t>
       </w:r>
@@ -7196,7 +7326,7 @@
       </w:pPr>
       <w:bookmarkStart w:id="45" w:name="_Toc237101063"/>
       <w:bookmarkStart w:id="46" w:name="_TocV11_16"/>
-      <w:bookmarkStart w:id="47" w:name="_Toc240440727"/>
+      <w:bookmarkStart w:id="47" w:name="_Toc244018275"/>
       <w:r>
         <w:t>4.6 Cross-HMD shared declarations</w:t>
       </w:r>
@@ -7220,7 +7350,7 @@
       </w:pPr>
       <w:bookmarkStart w:id="48" w:name="_Toc237101064"/>
       <w:bookmarkStart w:id="49" w:name="_TocV11_17"/>
-      <w:bookmarkStart w:id="50" w:name="_Toc240440728"/>
+      <w:bookmarkStart w:id="50" w:name="_Toc244018276"/>
       <w:r>
         <w:t>5 Tuple concept and content-model mapping</w:t>
       </w:r>
@@ -7234,7 +7364,7 @@
       </w:pPr>
       <w:bookmarkStart w:id="51" w:name="_Toc237101065"/>
       <w:bookmarkStart w:id="52" w:name="_TocV11_18"/>
-      <w:bookmarkStart w:id="53" w:name="_Toc240440729"/>
+      <w:bookmarkStart w:id="53" w:name="_Toc244018277"/>
       <w:r>
         <w:t>5.1 Module declarations</w:t>
       </w:r>
@@ -7244,7 +7374,23 @@
     </w:p>
     <w:p>
       <w:r>
-        <w:t>For each effective A row, the conformant taxonomy generator MUST derive the expanded item QName from the terminal XPath step. The global Attribute item declaration and its item type MUST be owned by the corresponding reusable module schema &lt;module&gt;/&lt;module&gt;-&lt;V&gt;.xsd. Every effective C and R QName MUST likewise have its global Tuple element declaration in the owning reusable module schema. The HMD-specific content schema supplies the named structural complexTypes referenced by those C/R declarations.</w:t>
+        <w:t>For each effective A row, the conformant taxonomy generator MUST derive the expanded item QName from the terminal XPath step. The global Attribute item declaration and its item type MUST be owned by the corresponding reusable module schema &lt;module&gt;/&lt;module&gt;-&lt;V&gt;.</w:t>
+      </w:r>
+      <w:proofErr w:type="spellStart"/>
+      <w:r>
+        <w:t>xsd</w:t>
+      </w:r>
+      <w:proofErr w:type="spellEnd"/>
+      <w:r>
+        <w:t xml:space="preserve">. Every effective C and R QName MUST likewise have its global Tuple element declaration in the owning reusable module schema. The HMD-specific content schema supplies the named structural </w:t>
+      </w:r>
+      <w:proofErr w:type="spellStart"/>
+      <w:r>
+        <w:t>complexTypes</w:t>
+      </w:r>
+      <w:proofErr w:type="spellEnd"/>
+      <w:r>
+        <w:t xml:space="preserve"> referenced by those C/R declarations.</w:t>
       </w:r>
     </w:p>
     <w:p>
@@ -7253,7 +7399,7 @@
       </w:pPr>
       <w:bookmarkStart w:id="54" w:name="_Toc237101066"/>
       <w:bookmarkStart w:id="55" w:name="_TocV11_19"/>
-      <w:bookmarkStart w:id="56" w:name="_Toc240440730"/>
+      <w:bookmarkStart w:id="56" w:name="_Toc244018278"/>
       <w:r>
         <w:t>5.2 Class and Reference rows</w:t>
       </w:r>
@@ -7263,7 +7409,15 @@
     </w:p>
     <w:p>
       <w:r>
-        <w:t>Every effective C and R row MUST correspond to one global XBRL Tuple element declaration in the reusable module schema for its module, with substitutionGroup xbrli:tuple, nillable=false, and type &lt;local_name&gt;ComplexType in the same module namespace. The corresponding structural complexType MUST be defined in the HMD-specific content schema for that module. The global declaration is reusable module content; the structural type definition is root-specific DTS content.</w:t>
+        <w:t xml:space="preserve">Every effective C and R row MUST correspond to one global XBRL Tuple element declaration in the reusable module schema for its module, with substitutionGroup xbrli:tuple, nillable=false, and type &lt;local_name&gt;ComplexType in the same module namespace. The corresponding structural complexType MUST be defined in the HMD-specific content schema for that module. The global declaration is reusable module content; the structural </w:t>
+      </w:r>
+      <w:proofErr w:type="gramStart"/>
+      <w:r>
+        <w:t>type</w:t>
+      </w:r>
+      <w:proofErr w:type="gramEnd"/>
+      <w:r>
+        <w:t xml:space="preserve"> definition is root-specific DTS content.</w:t>
       </w:r>
     </w:p>
     <w:p>
@@ -7283,19 +7437,47 @@
           <w:szCs w:val="20"/>
           <w:lang w:val="en-GB"/>
         </w:rPr>
-        <w:t>&lt;xs:element name="accountingEntries" id="cor_accountingEntries" type="cor:accountingEntriesComplexType" substitutionGroup="xbrli:tuple" nillable="false"/&gt;</w:t>
+        <w:t>&lt;xs:element name="accountingEntries" id="cor_accountingEntries" type="</w:t>
+      </w:r>
+      <w:proofErr w:type="spellStart"/>
+      <w:r>
+        <w:rPr>
+          <w:rFonts w:ascii="Calibri" w:hAnsi="Calibri" w:cs="Calibri"/>
+          <w:sz w:val="20"/>
+          <w:szCs w:val="20"/>
+          <w:lang w:val="en-GB"/>
+        </w:rPr>
+        <w:t>cor:accountingEntriesComplexType</w:t>
+      </w:r>
+      <w:proofErr w:type="spellEnd"/>
+      <w:r>
+        <w:rPr>
+          <w:rFonts w:ascii="Calibri" w:hAnsi="Calibri" w:cs="Calibri"/>
+          <w:sz w:val="20"/>
+          <w:szCs w:val="20"/>
+          <w:lang w:val="en-GB"/>
+        </w:rPr>
+        <w:t>" substitutionGroup="xbrli:tuple" nillable="false"/&gt;</w:t>
       </w:r>
     </w:p>
     <w:p>
       <w:r>
-        <w:t>The HMD content schema uses the same module namespace as the reusable module schema and includes that module schema. This combines module-owned global Attribute, Class, and Reference declarations with HMD-specific structural complexTypes. Independent HMD DTSs MAY therefore use the same structural type QName with different effective content models, provided those content schemas are never assembled into one DTS.</w:t>
+        <w:t xml:space="preserve">The HMD content schema uses the same module namespace as the reusable module schema and includes that module schema. This combines module-owned global Attribute, Class, and Reference declarations with HMD-specific structural </w:t>
+      </w:r>
+      <w:proofErr w:type="spellStart"/>
+      <w:r>
+        <w:t>complexTypes</w:t>
+      </w:r>
+      <w:proofErr w:type="spellEnd"/>
+      <w:r>
+        <w:t>. Independent HMD DTSs MAY therefore use the same structural type QName with different effective content models, provided those content schemas are never assembled into one DTS.</w:t>
       </w:r>
     </w:p>
     <w:p>
       <w:pPr>
         <w:pStyle w:val="2"/>
       </w:pPr>
-      <w:bookmarkStart w:id="57" w:name="_Toc240440731"/>
+      <w:bookmarkStart w:id="57" w:name="_Toc244018279"/>
       <w:r>
         <w:t>5.2.1 Class hierarchy and occurrence identity</w:t>
       </w:r>
@@ -7308,7 +7490,23 @@
     </w:p>
     <w:p>
       <w:r>
-        <w:t>Occurrence-key classification is relevant to Structured CSV and the OIM dimensional realisation; it does not remove or flatten Tuple Classes. Tuple nesting itself represents structural occurrence and containment. In the hierarchy `Invoice / InvoiceLine [1..*] / ItemInformation [1..1] / ItemAttributes [0..*]`, all four Classes remain in the Tuple content model.</w:t>
+        <w:t xml:space="preserve">Occurrence-key classification is relevant to Structured CSV and the OIM dimensional realisation; it does not remove or flatten Tuple Classes. Tuple nesting itself represents structural occurrence and containment. In the hierarchy `Invoice / InvoiceLine [1..*] / </w:t>
+      </w:r>
+      <w:proofErr w:type="spellStart"/>
+      <w:r>
+        <w:t>ItemInformation</w:t>
+      </w:r>
+      <w:proofErr w:type="spellEnd"/>
+      <w:r>
+        <w:t xml:space="preserve"> [1..1] / </w:t>
+      </w:r>
+      <w:proofErr w:type="spellStart"/>
+      <w:r>
+        <w:t>ItemAttributes</w:t>
+      </w:r>
+      <w:proofErr w:type="spellEnd"/>
+      <w:r>
+        <w:t xml:space="preserve"> [0..*]`, all four Classes remain in the Tuple content model.</w:t>
       </w:r>
     </w:p>
     <w:p>
@@ -7322,7 +7520,7 @@
       </w:pPr>
       <w:bookmarkStart w:id="58" w:name="_Toc237101067"/>
       <w:bookmarkStart w:id="59" w:name="_TocV11_20"/>
-      <w:bookmarkStart w:id="60" w:name="_Toc240440732"/>
+      <w:bookmarkStart w:id="60" w:name="_Toc244018280"/>
       <w:r>
         <w:t>5.3 Attribute rows</w:t>
       </w:r>
@@ -8255,7 +8453,7 @@
       </w:pPr>
       <w:bookmarkStart w:id="61" w:name="_Toc237101068"/>
       <w:bookmarkStart w:id="62" w:name="_TocV11_21"/>
-      <w:bookmarkStart w:id="63" w:name="_Toc240440733"/>
+      <w:bookmarkStart w:id="63" w:name="_Toc244018281"/>
       <w:r>
         <w:t>5.4 Direct-child sequence</w:t>
       </w:r>
@@ -8904,7 +9102,15 @@
         <w:t>HMD</w:t>
       </w:r>
       <w:r>
-        <w:t xml:space="preserve">-specific &lt;module&gt;-content-&lt;V&gt;.xsd and MUST permit an optional XML id attribute of type ID. A direct child from the same module MUST be expressed with xs:element ref to the declaration included from the module schema. A cross-module direct child MUST be expressed with xs:element ref to the QName in the imported module namespace. Two definitions for the same expanded type QName within one assembled </w:t>
+        <w:t>-specific &lt;module&gt;-content-&lt;V&gt;.</w:t>
+      </w:r>
+      <w:proofErr w:type="spellStart"/>
+      <w:r>
+        <w:t>xsd</w:t>
+      </w:r>
+      <w:proofErr w:type="spellEnd"/>
+      <w:r>
+        <w:t xml:space="preserve"> and MUST permit an optional XML id attribute of type ID. A direct child from the same module MUST be expressed with xs:element ref to the declaration included from the module schema. A cross-module direct child MUST be expressed with xs:element ref to the QName in the imported module namespace. Two definitions for the same expanded type QName within one assembled </w:t>
       </w:r>
       <w:r>
         <w:rPr>
@@ -8961,7 +9167,7 @@
       <w:pPr>
         <w:pStyle w:val="2"/>
       </w:pPr>
-      <w:bookmarkStart w:id="64" w:name="_Toc240440734"/>
+      <w:bookmarkStart w:id="64" w:name="_Toc244018282"/>
       <w:r>
         <w:t>5.5 Shared `gen` module and Value Domain realisation</w:t>
       </w:r>
@@ -9074,7 +9280,15 @@
         <w:t>Value Domain</w:t>
       </w:r>
       <w:r>
-        <w:t>, and any crosswalk translation is an explicit transformation.</w:t>
+        <w:t xml:space="preserve">, </w:t>
+      </w:r>
+      <w:proofErr w:type="gramStart"/>
+      <w:r>
+        <w:t>and</w:t>
+      </w:r>
+      <w:proofErr w:type="gramEnd"/>
+      <w:r>
+        <w:t xml:space="preserve"> any crosswalk translation is an explicit transformation.</w:t>
       </w:r>
     </w:p>
     <w:p>
@@ -9095,10 +9309,11 @@
     <w:p>
       <w:pPr>
         <w:pStyle w:val="1"/>
+        <w:pageBreakBefore/>
       </w:pPr>
       <w:bookmarkStart w:id="65" w:name="_Toc237101069"/>
       <w:bookmarkStart w:id="66" w:name="_TocV11_22"/>
-      <w:bookmarkStart w:id="67" w:name="_Toc240440735"/>
+      <w:bookmarkStart w:id="67" w:name="_Toc244018283"/>
       <w:bookmarkEnd w:id="65"/>
       <w:r>
         <w:t>6 Palette taxonomy</w:t>
@@ -9125,7 +9340,7 @@
       <w:pPr>
         <w:pStyle w:val="2"/>
       </w:pPr>
-      <w:bookmarkStart w:id="68" w:name="_Toc240440736"/>
+      <w:bookmarkStart w:id="68" w:name="_Toc244018284"/>
       <w:r>
         <w:t>6.1 Tuple module schema</w:t>
       </w:r>
@@ -9143,7 +9358,15 @@
         <w:t>Tuple module schema</w:t>
       </w:r>
       <w:r>
-        <w:t xml:space="preserve"> at &lt;module&gt;/&lt;module&gt;-&lt;V&gt;.xsd. It MUST contain every reusable Attribute item declaration and every Class or Reference Tuple declaration owned by the module exactly once. Each declaration MUST have a stable XML id of the form &lt;module&gt;_&lt;local_name&gt;.</w:t>
+        <w:t xml:space="preserve"> at &lt;module&gt;/&lt;module&gt;-&lt;V&gt;.</w:t>
+      </w:r>
+      <w:proofErr w:type="spellStart"/>
+      <w:r>
+        <w:t>xsd</w:t>
+      </w:r>
+      <w:proofErr w:type="spellEnd"/>
+      <w:r>
+        <w:t>. It MUST contain every reusable Attribute item declaration and every Class or Reference Tuple declaration owned by the module exactly once. Each declaration MUST have a stable XML id of the form &lt;module&gt;_&lt;local_name&gt;.</w:t>
       </w:r>
     </w:p>
     <w:p>
@@ -9165,7 +9388,7 @@
       <w:pPr>
         <w:pStyle w:val="2"/>
       </w:pPr>
-      <w:bookmarkStart w:id="69" w:name="_Toc240440737"/>
+      <w:bookmarkStart w:id="69" w:name="_Toc244018285"/>
       <w:r>
         <w:t>6.2 HMD content schemas</w:t>
       </w:r>
@@ -9203,7 +9426,15 @@
         <w:t>content schema</w:t>
       </w:r>
       <w:r>
-        <w:t xml:space="preserve"> at tuple/&lt;HMD&gt;/&lt;module&gt;-content-&lt;V&gt;.xsd. The </w:t>
+        <w:t xml:space="preserve"> at tuple/&lt;HMD&gt;/&lt;module&gt;-content-&lt;V&gt;.</w:t>
+      </w:r>
+      <w:proofErr w:type="spellStart"/>
+      <w:r>
+        <w:t>xsd</w:t>
+      </w:r>
+      <w:proofErr w:type="spellEnd"/>
+      <w:r>
+        <w:t xml:space="preserve">. The </w:t>
       </w:r>
       <w:r>
         <w:rPr>
@@ -9285,7 +9516,7 @@
       <w:pPr>
         <w:pStyle w:val="2"/>
       </w:pPr>
-      <w:bookmarkStart w:id="70" w:name="_Toc240440738"/>
+      <w:bookmarkStart w:id="70" w:name="_Toc244018286"/>
       <w:r>
         <w:t>6.3 Tuple message entry point</w:t>
       </w:r>
@@ -9313,7 +9544,15 @@
         <w:t>message entry point</w:t>
       </w:r>
       <w:r>
-        <w:t xml:space="preserve"> MUST be written at tuple/&lt;HMD&gt;/&lt;P&gt;-all-&lt;V&gt;.xsd.</w:t>
+        <w:t xml:space="preserve"> MUST be written at tuple/&lt;HMD&gt;/&lt;P&gt;-all-&lt;V&gt;.</w:t>
+      </w:r>
+      <w:proofErr w:type="spellStart"/>
+      <w:r>
+        <w:t>xsd</w:t>
+      </w:r>
+      <w:proofErr w:type="spellEnd"/>
+      <w:r>
+        <w:t>.</w:t>
       </w:r>
     </w:p>
     <w:p>
@@ -9355,7 +9594,7 @@
       <w:pPr>
         <w:pStyle w:val="2"/>
       </w:pPr>
-      <w:bookmarkStart w:id="71" w:name="_Toc240440739"/>
+      <w:bookmarkStart w:id="71" w:name="_Toc244018287"/>
       <w:r>
         <w:t>6.4 DTS assembly and validation boundary</w:t>
       </w:r>
@@ -9444,8 +9683,18 @@
                 <w:lang w:val="en-GB"/>
               </w:rPr>
               <w:br/>
-              <w:t xml:space="preserve">  -&gt; root &lt;module&gt;-content-&lt;V&gt;.xsd</w:t>
-            </w:r>
+              <w:t xml:space="preserve">  -&gt; root &lt;module&gt;-content-&lt;V&gt;.</w:t>
+            </w:r>
+            <w:proofErr w:type="spellStart"/>
+            <w:r>
+              <w:rPr>
+                <w:sz w:val="20"/>
+                <w:szCs w:val="20"/>
+                <w:lang w:val="en-GB"/>
+              </w:rPr>
+              <w:t>xsd</w:t>
+            </w:r>
+            <w:proofErr w:type="spellEnd"/>
             <w:r>
               <w:rPr>
                 <w:sz w:val="20"/>
@@ -9453,8 +9702,18 @@
                 <w:lang w:val="en-GB"/>
               </w:rPr>
               <w:br/>
-              <w:t xml:space="preserve">       -&gt; xs:include &lt;module&gt;/&lt;module&gt;-&lt;V&gt;.xsd</w:t>
-            </w:r>
+              <w:t xml:space="preserve">       -&gt; xs:include &lt;module&gt;/&lt;module&gt;-&lt;V&gt;.</w:t>
+            </w:r>
+            <w:proofErr w:type="spellStart"/>
+            <w:r>
+              <w:rPr>
+                <w:sz w:val="20"/>
+                <w:szCs w:val="20"/>
+                <w:lang w:val="en-GB"/>
+              </w:rPr>
+              <w:t>xsd</w:t>
+            </w:r>
+            <w:proofErr w:type="spellEnd"/>
             <w:r>
               <w:rPr>
                 <w:sz w:val="20"/>
@@ -9462,8 +9721,18 @@
                 <w:lang w:val="en-GB"/>
               </w:rPr>
               <w:br/>
-              <w:t xml:space="preserve">       -&gt; xs:import dependent &lt;module&gt;-content-&lt;V&gt;.xsd</w:t>
-            </w:r>
+              <w:t xml:space="preserve">       -&gt; xs:import dependent &lt;module&gt;-content-&lt;V&gt;.</w:t>
+            </w:r>
+            <w:proofErr w:type="spellStart"/>
+            <w:r>
+              <w:rPr>
+                <w:sz w:val="20"/>
+                <w:szCs w:val="20"/>
+                <w:lang w:val="en-GB"/>
+              </w:rPr>
+              <w:t>xsd</w:t>
+            </w:r>
+            <w:proofErr w:type="spellEnd"/>
             <w:r>
               <w:rPr>
                 <w:sz w:val="20"/>
@@ -9511,7 +9780,15 @@
         <w:t>content schema</w:t>
       </w:r>
       <w:r>
-        <w:t xml:space="preserve"> supplies the referenced structural complexTypes. XML Schema and XBRL conformance MUST therefore be assessed from the root-specific </w:t>
+        <w:t xml:space="preserve"> supplies the referenced structural </w:t>
+      </w:r>
+      <w:proofErr w:type="spellStart"/>
+      <w:r>
+        <w:t>complexTypes</w:t>
+      </w:r>
+      <w:proofErr w:type="spellEnd"/>
+      <w:r>
+        <w:t xml:space="preserve">. XML Schema and XBRL conformance MUST therefore be assessed from the root-specific </w:t>
       </w:r>
       <w:r>
         <w:rPr>
@@ -9538,7 +9815,7 @@
       <w:pPr>
         <w:pStyle w:val="2"/>
       </w:pPr>
-      <w:bookmarkStart w:id="72" w:name="_Toc240440740"/>
+      <w:bookmarkStart w:id="72" w:name="_Toc244018288"/>
       <w:r>
         <w:t>6.5 DTS constraints</w:t>
       </w:r>
@@ -9565,7 +9842,7 @@
       </w:pPr>
       <w:bookmarkStart w:id="73" w:name="_Toc237101073"/>
       <w:bookmarkStart w:id="74" w:name="_TocV11_27"/>
-      <w:bookmarkStart w:id="75" w:name="_Toc240440741"/>
+      <w:bookmarkStart w:id="75" w:name="_Toc244018289"/>
       <w:r>
         <w:t>7 Labels and presentation networks</w:t>
       </w:r>
@@ -9577,7 +9854,7 @@
       <w:pPr>
         <w:pStyle w:val="2"/>
       </w:pPr>
-      <w:bookmarkStart w:id="76" w:name="_Toc240440742"/>
+      <w:bookmarkStart w:id="76" w:name="_Toc244018290"/>
       <w:r>
         <w:t>7.1 Labels</w:t>
       </w:r>
@@ -9585,14 +9862,22 @@
     </w:p>
     <w:p>
       <w:r>
-        <w:t>Each effective Tuple concept MUST have a standard label in the base language. A local-language label linkbase MUST be generated when local labels are supplied. Documentation labels MAY be generated from definition and definition_local. Tuple label locators MUST identify the concept declaration in its owning &lt;module&gt;-&lt;V&gt;.xsd by schema URI and XML id.</w:t>
+        <w:t>Each effective Tuple concept MUST have a standard label in the base language. A local-language label linkbase MUST be generated when local labels are supplied. Documentation labels MAY be generated from definition and definition_local. Tuple label locators MUST identify the concept declaration in its owning &lt;module&gt;-&lt;V&gt;.</w:t>
+      </w:r>
+      <w:proofErr w:type="spellStart"/>
+      <w:r>
+        <w:t>xsd</w:t>
+      </w:r>
+      <w:proofErr w:type="spellEnd"/>
+      <w:r>
+        <w:t xml:space="preserve"> by schema URI and XML id.</w:t>
       </w:r>
     </w:p>
     <w:p>
       <w:pPr>
         <w:pStyle w:val="2"/>
       </w:pPr>
-      <w:bookmarkStart w:id="77" w:name="_Toc240440743"/>
+      <w:bookmarkStart w:id="77" w:name="_Toc244018291"/>
       <w:r>
         <w:t>7.2 QName identity and locator resolution</w:t>
       </w:r>
@@ -9632,7 +9917,7 @@
       <w:pPr>
         <w:pStyle w:val="2"/>
       </w:pPr>
-      <w:bookmarkStart w:id="78" w:name="_Toc240440744"/>
+      <w:bookmarkStart w:id="78" w:name="_Toc244018292"/>
       <w:r>
         <w:t>7.3 Module presentation linkbase</w:t>
       </w:r>
@@ -9670,14 +9955,30 @@
     </w:p>
     <w:p>
       <w:r>
-        <w:t>Every presentation locator MUST resolve to the global declaration in the concept-owning &lt;module&gt;-&lt;V&gt;.xsd. A cross-module locator therefore refers to another module schema by relative URI. A presentation locator MUST NOT target an HMD-specific &lt;module&gt;-content-&lt;V&gt;.xsd. Within one presentationLink, duplicate locators and duplicate presentationArc relationships MUST NOT be serialized.</w:t>
+        <w:t>Every presentation locator MUST resolve to the global declaration in the concept-owning &lt;module&gt;-&lt;V&gt;.</w:t>
+      </w:r>
+      <w:proofErr w:type="spellStart"/>
+      <w:r>
+        <w:t>xsd</w:t>
+      </w:r>
+      <w:proofErr w:type="spellEnd"/>
+      <w:r>
+        <w:t>. A cross-module locator therefore refers to another module schema by relative URI. A presentation locator MUST NOT target an HMD-specific &lt;module&gt;-content-&lt;V&gt;.</w:t>
+      </w:r>
+      <w:proofErr w:type="spellStart"/>
+      <w:r>
+        <w:t>xsd</w:t>
+      </w:r>
+      <w:proofErr w:type="spellEnd"/>
+      <w:r>
+        <w:t>. Within one presentationLink, duplicate locators and duplicate presentationArc relationships MUST NOT be serialized.</w:t>
       </w:r>
     </w:p>
     <w:p>
       <w:pPr>
         <w:pStyle w:val="2"/>
       </w:pPr>
-      <w:bookmarkStart w:id="79" w:name="_Toc240440745"/>
+      <w:bookmarkStart w:id="79" w:name="_Toc244018293"/>
       <w:r>
         <w:t>7.4 Presentation Linkbase Set and message selection</w:t>
       </w:r>
@@ -9787,7 +10088,7 @@
       <w:pPr>
         <w:pStyle w:val="2"/>
       </w:pPr>
-      <w:bookmarkStart w:id="80" w:name="_Toc240440746"/>
+      <w:bookmarkStart w:id="80" w:name="_Toc244018294"/>
       <w:r>
         <w:t>7.5 Design rationale: module-level presentation (informative)</w:t>
       </w:r>
@@ -10272,7 +10573,7 @@
       <w:pPr>
         <w:pStyle w:val="2"/>
       </w:pPr>
-      <w:bookmarkStart w:id="81" w:name="_Toc240440747"/>
+      <w:bookmarkStart w:id="81" w:name="_Toc244018295"/>
       <w:r>
         <w:t>7.6 Linkroles and extended link roles</w:t>
       </w:r>
@@ -10305,7 +10606,23 @@
     </w:p>
     <w:p>
       <w:r>
-        <w:t xml:space="preserve">Every custom presentation role URI MUST have one discoverable link:roleType declaration whose link:usedOn identifies link:presentationLink. A linkbase that uses the role MUST make the declaration discoverable through the </w:t>
+        <w:t xml:space="preserve">Every custom presentation role URI MUST have one discoverable </w:t>
+      </w:r>
+      <w:proofErr w:type="spellStart"/>
+      <w:r>
+        <w:t>link:roleType</w:t>
+      </w:r>
+      <w:proofErr w:type="spellEnd"/>
+      <w:r>
+        <w:t xml:space="preserve"> declaration whose </w:t>
+      </w:r>
+      <w:proofErr w:type="spellStart"/>
+      <w:r>
+        <w:t>link:usedOn</w:t>
+      </w:r>
+      <w:proofErr w:type="spellEnd"/>
+      <w:r>
+        <w:t xml:space="preserve"> identifies link:presentationLink. A linkbase that uses the role MUST make the declaration discoverable through the </w:t>
       </w:r>
       <w:r>
         <w:rPr>
@@ -10324,7 +10641,7 @@
       </w:pPr>
       <w:bookmarkStart w:id="82" w:name="_Toc237101079"/>
       <w:bookmarkStart w:id="83" w:name="_TocV11_33"/>
-      <w:bookmarkStart w:id="84" w:name="_Toc240440748"/>
+      <w:bookmarkStart w:id="84" w:name="_Toc244018296"/>
       <w:r>
         <w:t>8 accountingEntries baseline and businessTransactions extension example</w:t>
       </w:r>
@@ -10342,7 +10659,7 @@
       <w:pPr>
         <w:pStyle w:val="2"/>
       </w:pPr>
-      <w:bookmarkStart w:id="85" w:name="_Toc240440749"/>
+      <w:bookmarkStart w:id="85" w:name="_Toc244018297"/>
       <w:r>
         <w:t>8.1 accountingEntries HMD</w:t>
       </w:r>
@@ -10360,7 +10677,15 @@
         <w:t>HMD identifier</w:t>
       </w:r>
       <w:r>
-        <w:t xml:space="preserve"> cor_accountingEntries. Its Tuple entry point is tuple/cor_accountingEntries/cor-all-&lt;V&gt;.xsd. The cor </w:t>
+        <w:t xml:space="preserve"> cor_accountingEntries. Its Tuple entry point is tuple/cor_accountingEntries/cor-all-&lt;V&gt;.</w:t>
+      </w:r>
+      <w:proofErr w:type="spellStart"/>
+      <w:r>
+        <w:t>xsd</w:t>
+      </w:r>
+      <w:proofErr w:type="spellEnd"/>
+      <w:r>
+        <w:t xml:space="preserve">. The cor </w:t>
       </w:r>
       <w:r>
         <w:rPr>
@@ -10370,7 +10695,15 @@
         <w:t>content schema</w:t>
       </w:r>
       <w:r>
-        <w:t xml:space="preserve"> completes the structural complexTypes required by the cor declarations used in this </w:t>
+        <w:t xml:space="preserve"> completes the structural </w:t>
+      </w:r>
+      <w:proofErr w:type="spellStart"/>
+      <w:r>
+        <w:t>complexTypes</w:t>
+      </w:r>
+      <w:proofErr w:type="spellEnd"/>
+      <w:r>
+        <w:t xml:space="preserve"> required by the cor declarations used in this </w:t>
       </w:r>
       <w:r>
         <w:rPr>
@@ -10402,7 +10735,7 @@
       <w:pPr>
         <w:pStyle w:val="2"/>
       </w:pPr>
-      <w:bookmarkStart w:id="86" w:name="_Toc240440750"/>
+      <w:bookmarkStart w:id="86" w:name="_Toc244018298"/>
       <w:r>
         <w:t>8.2 businessTransactions HMD</w:t>
       </w:r>
@@ -10430,7 +10763,15 @@
         <w:t>identifier</w:t>
       </w:r>
       <w:r>
-        <w:t xml:space="preserve"> btx_businessTransactions. Its Tuple entry point is tuple/btx_businessTransactions/btx-all-&lt;V&gt;.xsd. The btx </w:t>
+        <w:t xml:space="preserve"> btx_businessTransactions. Its Tuple entry point is tuple/btx_businessTransactions/btx-all-&lt;V&gt;.</w:t>
+      </w:r>
+      <w:proofErr w:type="spellStart"/>
+      <w:r>
+        <w:t>xsd</w:t>
+      </w:r>
+      <w:proofErr w:type="spellEnd"/>
+      <w:r>
+        <w:t xml:space="preserve">. The btx </w:t>
       </w:r>
       <w:r>
         <w:rPr>
@@ -10462,7 +10803,7 @@
       <w:pPr>
         <w:pStyle w:val="2"/>
       </w:pPr>
-      <w:bookmarkStart w:id="87" w:name="_Toc240440751"/>
+      <w:bookmarkStart w:id="87" w:name="_Toc244018299"/>
       <w:r>
         <w:t>8.3 Required result</w:t>
       </w:r>
@@ -10524,7 +10865,7 @@
       </w:pPr>
       <w:bookmarkStart w:id="88" w:name="_Toc237101083"/>
       <w:bookmarkStart w:id="89" w:name="_TocV11_37"/>
-      <w:bookmarkStart w:id="90" w:name="_Toc240440752"/>
+      <w:bookmarkStart w:id="90" w:name="_Toc244018300"/>
       <w:r>
         <w:t>9 Formal package assembly</w:t>
       </w:r>
@@ -10536,7 +10877,7 @@
       <w:pPr>
         <w:pStyle w:val="2"/>
       </w:pPr>
-      <w:bookmarkStart w:id="91" w:name="_Toc240440753"/>
+      <w:bookmarkStart w:id="91" w:name="_Toc244018301"/>
       <w:r>
         <w:t>9.</w:t>
       </w:r>
@@ -10598,8 +10939,18 @@
                 <w:lang w:val="en-GB"/>
               </w:rPr>
               <w:br/>
-              <w:t xml:space="preserve">    gl-gen-&lt;V&gt;.xsd</w:t>
-            </w:r>
+              <w:t xml:space="preserve">    gl-gen-&lt;V&gt;.</w:t>
+            </w:r>
+            <w:proofErr w:type="spellStart"/>
+            <w:r>
+              <w:rPr>
+                <w:sz w:val="20"/>
+                <w:szCs w:val="20"/>
+                <w:lang w:val="en-GB"/>
+              </w:rPr>
+              <w:t>xsd</w:t>
+            </w:r>
+            <w:proofErr w:type="spellEnd"/>
             <w:r>
               <w:rPr>
                 <w:sz w:val="20"/>
@@ -10616,8 +10967,18 @@
                 <w:lang w:val="en-GB"/>
               </w:rPr>
               <w:br/>
-              <w:t xml:space="preserve">    &lt;M&gt;-&lt;V&gt;.xsd</w:t>
-            </w:r>
+              <w:t xml:space="preserve">    &lt;M&gt;-&lt;V&gt;.</w:t>
+            </w:r>
+            <w:proofErr w:type="spellStart"/>
+            <w:r>
+              <w:rPr>
+                <w:sz w:val="20"/>
+                <w:szCs w:val="20"/>
+                <w:lang w:val="en-GB"/>
+              </w:rPr>
+              <w:t>xsd</w:t>
+            </w:r>
+            <w:proofErr w:type="spellEnd"/>
             <w:r>
               <w:rPr>
                 <w:sz w:val="20"/>
@@ -10634,8 +10995,18 @@
                 <w:lang w:val="en-GB"/>
               </w:rPr>
               <w:br/>
-              <w:t xml:space="preserve">    &lt;M&gt;-oim-&lt;V&gt;.xsd</w:t>
-            </w:r>
+              <w:t xml:space="preserve">    &lt;M&gt;-oim-&lt;V&gt;.</w:t>
+            </w:r>
+            <w:proofErr w:type="spellStart"/>
+            <w:r>
+              <w:rPr>
+                <w:sz w:val="20"/>
+                <w:szCs w:val="20"/>
+                <w:lang w:val="en-GB"/>
+              </w:rPr>
+              <w:t>xsd</w:t>
+            </w:r>
+            <w:proofErr w:type="spellEnd"/>
             <w:r>
               <w:rPr>
                 <w:sz w:val="20"/>
@@ -10715,8 +11086,18 @@
                 <w:lang w:val="en-GB"/>
               </w:rPr>
               <w:br/>
-              <w:t xml:space="preserve">      &lt;P&gt;-all-&lt;V&gt;.xsd</w:t>
-            </w:r>
+              <w:t xml:space="preserve">      &lt;P&gt;-all-&lt;V&gt;.</w:t>
+            </w:r>
+            <w:proofErr w:type="spellStart"/>
+            <w:r>
+              <w:rPr>
+                <w:sz w:val="20"/>
+                <w:szCs w:val="20"/>
+                <w:lang w:val="en-GB"/>
+              </w:rPr>
+              <w:t>xsd</w:t>
+            </w:r>
+            <w:proofErr w:type="spellEnd"/>
             <w:r>
               <w:rPr>
                 <w:sz w:val="20"/>
@@ -10724,8 +11105,18 @@
                 <w:lang w:val="en-GB"/>
               </w:rPr>
               <w:br/>
-              <w:t xml:space="preserve">      &lt;M&gt;-content-&lt;V&gt;.xsd</w:t>
-            </w:r>
+              <w:t xml:space="preserve">      &lt;M&gt;-content-&lt;V&gt;.</w:t>
+            </w:r>
+            <w:proofErr w:type="spellStart"/>
+            <w:r>
+              <w:rPr>
+                <w:sz w:val="20"/>
+                <w:szCs w:val="20"/>
+                <w:lang w:val="en-GB"/>
+              </w:rPr>
+              <w:t>xsd</w:t>
+            </w:r>
+            <w:proofErr w:type="spellEnd"/>
             <w:r>
               <w:rPr>
                 <w:sz w:val="20"/>
@@ -10751,8 +11142,18 @@
                 <w:lang w:val="en-GB"/>
               </w:rPr>
               <w:br/>
-              <w:t xml:space="preserve">      &lt;P&gt;-all-oim-&lt;V&gt;.xsd</w:t>
-            </w:r>
+              <w:t xml:space="preserve">      &lt;P&gt;-all-oim-&lt;V&gt;.</w:t>
+            </w:r>
+            <w:proofErr w:type="spellStart"/>
+            <w:r>
+              <w:rPr>
+                <w:sz w:val="20"/>
+                <w:szCs w:val="20"/>
+                <w:lang w:val="en-GB"/>
+              </w:rPr>
+              <w:t>xsd</w:t>
+            </w:r>
+            <w:proofErr w:type="spellEnd"/>
             <w:r>
               <w:rPr>
                 <w:sz w:val="20"/>
@@ -10894,7 +11295,25 @@
                 <w:szCs w:val="20"/>
                 <w:lang w:val="en-GB"/>
               </w:rPr>
-              <w:t>&lt;language&gt; is the language identifier used for an additional-language label linkbase, for example ja.</w:t>
+              <w:t xml:space="preserve">&lt;language&gt; is the language identifier used for an additional-language label linkbase, for example </w:t>
+            </w:r>
+            <w:proofErr w:type="spellStart"/>
+            <w:r>
+              <w:rPr>
+                <w:sz w:val="20"/>
+                <w:szCs w:val="20"/>
+                <w:lang w:val="en-GB"/>
+              </w:rPr>
+              <w:t>ja</w:t>
+            </w:r>
+            <w:proofErr w:type="spellEnd"/>
+            <w:r>
+              <w:rPr>
+                <w:sz w:val="20"/>
+                <w:szCs w:val="20"/>
+                <w:lang w:val="en-GB"/>
+              </w:rPr>
+              <w:t>.</w:t>
             </w:r>
           </w:p>
           <w:p>
@@ -10924,14 +11343,38 @@
         <w:spacing w:before="120"/>
       </w:pPr>
       <w:r>
-        <w:t>The Tuple files governed by this Part are &lt;module&gt;-&lt;V&gt;.xsd, &lt;module&gt;-pre-&lt;V&gt;.xml, the Tuple label linkbases, tuple/&lt;HMD&gt;/&lt;P&gt;-all-&lt;V&gt;.xsd, and tuple/&lt;HMD&gt;/&lt;module&gt;-content-&lt;V&gt;.xsd. The OIM-specific module schemas, presentations, labels, and HMD artefacts are governed by Part 3.</w:t>
+        <w:t>The Tuple files governed by this Part are &lt;module&gt;-&lt;V&gt;.</w:t>
+      </w:r>
+      <w:proofErr w:type="spellStart"/>
+      <w:r>
+        <w:t>xsd</w:t>
+      </w:r>
+      <w:proofErr w:type="spellEnd"/>
+      <w:r>
+        <w:t>, &lt;module&gt;-pre-&lt;V&gt;.xml, the Tuple label linkbases, tuple/&lt;HMD&gt;/&lt;P&gt;-all-&lt;V&gt;.</w:t>
+      </w:r>
+      <w:proofErr w:type="spellStart"/>
+      <w:r>
+        <w:t>xsd</w:t>
+      </w:r>
+      <w:proofErr w:type="spellEnd"/>
+      <w:r>
+        <w:t>, and tuple/&lt;HMD&gt;/&lt;module&gt;-content-&lt;V&gt;.</w:t>
+      </w:r>
+      <w:proofErr w:type="spellStart"/>
+      <w:r>
+        <w:t>xsd</w:t>
+      </w:r>
+      <w:proofErr w:type="spellEnd"/>
+      <w:r>
+        <w:t>. The OIM-specific module schemas, presentations, labels, and HMD artefacts are governed by Part 3.</w:t>
       </w:r>
     </w:p>
     <w:p>
       <w:pPr>
         <w:pStyle w:val="2"/>
       </w:pPr>
-      <w:bookmarkStart w:id="92" w:name="_Toc240440754"/>
+      <w:bookmarkStart w:id="92" w:name="_Toc244018302"/>
       <w:r>
         <w:t>9.</w:t>
       </w:r>
@@ -10955,7 +11398,7 @@
       <w:pPr>
         <w:pStyle w:val="2"/>
       </w:pPr>
-      <w:bookmarkStart w:id="93" w:name="_Toc240440755"/>
+      <w:bookmarkStart w:id="93" w:name="_Toc244018303"/>
       <w:r>
         <w:t>9.</w:t>
       </w:r>
@@ -10999,7 +11442,7 @@
       <w:pPr>
         <w:pStyle w:val="2"/>
       </w:pPr>
-      <w:bookmarkStart w:id="94" w:name="_Toc240440756"/>
+      <w:bookmarkStart w:id="94" w:name="_Toc244018304"/>
       <w:r>
         <w:t>9.4 All-or-nothing publication</w:t>
       </w:r>
@@ -11056,7 +11499,7 @@
       </w:pPr>
       <w:bookmarkStart w:id="95" w:name="_Toc237101088"/>
       <w:bookmarkStart w:id="96" w:name="_TocV11_42"/>
-      <w:bookmarkStart w:id="97" w:name="_Toc240440757"/>
+      <w:bookmarkStart w:id="97" w:name="_Toc244018305"/>
       <w:r>
         <w:t>10 Validation and conformance</w:t>
       </w:r>
@@ -11068,7 +11511,7 @@
       <w:pPr>
         <w:pStyle w:val="2"/>
       </w:pPr>
-      <w:bookmarkStart w:id="98" w:name="_Toc240440758"/>
+      <w:bookmarkStart w:id="98" w:name="_Toc244018306"/>
       <w:r>
         <w:t>10.1 Conformant taxonomy generator</w:t>
       </w:r>
@@ -11076,14 +11519,14 @@
     </w:p>
     <w:p>
       <w:r>
-        <w:t>A conformant taxonomy generator MUST implement Clauses 4 to 9 and generate the complete formal package from the selected HMD-for-taxonomy input set. In the maintained reference implementation, this responsibility is solely `src/taxonomy/xBRLGL_TaxonomyGenerator.py`; helper tools are not runtime dependencies. Every generated Tuple message DTS MUST satisfy the applicable XBRL 2.1 and XML Schema requirements.</w:t>
+        <w:t>A conformant taxonomy generator MUST implement Clauses 4 to 9 and generate the complete formal package from the selected HMD-for-taxonomy input set. In the maintained reference implementation, this responsibility is solely `tools/taxonomy/xBRLGL_TaxonomyGenerator.py`, together with its required supporting module `tools/taxonomy/datatype_binding.py`. Every generated Tuple message DTS MUST satisfy the applicable XBRL 2.1 and XML Schema requirements.</w:t>
       </w:r>
     </w:p>
     <w:p>
       <w:pPr>
         <w:pStyle w:val="2"/>
       </w:pPr>
-      <w:bookmarkStart w:id="99" w:name="_Toc240440759"/>
+      <w:bookmarkStart w:id="99" w:name="_Toc244018307"/>
       <w:r>
         <w:t>10.2 Minimum test set</w:t>
       </w:r>
@@ -11272,7 +11715,7 @@
       <w:pPr>
         <w:pStyle w:val="1"/>
       </w:pPr>
-      <w:bookmarkStart w:id="100" w:name="_Toc240440760"/>
+      <w:bookmarkStart w:id="100" w:name="_Toc244018308"/>
       <w:r>
         <w:t>11 Tuple instance examples (informative)</w:t>
       </w:r>
@@ -11282,7 +11725,7 @@
       <w:pPr>
         <w:pStyle w:val="2"/>
       </w:pPr>
-      <w:bookmarkStart w:id="101" w:name="_Toc240440761"/>
+      <w:bookmarkStart w:id="101" w:name="_Toc244018309"/>
       <w:r>
         <w:t>11.1 Purpose</w:t>
       </w:r>
@@ -11597,8 +12040,18 @@
                 <w:szCs w:val="20"/>
                 <w:lang w:val="en-GB"/>
               </w:rPr>
-              <w:t>cor-all-&lt;V&gt;.xsd</w:t>
-            </w:r>
+              <w:t>cor-all-&lt;V&gt;.</w:t>
+            </w:r>
+            <w:proofErr w:type="spellStart"/>
+            <w:r>
+              <w:rPr>
+                <w:sz w:val="20"/>
+                <w:szCs w:val="20"/>
+                <w:lang w:val="en-GB"/>
+              </w:rPr>
+              <w:t>xsd</w:t>
+            </w:r>
+            <w:proofErr w:type="spellEnd"/>
           </w:p>
         </w:tc>
       </w:tr>
@@ -11788,8 +12241,18 @@
                 <w:szCs w:val="20"/>
                 <w:lang w:val="en-GB"/>
               </w:rPr>
-              <w:t>btx-all-&lt;V&gt;.xsd</w:t>
-            </w:r>
+              <w:t>btx-all-&lt;V&gt;.</w:t>
+            </w:r>
+            <w:proofErr w:type="spellStart"/>
+            <w:r>
+              <w:rPr>
+                <w:sz w:val="20"/>
+                <w:szCs w:val="20"/>
+                <w:lang w:val="en-GB"/>
+              </w:rPr>
+              <w:t>xsd</w:t>
+            </w:r>
+            <w:proofErr w:type="spellEnd"/>
           </w:p>
         </w:tc>
       </w:tr>
@@ -11798,7 +12261,7 @@
       <w:pPr>
         <w:pStyle w:val="2"/>
       </w:pPr>
-      <w:bookmarkStart w:id="102" w:name="_Toc240440762"/>
+      <w:bookmarkStart w:id="102" w:name="_Toc244018310"/>
       <w:r>
         <w:t>11.2 Common XBRL instance components</w:t>
       </w:r>
@@ -11875,7 +12338,25 @@
                 <w:lang w:val="en-GB"/>
               </w:rPr>
               <w:br/>
-              <w:t xml:space="preserve">  &lt;cor:entryHeader id="AE-HDR-001"&gt;</w:t>
+              <w:t xml:space="preserve">  &lt;</w:t>
+            </w:r>
+            <w:proofErr w:type="spellStart"/>
+            <w:r>
+              <w:rPr>
+                <w:sz w:val="20"/>
+                <w:szCs w:val="20"/>
+                <w:lang w:val="en-GB"/>
+              </w:rPr>
+              <w:t>cor:entryHeader</w:t>
+            </w:r>
+            <w:proofErr w:type="spellEnd"/>
+            <w:r>
+              <w:rPr>
+                <w:sz w:val="20"/>
+                <w:szCs w:val="20"/>
+                <w:lang w:val="en-GB"/>
+              </w:rPr>
+              <w:t xml:space="preserve"> id="AE-HDR-001"&gt;</w:t>
             </w:r>
             <w:r>
               <w:rPr>
@@ -11884,7 +12365,43 @@
                 <w:lang w:val="en-GB"/>
               </w:rPr>
               <w:br/>
-              <w:t xml:space="preserve">    &lt;cor:entryDetail id="AE-DET-1"&gt; ... &lt;/cor:entryDetail&gt;</w:t>
+              <w:t xml:space="preserve">    &lt;</w:t>
+            </w:r>
+            <w:proofErr w:type="spellStart"/>
+            <w:r>
+              <w:rPr>
+                <w:sz w:val="20"/>
+                <w:szCs w:val="20"/>
+                <w:lang w:val="en-GB"/>
+              </w:rPr>
+              <w:t>cor:entryDetail</w:t>
+            </w:r>
+            <w:proofErr w:type="spellEnd"/>
+            <w:r>
+              <w:rPr>
+                <w:sz w:val="20"/>
+                <w:szCs w:val="20"/>
+                <w:lang w:val="en-GB"/>
+              </w:rPr>
+              <w:t xml:space="preserve"> id="AE-DET-1"&gt; ... &lt;/</w:t>
+            </w:r>
+            <w:proofErr w:type="spellStart"/>
+            <w:r>
+              <w:rPr>
+                <w:sz w:val="20"/>
+                <w:szCs w:val="20"/>
+                <w:lang w:val="en-GB"/>
+              </w:rPr>
+              <w:t>cor:entryDetail</w:t>
+            </w:r>
+            <w:proofErr w:type="spellEnd"/>
+            <w:r>
+              <w:rPr>
+                <w:sz w:val="20"/>
+                <w:szCs w:val="20"/>
+                <w:lang w:val="en-GB"/>
+              </w:rPr>
+              <w:t>&gt;</w:t>
             </w:r>
             <w:r>
               <w:rPr>
@@ -11893,7 +12410,25 @@
                 <w:lang w:val="en-GB"/>
               </w:rPr>
               <w:br/>
-              <w:t xml:space="preserve">  &lt;/cor:entryHeader&gt;</w:t>
+              <w:t xml:space="preserve">  &lt;/</w:t>
+            </w:r>
+            <w:proofErr w:type="spellStart"/>
+            <w:r>
+              <w:rPr>
+                <w:sz w:val="20"/>
+                <w:szCs w:val="20"/>
+                <w:lang w:val="en-GB"/>
+              </w:rPr>
+              <w:t>cor:entryHeader</w:t>
+            </w:r>
+            <w:proofErr w:type="spellEnd"/>
+            <w:r>
+              <w:rPr>
+                <w:sz w:val="20"/>
+                <w:szCs w:val="20"/>
+                <w:lang w:val="en-GB"/>
+              </w:rPr>
+              <w:t>&gt;</w:t>
             </w:r>
             <w:r>
               <w:rPr>
@@ -11912,7 +12447,7 @@
       <w:pPr>
         <w:pStyle w:val="2"/>
       </w:pPr>
-      <w:bookmarkStart w:id="103" w:name="_Toc240440763"/>
+      <w:bookmarkStart w:id="103" w:name="_Toc244018311"/>
       <w:r>
         <w:t>11.3 Accounting Entries example</w:t>
       </w:r>
@@ -11920,7 +12455,23 @@
     </w:p>
     <w:p>
       <w:r>
-        <w:t>The accountingEntries example records journal entry JE-2026-0811-001 for vendor invoice INV-2026-0811-001. It contains three entryDetail occurrences: a JPY 10,000 expense debit, a JPY 1,000 input-tax debit, and a JPY 11,000 accounts-payable credit. totalDebits and totalCredits are each JPY 11,000. The repeated entryDetail Tuple occurrences demonstrate HMD multiplicity and physical Tuple nesting.</w:t>
+        <w:t xml:space="preserve">The accountingEntries example records journal entry JE-2026-0811-001 for vendor invoice INV-2026-0811-001. It contains three entryDetail occurrences: a JPY 10,000 expense debit, a JPY 1,000 input-tax debit, and a JPY 11,000 accounts-payable credit. </w:t>
+      </w:r>
+      <w:proofErr w:type="spellStart"/>
+      <w:r>
+        <w:t>totalDebits</w:t>
+      </w:r>
+      <w:proofErr w:type="spellEnd"/>
+      <w:r>
+        <w:t xml:space="preserve"> and </w:t>
+      </w:r>
+      <w:proofErr w:type="spellStart"/>
+      <w:r>
+        <w:t>totalCredits</w:t>
+      </w:r>
+      <w:proofErr w:type="spellEnd"/>
+      <w:r>
+        <w:t xml:space="preserve"> are each JPY 11,000. The repeated entryDetail Tuple occurrences demonstrate HMD multiplicity and physical Tuple nesting.</w:t>
       </w:r>
     </w:p>
     <w:tbl>
@@ -12314,7 +12865,25 @@
                 <w:szCs w:val="20"/>
                 <w:lang w:val="en-GB" w:eastAsia="ja-JP"/>
               </w:rPr>
-              <w:t xml:space="preserve">      &lt;cor:documentType contextRef="c1"&gt;journalEntry&lt;/cor:documentType&gt;</w:t>
+              <w:t xml:space="preserve">      &lt;cor:documentType contextRef="c1"&gt;</w:t>
+            </w:r>
+            <w:proofErr w:type="spellStart"/>
+            <w:r>
+              <w:rPr>
+                <w:sz w:val="20"/>
+                <w:szCs w:val="20"/>
+                <w:lang w:val="en-GB" w:eastAsia="ja-JP"/>
+              </w:rPr>
+              <w:t>journalEntry</w:t>
+            </w:r>
+            <w:proofErr w:type="spellEnd"/>
+            <w:r>
+              <w:rPr>
+                <w:sz w:val="20"/>
+                <w:szCs w:val="20"/>
+                <w:lang w:val="en-GB" w:eastAsia="ja-JP"/>
+              </w:rPr>
+              <w:t>&lt;/cor:documentType&gt;</w:t>
             </w:r>
           </w:p>
           <w:p>
@@ -12333,7 +12902,43 @@
                 <w:szCs w:val="20"/>
                 <w:lang w:val="en-GB" w:eastAsia="ja-JP"/>
               </w:rPr>
-              <w:t xml:space="preserve">      &lt;cor:creationDate contextRef="c1"&gt;2026-08-11T00:00:00&lt;/cor:creationDate&gt;</w:t>
+              <w:t xml:space="preserve">      &lt;</w:t>
+            </w:r>
+            <w:proofErr w:type="spellStart"/>
+            <w:r>
+              <w:rPr>
+                <w:sz w:val="20"/>
+                <w:szCs w:val="20"/>
+                <w:lang w:val="en-GB" w:eastAsia="ja-JP"/>
+              </w:rPr>
+              <w:t>cor:creationDate</w:t>
+            </w:r>
+            <w:proofErr w:type="spellEnd"/>
+            <w:r>
+              <w:rPr>
+                <w:sz w:val="20"/>
+                <w:szCs w:val="20"/>
+                <w:lang w:val="en-GB" w:eastAsia="ja-JP"/>
+              </w:rPr>
+              <w:t xml:space="preserve"> contextRef="c1"&gt;2026-08-11T00:00:00&lt;/</w:t>
+            </w:r>
+            <w:proofErr w:type="spellStart"/>
+            <w:r>
+              <w:rPr>
+                <w:sz w:val="20"/>
+                <w:szCs w:val="20"/>
+                <w:lang w:val="en-GB" w:eastAsia="ja-JP"/>
+              </w:rPr>
+              <w:t>cor:creationDate</w:t>
+            </w:r>
+            <w:proofErr w:type="spellEnd"/>
+            <w:r>
+              <w:rPr>
+                <w:sz w:val="20"/>
+                <w:szCs w:val="20"/>
+                <w:lang w:val="en-GB" w:eastAsia="ja-JP"/>
+              </w:rPr>
+              <w:t>&gt;</w:t>
             </w:r>
           </w:p>
           <w:p>
@@ -12352,7 +12957,43 @@
                 <w:szCs w:val="20"/>
                 <w:lang w:val="en-GB" w:eastAsia="ja-JP"/>
               </w:rPr>
-              <w:t xml:space="preserve">      &lt;cor:creator contextRef="c1"&gt;XBRL GL Next sample&lt;/cor:creator&gt;</w:t>
+              <w:t xml:space="preserve">      &lt;</w:t>
+            </w:r>
+            <w:proofErr w:type="spellStart"/>
+            <w:r>
+              <w:rPr>
+                <w:sz w:val="20"/>
+                <w:szCs w:val="20"/>
+                <w:lang w:val="en-GB" w:eastAsia="ja-JP"/>
+              </w:rPr>
+              <w:t>cor:creator</w:t>
+            </w:r>
+            <w:proofErr w:type="spellEnd"/>
+            <w:r>
+              <w:rPr>
+                <w:sz w:val="20"/>
+                <w:szCs w:val="20"/>
+                <w:lang w:val="en-GB" w:eastAsia="ja-JP"/>
+              </w:rPr>
+              <w:t xml:space="preserve"> contextRef="c1"&gt;XBRL GL Next sample&lt;/</w:t>
+            </w:r>
+            <w:proofErr w:type="spellStart"/>
+            <w:r>
+              <w:rPr>
+                <w:sz w:val="20"/>
+                <w:szCs w:val="20"/>
+                <w:lang w:val="en-GB" w:eastAsia="ja-JP"/>
+              </w:rPr>
+              <w:t>cor:creator</w:t>
+            </w:r>
+            <w:proofErr w:type="spellEnd"/>
+            <w:r>
+              <w:rPr>
+                <w:sz w:val="20"/>
+                <w:szCs w:val="20"/>
+                <w:lang w:val="en-GB" w:eastAsia="ja-JP"/>
+              </w:rPr>
+              <w:t>&gt;</w:t>
             </w:r>
           </w:p>
           <w:p>
@@ -12371,7 +13012,43 @@
                 <w:szCs w:val="20"/>
                 <w:lang w:val="en-GB" w:eastAsia="ja-JP"/>
               </w:rPr>
-              <w:t xml:space="preserve">      &lt;cor:documentComment contextRef="c1"&gt;Vendor invoice recognition sample&lt;/cor:documentComment&gt;</w:t>
+              <w:t xml:space="preserve">      &lt;</w:t>
+            </w:r>
+            <w:proofErr w:type="spellStart"/>
+            <w:r>
+              <w:rPr>
+                <w:sz w:val="20"/>
+                <w:szCs w:val="20"/>
+                <w:lang w:val="en-GB" w:eastAsia="ja-JP"/>
+              </w:rPr>
+              <w:t>cor:documentComment</w:t>
+            </w:r>
+            <w:proofErr w:type="spellEnd"/>
+            <w:r>
+              <w:rPr>
+                <w:sz w:val="20"/>
+                <w:szCs w:val="20"/>
+                <w:lang w:val="en-GB" w:eastAsia="ja-JP"/>
+              </w:rPr>
+              <w:t xml:space="preserve"> contextRef="c1"&gt;Vendor invoice recognition sample&lt;/</w:t>
+            </w:r>
+            <w:proofErr w:type="spellStart"/>
+            <w:r>
+              <w:rPr>
+                <w:sz w:val="20"/>
+                <w:szCs w:val="20"/>
+                <w:lang w:val="en-GB" w:eastAsia="ja-JP"/>
+              </w:rPr>
+              <w:t>cor:documentComment</w:t>
+            </w:r>
+            <w:proofErr w:type="spellEnd"/>
+            <w:r>
+              <w:rPr>
+                <w:sz w:val="20"/>
+                <w:szCs w:val="20"/>
+                <w:lang w:val="en-GB" w:eastAsia="ja-JP"/>
+              </w:rPr>
+              <w:t>&gt;</w:t>
             </w:r>
           </w:p>
           <w:p>
@@ -12390,7 +13067,43 @@
                 <w:szCs w:val="20"/>
                 <w:lang w:val="en-GB" w:eastAsia="ja-JP"/>
               </w:rPr>
-              <w:t xml:space="preserve">      &lt;cor:defaultCurrency contextRef="c1"&gt;iso4217:JPY&lt;/cor:defaultCurrency&gt;</w:t>
+              <w:t xml:space="preserve">      &lt;</w:t>
+            </w:r>
+            <w:proofErr w:type="spellStart"/>
+            <w:r>
+              <w:rPr>
+                <w:sz w:val="20"/>
+                <w:szCs w:val="20"/>
+                <w:lang w:val="en-GB" w:eastAsia="ja-JP"/>
+              </w:rPr>
+              <w:t>cor:defaultCurrency</w:t>
+            </w:r>
+            <w:proofErr w:type="spellEnd"/>
+            <w:r>
+              <w:rPr>
+                <w:sz w:val="20"/>
+                <w:szCs w:val="20"/>
+                <w:lang w:val="en-GB" w:eastAsia="ja-JP"/>
+              </w:rPr>
+              <w:t xml:space="preserve"> contextRef="c1"&gt;iso4217:JPY&lt;/</w:t>
+            </w:r>
+            <w:proofErr w:type="spellStart"/>
+            <w:r>
+              <w:rPr>
+                <w:sz w:val="20"/>
+                <w:szCs w:val="20"/>
+                <w:lang w:val="en-GB" w:eastAsia="ja-JP"/>
+              </w:rPr>
+              <w:t>cor:defaultCurrency</w:t>
+            </w:r>
+            <w:proofErr w:type="spellEnd"/>
+            <w:r>
+              <w:rPr>
+                <w:sz w:val="20"/>
+                <w:szCs w:val="20"/>
+                <w:lang w:val="en-GB" w:eastAsia="ja-JP"/>
+              </w:rPr>
+              <w:t>&gt;</w:t>
             </w:r>
           </w:p>
           <w:p>
@@ -12447,7 +13160,43 @@
                 <w:szCs w:val="20"/>
                 <w:lang w:val="en-GB" w:eastAsia="ja-JP"/>
               </w:rPr>
-              <w:t xml:space="preserve">      &lt;cor:entityPartyName contextRef="c1"&gt;Example Buyer Co.&lt;/cor:entityPartyName&gt;</w:t>
+              <w:t xml:space="preserve">      &lt;</w:t>
+            </w:r>
+            <w:proofErr w:type="spellStart"/>
+            <w:r>
+              <w:rPr>
+                <w:sz w:val="20"/>
+                <w:szCs w:val="20"/>
+                <w:lang w:val="en-GB" w:eastAsia="ja-JP"/>
+              </w:rPr>
+              <w:t>cor:entityPartyName</w:t>
+            </w:r>
+            <w:proofErr w:type="spellEnd"/>
+            <w:r>
+              <w:rPr>
+                <w:sz w:val="20"/>
+                <w:szCs w:val="20"/>
+                <w:lang w:val="en-GB" w:eastAsia="ja-JP"/>
+              </w:rPr>
+              <w:t xml:space="preserve"> contextRef="c1"&gt;Example Buyer Co.&lt;/</w:t>
+            </w:r>
+            <w:proofErr w:type="spellStart"/>
+            <w:r>
+              <w:rPr>
+                <w:sz w:val="20"/>
+                <w:szCs w:val="20"/>
+                <w:lang w:val="en-GB" w:eastAsia="ja-JP"/>
+              </w:rPr>
+              <w:t>cor:entityPartyName</w:t>
+            </w:r>
+            <w:proofErr w:type="spellEnd"/>
+            <w:r>
+              <w:rPr>
+                <w:sz w:val="20"/>
+                <w:szCs w:val="20"/>
+                <w:lang w:val="en-GB" w:eastAsia="ja-JP"/>
+              </w:rPr>
+              <w:t>&gt;</w:t>
             </w:r>
           </w:p>
           <w:p>
@@ -12466,7 +13215,43 @@
                 <w:szCs w:val="20"/>
                 <w:lang w:val="en-GB" w:eastAsia="ja-JP"/>
               </w:rPr>
-              <w:t xml:space="preserve">      &lt;cor:entityPartyId contextRef="c1"&gt;EXAMPLE-BUYER-001&lt;/cor:entityPartyId&gt;</w:t>
+              <w:t xml:space="preserve">      &lt;</w:t>
+            </w:r>
+            <w:proofErr w:type="spellStart"/>
+            <w:r>
+              <w:rPr>
+                <w:sz w:val="20"/>
+                <w:szCs w:val="20"/>
+                <w:lang w:val="en-GB" w:eastAsia="ja-JP"/>
+              </w:rPr>
+              <w:t>cor:entityPartyId</w:t>
+            </w:r>
+            <w:proofErr w:type="spellEnd"/>
+            <w:r>
+              <w:rPr>
+                <w:sz w:val="20"/>
+                <w:szCs w:val="20"/>
+                <w:lang w:val="en-GB" w:eastAsia="ja-JP"/>
+              </w:rPr>
+              <w:t xml:space="preserve"> contextRef="c1"&gt;EXAMPLE-BUYER-001&lt;/</w:t>
+            </w:r>
+            <w:proofErr w:type="spellStart"/>
+            <w:r>
+              <w:rPr>
+                <w:sz w:val="20"/>
+                <w:szCs w:val="20"/>
+                <w:lang w:val="en-GB" w:eastAsia="ja-JP"/>
+              </w:rPr>
+              <w:t>cor:entityPartyId</w:t>
+            </w:r>
+            <w:proofErr w:type="spellEnd"/>
+            <w:r>
+              <w:rPr>
+                <w:sz w:val="20"/>
+                <w:szCs w:val="20"/>
+                <w:lang w:val="en-GB" w:eastAsia="ja-JP"/>
+              </w:rPr>
+              <w:t>&gt;</w:t>
             </w:r>
           </w:p>
           <w:p>
@@ -12504,7 +13289,25 @@
                 <w:szCs w:val="20"/>
                 <w:lang w:val="en-GB" w:eastAsia="ja-JP"/>
               </w:rPr>
-              <w:t xml:space="preserve">    &lt;cor:entryHeader id="AE-HDR-001"&gt;</w:t>
+              <w:t xml:space="preserve">    &lt;</w:t>
+            </w:r>
+            <w:proofErr w:type="spellStart"/>
+            <w:r>
+              <w:rPr>
+                <w:sz w:val="20"/>
+                <w:szCs w:val="20"/>
+                <w:lang w:val="en-GB" w:eastAsia="ja-JP"/>
+              </w:rPr>
+              <w:t>cor:entryHeader</w:t>
+            </w:r>
+            <w:proofErr w:type="spellEnd"/>
+            <w:r>
+              <w:rPr>
+                <w:sz w:val="20"/>
+                <w:szCs w:val="20"/>
+                <w:lang w:val="en-GB" w:eastAsia="ja-JP"/>
+              </w:rPr>
+              <w:t xml:space="preserve"> id="AE-HDR-001"&gt;</w:t>
             </w:r>
           </w:p>
           <w:p>
@@ -12523,7 +13326,43 @@
                 <w:szCs w:val="20"/>
                 <w:lang w:val="en-GB" w:eastAsia="ja-JP"/>
               </w:rPr>
-              <w:t xml:space="preserve">      &lt;cor:datePosted contextRef="c1"&gt;2026-08-11T00:00:00&lt;/cor:datePosted&gt;</w:t>
+              <w:t xml:space="preserve">      &lt;</w:t>
+            </w:r>
+            <w:proofErr w:type="spellStart"/>
+            <w:r>
+              <w:rPr>
+                <w:sz w:val="20"/>
+                <w:szCs w:val="20"/>
+                <w:lang w:val="en-GB" w:eastAsia="ja-JP"/>
+              </w:rPr>
+              <w:t>cor:datePosted</w:t>
+            </w:r>
+            <w:proofErr w:type="spellEnd"/>
+            <w:r>
+              <w:rPr>
+                <w:sz w:val="20"/>
+                <w:szCs w:val="20"/>
+                <w:lang w:val="en-GB" w:eastAsia="ja-JP"/>
+              </w:rPr>
+              <w:t xml:space="preserve"> contextRef="c1"&gt;2026-08-11T00:00:00&lt;/</w:t>
+            </w:r>
+            <w:proofErr w:type="spellStart"/>
+            <w:r>
+              <w:rPr>
+                <w:sz w:val="20"/>
+                <w:szCs w:val="20"/>
+                <w:lang w:val="en-GB" w:eastAsia="ja-JP"/>
+              </w:rPr>
+              <w:t>cor:datePosted</w:t>
+            </w:r>
+            <w:proofErr w:type="spellEnd"/>
+            <w:r>
+              <w:rPr>
+                <w:sz w:val="20"/>
+                <w:szCs w:val="20"/>
+                <w:lang w:val="en-GB" w:eastAsia="ja-JP"/>
+              </w:rPr>
+              <w:t>&gt;</w:t>
             </w:r>
           </w:p>
           <w:p>
@@ -12542,7 +13381,43 @@
                 <w:szCs w:val="20"/>
                 <w:lang w:val="en-GB" w:eastAsia="ja-JP"/>
               </w:rPr>
-              <w:t xml:space="preserve">      &lt;cor:headerEntryDate contextRef="c1"&gt;2026-08-11T00:00:00&lt;/cor:headerEntryDate&gt;</w:t>
+              <w:t xml:space="preserve">      &lt;</w:t>
+            </w:r>
+            <w:proofErr w:type="spellStart"/>
+            <w:r>
+              <w:rPr>
+                <w:sz w:val="20"/>
+                <w:szCs w:val="20"/>
+                <w:lang w:val="en-GB" w:eastAsia="ja-JP"/>
+              </w:rPr>
+              <w:t>cor:headerEntryDate</w:t>
+            </w:r>
+            <w:proofErr w:type="spellEnd"/>
+            <w:r>
+              <w:rPr>
+                <w:sz w:val="20"/>
+                <w:szCs w:val="20"/>
+                <w:lang w:val="en-GB" w:eastAsia="ja-JP"/>
+              </w:rPr>
+              <w:t xml:space="preserve"> contextRef="c1"&gt;2026-08-11T00:00:00&lt;/</w:t>
+            </w:r>
+            <w:proofErr w:type="spellStart"/>
+            <w:r>
+              <w:rPr>
+                <w:sz w:val="20"/>
+                <w:szCs w:val="20"/>
+                <w:lang w:val="en-GB" w:eastAsia="ja-JP"/>
+              </w:rPr>
+              <w:t>cor:headerEntryDate</w:t>
+            </w:r>
+            <w:proofErr w:type="spellEnd"/>
+            <w:r>
+              <w:rPr>
+                <w:sz w:val="20"/>
+                <w:szCs w:val="20"/>
+                <w:lang w:val="en-GB" w:eastAsia="ja-JP"/>
+              </w:rPr>
+              <w:t>&gt;</w:t>
             </w:r>
           </w:p>
           <w:p>
@@ -12561,7 +13436,43 @@
                 <w:szCs w:val="20"/>
                 <w:lang w:val="en-GB" w:eastAsia="ja-JP"/>
               </w:rPr>
-              <w:t xml:space="preserve">      &lt;cor:sourceJournal contextRef="c1"&gt;AP&lt;/cor:sourceJournal&gt;</w:t>
+              <w:t xml:space="preserve">      &lt;</w:t>
+            </w:r>
+            <w:proofErr w:type="spellStart"/>
+            <w:r>
+              <w:rPr>
+                <w:sz w:val="20"/>
+                <w:szCs w:val="20"/>
+                <w:lang w:val="en-GB" w:eastAsia="ja-JP"/>
+              </w:rPr>
+              <w:t>cor:sourceJournal</w:t>
+            </w:r>
+            <w:proofErr w:type="spellEnd"/>
+            <w:r>
+              <w:rPr>
+                <w:sz w:val="20"/>
+                <w:szCs w:val="20"/>
+                <w:lang w:val="en-GB" w:eastAsia="ja-JP"/>
+              </w:rPr>
+              <w:t xml:space="preserve"> contextRef="c1"&gt;AP&lt;/</w:t>
+            </w:r>
+            <w:proofErr w:type="spellStart"/>
+            <w:r>
+              <w:rPr>
+                <w:sz w:val="20"/>
+                <w:szCs w:val="20"/>
+                <w:lang w:val="en-GB" w:eastAsia="ja-JP"/>
+              </w:rPr>
+              <w:t>cor:sourceJournal</w:t>
+            </w:r>
+            <w:proofErr w:type="spellEnd"/>
+            <w:r>
+              <w:rPr>
+                <w:sz w:val="20"/>
+                <w:szCs w:val="20"/>
+                <w:lang w:val="en-GB" w:eastAsia="ja-JP"/>
+              </w:rPr>
+              <w:t>&gt;</w:t>
             </w:r>
           </w:p>
           <w:p>
@@ -12580,7 +13491,43 @@
                 <w:szCs w:val="20"/>
                 <w:lang w:val="en-GB" w:eastAsia="ja-JP"/>
               </w:rPr>
-              <w:t xml:space="preserve">      &lt;cor:entryId contextRef="c1"&gt;JE-2026-0811-001&lt;/cor:entryId&gt;</w:t>
+              <w:t xml:space="preserve">      &lt;</w:t>
+            </w:r>
+            <w:proofErr w:type="spellStart"/>
+            <w:r>
+              <w:rPr>
+                <w:sz w:val="20"/>
+                <w:szCs w:val="20"/>
+                <w:lang w:val="en-GB" w:eastAsia="ja-JP"/>
+              </w:rPr>
+              <w:t>cor:entryId</w:t>
+            </w:r>
+            <w:proofErr w:type="spellEnd"/>
+            <w:r>
+              <w:rPr>
+                <w:sz w:val="20"/>
+                <w:szCs w:val="20"/>
+                <w:lang w:val="en-GB" w:eastAsia="ja-JP"/>
+              </w:rPr>
+              <w:t xml:space="preserve"> contextRef="c1"&gt;JE-2026-0811-001&lt;/</w:t>
+            </w:r>
+            <w:proofErr w:type="spellStart"/>
+            <w:r>
+              <w:rPr>
+                <w:sz w:val="20"/>
+                <w:szCs w:val="20"/>
+                <w:lang w:val="en-GB" w:eastAsia="ja-JP"/>
+              </w:rPr>
+              <w:t>cor:entryId</w:t>
+            </w:r>
+            <w:proofErr w:type="spellEnd"/>
+            <w:r>
+              <w:rPr>
+                <w:sz w:val="20"/>
+                <w:szCs w:val="20"/>
+                <w:lang w:val="en-GB" w:eastAsia="ja-JP"/>
+              </w:rPr>
+              <w:t>&gt;</w:t>
             </w:r>
           </w:p>
           <w:p>
@@ -12599,7 +13546,43 @@
                 <w:szCs w:val="20"/>
                 <w:lang w:val="en-GB" w:eastAsia="ja-JP"/>
               </w:rPr>
-              <w:t xml:space="preserve">      &lt;cor:entryDescription contextRef="c1"&gt;Record vendor invoice INV-2026-0811-001&lt;/cor:entryDescription&gt;</w:t>
+              <w:t xml:space="preserve">      &lt;</w:t>
+            </w:r>
+            <w:proofErr w:type="spellStart"/>
+            <w:r>
+              <w:rPr>
+                <w:sz w:val="20"/>
+                <w:szCs w:val="20"/>
+                <w:lang w:val="en-GB" w:eastAsia="ja-JP"/>
+              </w:rPr>
+              <w:t>cor:entryDescription</w:t>
+            </w:r>
+            <w:proofErr w:type="spellEnd"/>
+            <w:r>
+              <w:rPr>
+                <w:sz w:val="20"/>
+                <w:szCs w:val="20"/>
+                <w:lang w:val="en-GB" w:eastAsia="ja-JP"/>
+              </w:rPr>
+              <w:t xml:space="preserve"> contextRef="c1"&gt;Record vendor invoice INV-2026-0811-001&lt;/</w:t>
+            </w:r>
+            <w:proofErr w:type="spellStart"/>
+            <w:r>
+              <w:rPr>
+                <w:sz w:val="20"/>
+                <w:szCs w:val="20"/>
+                <w:lang w:val="en-GB" w:eastAsia="ja-JP"/>
+              </w:rPr>
+              <w:t>cor:entryDescription</w:t>
+            </w:r>
+            <w:proofErr w:type="spellEnd"/>
+            <w:r>
+              <w:rPr>
+                <w:sz w:val="20"/>
+                <w:szCs w:val="20"/>
+                <w:lang w:val="en-GB" w:eastAsia="ja-JP"/>
+              </w:rPr>
+              <w:t>&gt;</w:t>
             </w:r>
           </w:p>
           <w:p>
@@ -12618,7 +13601,43 @@
                 <w:szCs w:val="20"/>
                 <w:lang w:val="en-GB" w:eastAsia="ja-JP"/>
               </w:rPr>
-              <w:t xml:space="preserve">      &lt;cor:totalDebits contextRef="c1" unitRef="JPY" decimals="0"&gt;11000&lt;/cor:totalDebits&gt;</w:t>
+              <w:t xml:space="preserve">      &lt;</w:t>
+            </w:r>
+            <w:proofErr w:type="spellStart"/>
+            <w:r>
+              <w:rPr>
+                <w:sz w:val="20"/>
+                <w:szCs w:val="20"/>
+                <w:lang w:val="en-GB" w:eastAsia="ja-JP"/>
+              </w:rPr>
+              <w:t>cor:totalDebits</w:t>
+            </w:r>
+            <w:proofErr w:type="spellEnd"/>
+            <w:r>
+              <w:rPr>
+                <w:sz w:val="20"/>
+                <w:szCs w:val="20"/>
+                <w:lang w:val="en-GB" w:eastAsia="ja-JP"/>
+              </w:rPr>
+              <w:t xml:space="preserve"> contextRef="c1" unitRef="JPY" decimals="0"&gt;11000&lt;/</w:t>
+            </w:r>
+            <w:proofErr w:type="spellStart"/>
+            <w:r>
+              <w:rPr>
+                <w:sz w:val="20"/>
+                <w:szCs w:val="20"/>
+                <w:lang w:val="en-GB" w:eastAsia="ja-JP"/>
+              </w:rPr>
+              <w:t>cor:totalDebits</w:t>
+            </w:r>
+            <w:proofErr w:type="spellEnd"/>
+            <w:r>
+              <w:rPr>
+                <w:sz w:val="20"/>
+                <w:szCs w:val="20"/>
+                <w:lang w:val="en-GB" w:eastAsia="ja-JP"/>
+              </w:rPr>
+              <w:t>&gt;</w:t>
             </w:r>
           </w:p>
           <w:p>
@@ -12637,7 +13656,43 @@
                 <w:szCs w:val="20"/>
                 <w:lang w:val="en-GB" w:eastAsia="ja-JP"/>
               </w:rPr>
-              <w:t xml:space="preserve">      &lt;cor:totalCredits contextRef="c1" unitRef="JPY" decimals="0"&gt;11000&lt;/cor:totalCredits&gt;</w:t>
+              <w:t xml:space="preserve">      &lt;</w:t>
+            </w:r>
+            <w:proofErr w:type="spellStart"/>
+            <w:r>
+              <w:rPr>
+                <w:sz w:val="20"/>
+                <w:szCs w:val="20"/>
+                <w:lang w:val="en-GB" w:eastAsia="ja-JP"/>
+              </w:rPr>
+              <w:t>cor:totalCredits</w:t>
+            </w:r>
+            <w:proofErr w:type="spellEnd"/>
+            <w:r>
+              <w:rPr>
+                <w:sz w:val="20"/>
+                <w:szCs w:val="20"/>
+                <w:lang w:val="en-GB" w:eastAsia="ja-JP"/>
+              </w:rPr>
+              <w:t xml:space="preserve"> contextRef="c1" unitRef="JPY" decimals="0"&gt;11000&lt;/</w:t>
+            </w:r>
+            <w:proofErr w:type="spellStart"/>
+            <w:r>
+              <w:rPr>
+                <w:sz w:val="20"/>
+                <w:szCs w:val="20"/>
+                <w:lang w:val="en-GB" w:eastAsia="ja-JP"/>
+              </w:rPr>
+              <w:t>cor:totalCredits</w:t>
+            </w:r>
+            <w:proofErr w:type="spellEnd"/>
+            <w:r>
+              <w:rPr>
+                <w:sz w:val="20"/>
+                <w:szCs w:val="20"/>
+                <w:lang w:val="en-GB" w:eastAsia="ja-JP"/>
+              </w:rPr>
+              <w:t>&gt;</w:t>
             </w:r>
           </w:p>
           <w:p>
@@ -12656,7 +13711,25 @@
                 <w:szCs w:val="20"/>
                 <w:lang w:val="en-GB" w:eastAsia="ja-JP"/>
               </w:rPr>
-              <w:t xml:space="preserve">      &lt;cor:entryDetail id="AE-DET-1"&gt;</w:t>
+              <w:t xml:space="preserve">      &lt;</w:t>
+            </w:r>
+            <w:proofErr w:type="spellStart"/>
+            <w:r>
+              <w:rPr>
+                <w:sz w:val="20"/>
+                <w:szCs w:val="20"/>
+                <w:lang w:val="en-GB" w:eastAsia="ja-JP"/>
+              </w:rPr>
+              <w:t>cor:entryDetail</w:t>
+            </w:r>
+            <w:proofErr w:type="spellEnd"/>
+            <w:r>
+              <w:rPr>
+                <w:sz w:val="20"/>
+                <w:szCs w:val="20"/>
+                <w:lang w:val="en-GB" w:eastAsia="ja-JP"/>
+              </w:rPr>
+              <w:t xml:space="preserve"> id="AE-DET-1"&gt;</w:t>
             </w:r>
           </w:p>
           <w:p>
@@ -12675,7 +13748,43 @@
                 <w:szCs w:val="20"/>
                 <w:lang w:val="en-GB" w:eastAsia="ja-JP"/>
               </w:rPr>
-              <w:t xml:space="preserve">        &lt;cor:lineNumber contextRef="c1"&gt;1&lt;/cor:lineNumber&gt;</w:t>
+              <w:t xml:space="preserve">        &lt;</w:t>
+            </w:r>
+            <w:proofErr w:type="spellStart"/>
+            <w:r>
+              <w:rPr>
+                <w:sz w:val="20"/>
+                <w:szCs w:val="20"/>
+                <w:lang w:val="en-GB" w:eastAsia="ja-JP"/>
+              </w:rPr>
+              <w:t>cor:lineNumber</w:t>
+            </w:r>
+            <w:proofErr w:type="spellEnd"/>
+            <w:r>
+              <w:rPr>
+                <w:sz w:val="20"/>
+                <w:szCs w:val="20"/>
+                <w:lang w:val="en-GB" w:eastAsia="ja-JP"/>
+              </w:rPr>
+              <w:t xml:space="preserve"> contextRef="c1"&gt;1&lt;/</w:t>
+            </w:r>
+            <w:proofErr w:type="spellStart"/>
+            <w:r>
+              <w:rPr>
+                <w:sz w:val="20"/>
+                <w:szCs w:val="20"/>
+                <w:lang w:val="en-GB" w:eastAsia="ja-JP"/>
+              </w:rPr>
+              <w:t>cor:lineNumber</w:t>
+            </w:r>
+            <w:proofErr w:type="spellEnd"/>
+            <w:r>
+              <w:rPr>
+                <w:sz w:val="20"/>
+                <w:szCs w:val="20"/>
+                <w:lang w:val="en-GB" w:eastAsia="ja-JP"/>
+              </w:rPr>
+              <w:t>&gt;</w:t>
             </w:r>
           </w:p>
           <w:p>
@@ -12694,7 +13803,43 @@
                 <w:szCs w:val="20"/>
                 <w:lang w:val="en-GB" w:eastAsia="ja-JP"/>
               </w:rPr>
-              <w:t xml:space="preserve">        &lt;cor:postingDate contextRef="c1"&gt;2026-08-11T00:00:00&lt;/cor:postingDate&gt;</w:t>
+              <w:t xml:space="preserve">        &lt;</w:t>
+            </w:r>
+            <w:proofErr w:type="spellStart"/>
+            <w:r>
+              <w:rPr>
+                <w:sz w:val="20"/>
+                <w:szCs w:val="20"/>
+                <w:lang w:val="en-GB" w:eastAsia="ja-JP"/>
+              </w:rPr>
+              <w:t>cor:postingDate</w:t>
+            </w:r>
+            <w:proofErr w:type="spellEnd"/>
+            <w:r>
+              <w:rPr>
+                <w:sz w:val="20"/>
+                <w:szCs w:val="20"/>
+                <w:lang w:val="en-GB" w:eastAsia="ja-JP"/>
+              </w:rPr>
+              <w:t xml:space="preserve"> contextRef="c1"&gt;2026-08-11T00:00:00&lt;/</w:t>
+            </w:r>
+            <w:proofErr w:type="spellStart"/>
+            <w:r>
+              <w:rPr>
+                <w:sz w:val="20"/>
+                <w:szCs w:val="20"/>
+                <w:lang w:val="en-GB" w:eastAsia="ja-JP"/>
+              </w:rPr>
+              <w:t>cor:postingDate</w:t>
+            </w:r>
+            <w:proofErr w:type="spellEnd"/>
+            <w:r>
+              <w:rPr>
+                <w:sz w:val="20"/>
+                <w:szCs w:val="20"/>
+                <w:lang w:val="en-GB" w:eastAsia="ja-JP"/>
+              </w:rPr>
+              <w:t>&gt;</w:t>
             </w:r>
           </w:p>
           <w:p>
@@ -12713,7 +13858,43 @@
                 <w:szCs w:val="20"/>
                 <w:lang w:val="en-GB" w:eastAsia="ja-JP"/>
               </w:rPr>
-              <w:t xml:space="preserve">        &lt;cor:detailDocumentType contextRef="c1"&gt;invoice&lt;/cor:detailDocumentType&gt;</w:t>
+              <w:t xml:space="preserve">        &lt;</w:t>
+            </w:r>
+            <w:proofErr w:type="spellStart"/>
+            <w:r>
+              <w:rPr>
+                <w:sz w:val="20"/>
+                <w:szCs w:val="20"/>
+                <w:lang w:val="en-GB" w:eastAsia="ja-JP"/>
+              </w:rPr>
+              <w:t>cor:detailDocumentType</w:t>
+            </w:r>
+            <w:proofErr w:type="spellEnd"/>
+            <w:r>
+              <w:rPr>
+                <w:sz w:val="20"/>
+                <w:szCs w:val="20"/>
+                <w:lang w:val="en-GB" w:eastAsia="ja-JP"/>
+              </w:rPr>
+              <w:t xml:space="preserve"> contextRef="c1"&gt;invoice&lt;/</w:t>
+            </w:r>
+            <w:proofErr w:type="spellStart"/>
+            <w:r>
+              <w:rPr>
+                <w:sz w:val="20"/>
+                <w:szCs w:val="20"/>
+                <w:lang w:val="en-GB" w:eastAsia="ja-JP"/>
+              </w:rPr>
+              <w:t>cor:detailDocumentType</w:t>
+            </w:r>
+            <w:proofErr w:type="spellEnd"/>
+            <w:r>
+              <w:rPr>
+                <w:sz w:val="20"/>
+                <w:szCs w:val="20"/>
+                <w:lang w:val="en-GB" w:eastAsia="ja-JP"/>
+              </w:rPr>
+              <w:t>&gt;</w:t>
             </w:r>
           </w:p>
           <w:p>
@@ -12732,7 +13913,25 @@
                 <w:szCs w:val="20"/>
                 <w:lang w:val="en-GB" w:eastAsia="ja-JP"/>
               </w:rPr>
-              <w:t xml:space="preserve">        &lt;cor:detailDocument id="AE-DOCREF-1"&gt;</w:t>
+              <w:t xml:space="preserve">        &lt;</w:t>
+            </w:r>
+            <w:proofErr w:type="spellStart"/>
+            <w:r>
+              <w:rPr>
+                <w:sz w:val="20"/>
+                <w:szCs w:val="20"/>
+                <w:lang w:val="en-GB" w:eastAsia="ja-JP"/>
+              </w:rPr>
+              <w:t>cor:detailDocument</w:t>
+            </w:r>
+            <w:proofErr w:type="spellEnd"/>
+            <w:r>
+              <w:rPr>
+                <w:sz w:val="20"/>
+                <w:szCs w:val="20"/>
+                <w:lang w:val="en-GB" w:eastAsia="ja-JP"/>
+              </w:rPr>
+              <w:t xml:space="preserve"> id="AE-DOCREF-1"&gt;</w:t>
             </w:r>
           </w:p>
           <w:p>
@@ -12751,7 +13950,43 @@
                 <w:szCs w:val="20"/>
                 <w:lang w:val="en-GB" w:eastAsia="ja-JP"/>
               </w:rPr>
-              <w:t xml:space="preserve">          &lt;cor:detailDocumentNumber contextRef="c1"&gt;INV-2026-0811-001&lt;/cor:detailDocumentNumber&gt;</w:t>
+              <w:t xml:space="preserve">          &lt;</w:t>
+            </w:r>
+            <w:proofErr w:type="spellStart"/>
+            <w:r>
+              <w:rPr>
+                <w:sz w:val="20"/>
+                <w:szCs w:val="20"/>
+                <w:lang w:val="en-GB" w:eastAsia="ja-JP"/>
+              </w:rPr>
+              <w:t>cor:detailDocumentNumber</w:t>
+            </w:r>
+            <w:proofErr w:type="spellEnd"/>
+            <w:r>
+              <w:rPr>
+                <w:sz w:val="20"/>
+                <w:szCs w:val="20"/>
+                <w:lang w:val="en-GB" w:eastAsia="ja-JP"/>
+              </w:rPr>
+              <w:t xml:space="preserve"> contextRef="c1"&gt;INV-2026-0811-001&lt;/</w:t>
+            </w:r>
+            <w:proofErr w:type="spellStart"/>
+            <w:r>
+              <w:rPr>
+                <w:sz w:val="20"/>
+                <w:szCs w:val="20"/>
+                <w:lang w:val="en-GB" w:eastAsia="ja-JP"/>
+              </w:rPr>
+              <w:t>cor:detailDocumentNumber</w:t>
+            </w:r>
+            <w:proofErr w:type="spellEnd"/>
+            <w:r>
+              <w:rPr>
+                <w:sz w:val="20"/>
+                <w:szCs w:val="20"/>
+                <w:lang w:val="en-GB" w:eastAsia="ja-JP"/>
+              </w:rPr>
+              <w:t>&gt;</w:t>
             </w:r>
           </w:p>
           <w:p>
@@ -12770,7 +14005,25 @@
                 <w:szCs w:val="20"/>
                 <w:lang w:val="en-GB" w:eastAsia="ja-JP"/>
               </w:rPr>
-              <w:t xml:space="preserve">        &lt;/cor:detailDocument&gt;</w:t>
+              <w:t xml:space="preserve">        &lt;/</w:t>
+            </w:r>
+            <w:proofErr w:type="spellStart"/>
+            <w:r>
+              <w:rPr>
+                <w:sz w:val="20"/>
+                <w:szCs w:val="20"/>
+                <w:lang w:val="en-GB" w:eastAsia="ja-JP"/>
+              </w:rPr>
+              <w:t>cor:detailDocument</w:t>
+            </w:r>
+            <w:proofErr w:type="spellEnd"/>
+            <w:r>
+              <w:rPr>
+                <w:sz w:val="20"/>
+                <w:szCs w:val="20"/>
+                <w:lang w:val="en-GB" w:eastAsia="ja-JP"/>
+              </w:rPr>
+              <w:t>&gt;</w:t>
             </w:r>
           </w:p>
           <w:p>
@@ -12789,7 +14042,43 @@
                 <w:szCs w:val="20"/>
                 <w:lang w:val="en-GB" w:eastAsia="ja-JP"/>
               </w:rPr>
-              <w:t xml:space="preserve">        &lt;cor:documentDate contextRef="c1"&gt;2026-08-11T00:00:00&lt;/cor:documentDate&gt;</w:t>
+              <w:t xml:space="preserve">        &lt;</w:t>
+            </w:r>
+            <w:proofErr w:type="spellStart"/>
+            <w:r>
+              <w:rPr>
+                <w:sz w:val="20"/>
+                <w:szCs w:val="20"/>
+                <w:lang w:val="en-GB" w:eastAsia="ja-JP"/>
+              </w:rPr>
+              <w:t>cor:documentDate</w:t>
+            </w:r>
+            <w:proofErr w:type="spellEnd"/>
+            <w:r>
+              <w:rPr>
+                <w:sz w:val="20"/>
+                <w:szCs w:val="20"/>
+                <w:lang w:val="en-GB" w:eastAsia="ja-JP"/>
+              </w:rPr>
+              <w:t xml:space="preserve"> contextRef="c1"&gt;2026-08-11T00:00:00&lt;/</w:t>
+            </w:r>
+            <w:proofErr w:type="spellStart"/>
+            <w:r>
+              <w:rPr>
+                <w:sz w:val="20"/>
+                <w:szCs w:val="20"/>
+                <w:lang w:val="en-GB" w:eastAsia="ja-JP"/>
+              </w:rPr>
+              <w:t>cor:documentDate</w:t>
+            </w:r>
+            <w:proofErr w:type="spellEnd"/>
+            <w:r>
+              <w:rPr>
+                <w:sz w:val="20"/>
+                <w:szCs w:val="20"/>
+                <w:lang w:val="en-GB" w:eastAsia="ja-JP"/>
+              </w:rPr>
+              <w:t>&gt;</w:t>
             </w:r>
           </w:p>
           <w:p>
@@ -12808,7 +14097,43 @@
                 <w:szCs w:val="20"/>
                 <w:lang w:val="en-GB" w:eastAsia="ja-JP"/>
               </w:rPr>
-              <w:t xml:space="preserve">        &lt;cor:detailDescription contextRef="c1"&gt;Office supplies expense&lt;/cor:detailDescription&gt;</w:t>
+              <w:t xml:space="preserve">        &lt;</w:t>
+            </w:r>
+            <w:proofErr w:type="spellStart"/>
+            <w:r>
+              <w:rPr>
+                <w:sz w:val="20"/>
+                <w:szCs w:val="20"/>
+                <w:lang w:val="en-GB" w:eastAsia="ja-JP"/>
+              </w:rPr>
+              <w:t>cor:detailDescription</w:t>
+            </w:r>
+            <w:proofErr w:type="spellEnd"/>
+            <w:r>
+              <w:rPr>
+                <w:sz w:val="20"/>
+                <w:szCs w:val="20"/>
+                <w:lang w:val="en-GB" w:eastAsia="ja-JP"/>
+              </w:rPr>
+              <w:t xml:space="preserve"> contextRef="c1"&gt;Office supplies expense&lt;/</w:t>
+            </w:r>
+            <w:proofErr w:type="spellStart"/>
+            <w:r>
+              <w:rPr>
+                <w:sz w:val="20"/>
+                <w:szCs w:val="20"/>
+                <w:lang w:val="en-GB" w:eastAsia="ja-JP"/>
+              </w:rPr>
+              <w:t>cor:detailDescription</w:t>
+            </w:r>
+            <w:proofErr w:type="spellEnd"/>
+            <w:r>
+              <w:rPr>
+                <w:sz w:val="20"/>
+                <w:szCs w:val="20"/>
+                <w:lang w:val="en-GB" w:eastAsia="ja-JP"/>
+              </w:rPr>
+              <w:t>&gt;</w:t>
             </w:r>
           </w:p>
           <w:p>
@@ -12827,7 +14152,43 @@
                 <w:szCs w:val="20"/>
                 <w:lang w:val="en-GB" w:eastAsia="ja-JP"/>
               </w:rPr>
-              <w:t xml:space="preserve">        &lt;cor:monetaryAmount contextRef="c1" unitRef="JPY" decimals="0"&gt;10000&lt;/cor:monetaryAmount&gt;</w:t>
+              <w:t xml:space="preserve">        &lt;</w:t>
+            </w:r>
+            <w:proofErr w:type="spellStart"/>
+            <w:r>
+              <w:rPr>
+                <w:sz w:val="20"/>
+                <w:szCs w:val="20"/>
+                <w:lang w:val="en-GB" w:eastAsia="ja-JP"/>
+              </w:rPr>
+              <w:t>cor:monetaryAmount</w:t>
+            </w:r>
+            <w:proofErr w:type="spellEnd"/>
+            <w:r>
+              <w:rPr>
+                <w:sz w:val="20"/>
+                <w:szCs w:val="20"/>
+                <w:lang w:val="en-GB" w:eastAsia="ja-JP"/>
+              </w:rPr>
+              <w:t xml:space="preserve"> contextRef="c1" unitRef="JPY" decimals="0"&gt;10000&lt;/</w:t>
+            </w:r>
+            <w:proofErr w:type="spellStart"/>
+            <w:r>
+              <w:rPr>
+                <w:sz w:val="20"/>
+                <w:szCs w:val="20"/>
+                <w:lang w:val="en-GB" w:eastAsia="ja-JP"/>
+              </w:rPr>
+              <w:t>cor:monetaryAmount</w:t>
+            </w:r>
+            <w:proofErr w:type="spellEnd"/>
+            <w:r>
+              <w:rPr>
+                <w:sz w:val="20"/>
+                <w:szCs w:val="20"/>
+                <w:lang w:val="en-GB" w:eastAsia="ja-JP"/>
+              </w:rPr>
+              <w:t>&gt;</w:t>
             </w:r>
           </w:p>
           <w:p>
@@ -12846,7 +14207,43 @@
                 <w:szCs w:val="20"/>
                 <w:lang w:val="en-GB" w:eastAsia="ja-JP"/>
               </w:rPr>
-              <w:t xml:space="preserve">        &lt;cor:currency contextRef="c1"&gt;iso4217:JPY&lt;/cor:currency&gt;</w:t>
+              <w:t xml:space="preserve">        &lt;</w:t>
+            </w:r>
+            <w:proofErr w:type="spellStart"/>
+            <w:r>
+              <w:rPr>
+                <w:sz w:val="20"/>
+                <w:szCs w:val="20"/>
+                <w:lang w:val="en-GB" w:eastAsia="ja-JP"/>
+              </w:rPr>
+              <w:t>cor:currency</w:t>
+            </w:r>
+            <w:proofErr w:type="spellEnd"/>
+            <w:r>
+              <w:rPr>
+                <w:sz w:val="20"/>
+                <w:szCs w:val="20"/>
+                <w:lang w:val="en-GB" w:eastAsia="ja-JP"/>
+              </w:rPr>
+              <w:t xml:space="preserve"> contextRef="c1"&gt;iso4217:JPY&lt;/</w:t>
+            </w:r>
+            <w:proofErr w:type="spellStart"/>
+            <w:r>
+              <w:rPr>
+                <w:sz w:val="20"/>
+                <w:szCs w:val="20"/>
+                <w:lang w:val="en-GB" w:eastAsia="ja-JP"/>
+              </w:rPr>
+              <w:t>cor:currency</w:t>
+            </w:r>
+            <w:proofErr w:type="spellEnd"/>
+            <w:r>
+              <w:rPr>
+                <w:sz w:val="20"/>
+                <w:szCs w:val="20"/>
+                <w:lang w:val="en-GB" w:eastAsia="ja-JP"/>
+              </w:rPr>
+              <w:t>&gt;</w:t>
             </w:r>
           </w:p>
           <w:p>
@@ -12865,7 +14262,43 @@
                 <w:szCs w:val="20"/>
                 <w:lang w:val="en-GB" w:eastAsia="ja-JP"/>
               </w:rPr>
-              <w:t xml:space="preserve">        &lt;cor:debitCreditIndicator contextRef="c1"&gt;D&lt;/cor:debitCreditIndicator&gt;</w:t>
+              <w:t xml:space="preserve">        &lt;</w:t>
+            </w:r>
+            <w:proofErr w:type="spellStart"/>
+            <w:r>
+              <w:rPr>
+                <w:sz w:val="20"/>
+                <w:szCs w:val="20"/>
+                <w:lang w:val="en-GB" w:eastAsia="ja-JP"/>
+              </w:rPr>
+              <w:t>cor:debitCreditIndicator</w:t>
+            </w:r>
+            <w:proofErr w:type="spellEnd"/>
+            <w:r>
+              <w:rPr>
+                <w:sz w:val="20"/>
+                <w:szCs w:val="20"/>
+                <w:lang w:val="en-GB" w:eastAsia="ja-JP"/>
+              </w:rPr>
+              <w:t xml:space="preserve"> contextRef="c1"&gt;D&lt;/</w:t>
+            </w:r>
+            <w:proofErr w:type="spellStart"/>
+            <w:r>
+              <w:rPr>
+                <w:sz w:val="20"/>
+                <w:szCs w:val="20"/>
+                <w:lang w:val="en-GB" w:eastAsia="ja-JP"/>
+              </w:rPr>
+              <w:t>cor:debitCreditIndicator</w:t>
+            </w:r>
+            <w:proofErr w:type="spellEnd"/>
+            <w:r>
+              <w:rPr>
+                <w:sz w:val="20"/>
+                <w:szCs w:val="20"/>
+                <w:lang w:val="en-GB" w:eastAsia="ja-JP"/>
+              </w:rPr>
+              <w:t>&gt;</w:t>
             </w:r>
           </w:p>
           <w:p>
@@ -12884,7 +14317,25 @@
                 <w:szCs w:val="20"/>
                 <w:lang w:val="en-GB" w:eastAsia="ja-JP"/>
               </w:rPr>
-              <w:t xml:space="preserve">      &lt;/cor:entryDetail&gt;</w:t>
+              <w:t xml:space="preserve">      &lt;/</w:t>
+            </w:r>
+            <w:proofErr w:type="spellStart"/>
+            <w:r>
+              <w:rPr>
+                <w:sz w:val="20"/>
+                <w:szCs w:val="20"/>
+                <w:lang w:val="en-GB" w:eastAsia="ja-JP"/>
+              </w:rPr>
+              <w:t>cor:entryDetail</w:t>
+            </w:r>
+            <w:proofErr w:type="spellEnd"/>
+            <w:r>
+              <w:rPr>
+                <w:sz w:val="20"/>
+                <w:szCs w:val="20"/>
+                <w:lang w:val="en-GB" w:eastAsia="ja-JP"/>
+              </w:rPr>
+              <w:t>&gt;</w:t>
             </w:r>
           </w:p>
           <w:p>
@@ -12903,7 +14354,25 @@
                 <w:szCs w:val="20"/>
                 <w:lang w:val="en-GB" w:eastAsia="ja-JP"/>
               </w:rPr>
-              <w:t xml:space="preserve">      &lt;cor:entryDetail id="AE-DET-2"&gt;</w:t>
+              <w:t xml:space="preserve">      &lt;</w:t>
+            </w:r>
+            <w:proofErr w:type="spellStart"/>
+            <w:r>
+              <w:rPr>
+                <w:sz w:val="20"/>
+                <w:szCs w:val="20"/>
+                <w:lang w:val="en-GB" w:eastAsia="ja-JP"/>
+              </w:rPr>
+              <w:t>cor:entryDetail</w:t>
+            </w:r>
+            <w:proofErr w:type="spellEnd"/>
+            <w:r>
+              <w:rPr>
+                <w:sz w:val="20"/>
+                <w:szCs w:val="20"/>
+                <w:lang w:val="en-GB" w:eastAsia="ja-JP"/>
+              </w:rPr>
+              <w:t xml:space="preserve"> id="AE-DET-2"&gt;</w:t>
             </w:r>
           </w:p>
           <w:p>
@@ -12922,7 +14391,43 @@
                 <w:szCs w:val="20"/>
                 <w:lang w:val="en-GB" w:eastAsia="ja-JP"/>
               </w:rPr>
-              <w:t xml:space="preserve">        &lt;cor:lineNumber contextRef="c1"&gt;2&lt;/cor:lineNumber&gt;</w:t>
+              <w:t xml:space="preserve">        &lt;</w:t>
+            </w:r>
+            <w:proofErr w:type="spellStart"/>
+            <w:r>
+              <w:rPr>
+                <w:sz w:val="20"/>
+                <w:szCs w:val="20"/>
+                <w:lang w:val="en-GB" w:eastAsia="ja-JP"/>
+              </w:rPr>
+              <w:t>cor:lineNumber</w:t>
+            </w:r>
+            <w:proofErr w:type="spellEnd"/>
+            <w:r>
+              <w:rPr>
+                <w:sz w:val="20"/>
+                <w:szCs w:val="20"/>
+                <w:lang w:val="en-GB" w:eastAsia="ja-JP"/>
+              </w:rPr>
+              <w:t xml:space="preserve"> contextRef="c1"&gt;2&lt;/</w:t>
+            </w:r>
+            <w:proofErr w:type="spellStart"/>
+            <w:r>
+              <w:rPr>
+                <w:sz w:val="20"/>
+                <w:szCs w:val="20"/>
+                <w:lang w:val="en-GB" w:eastAsia="ja-JP"/>
+              </w:rPr>
+              <w:t>cor:lineNumber</w:t>
+            </w:r>
+            <w:proofErr w:type="spellEnd"/>
+            <w:r>
+              <w:rPr>
+                <w:sz w:val="20"/>
+                <w:szCs w:val="20"/>
+                <w:lang w:val="en-GB" w:eastAsia="ja-JP"/>
+              </w:rPr>
+              <w:t>&gt;</w:t>
             </w:r>
           </w:p>
           <w:p>
@@ -12941,7 +14446,43 @@
                 <w:szCs w:val="20"/>
                 <w:lang w:val="en-GB" w:eastAsia="ja-JP"/>
               </w:rPr>
-              <w:t xml:space="preserve">        &lt;cor:postingDate contextRef="c1"&gt;2026-08-11T00:00:00&lt;/cor:postingDate&gt;</w:t>
+              <w:t xml:space="preserve">        &lt;</w:t>
+            </w:r>
+            <w:proofErr w:type="spellStart"/>
+            <w:r>
+              <w:rPr>
+                <w:sz w:val="20"/>
+                <w:szCs w:val="20"/>
+                <w:lang w:val="en-GB" w:eastAsia="ja-JP"/>
+              </w:rPr>
+              <w:t>cor:postingDate</w:t>
+            </w:r>
+            <w:proofErr w:type="spellEnd"/>
+            <w:r>
+              <w:rPr>
+                <w:sz w:val="20"/>
+                <w:szCs w:val="20"/>
+                <w:lang w:val="en-GB" w:eastAsia="ja-JP"/>
+              </w:rPr>
+              <w:t xml:space="preserve"> contextRef="c1"&gt;2026-08-11T00:00:00&lt;/</w:t>
+            </w:r>
+            <w:proofErr w:type="spellStart"/>
+            <w:r>
+              <w:rPr>
+                <w:sz w:val="20"/>
+                <w:szCs w:val="20"/>
+                <w:lang w:val="en-GB" w:eastAsia="ja-JP"/>
+              </w:rPr>
+              <w:t>cor:postingDate</w:t>
+            </w:r>
+            <w:proofErr w:type="spellEnd"/>
+            <w:r>
+              <w:rPr>
+                <w:sz w:val="20"/>
+                <w:szCs w:val="20"/>
+                <w:lang w:val="en-GB" w:eastAsia="ja-JP"/>
+              </w:rPr>
+              <w:t>&gt;</w:t>
             </w:r>
           </w:p>
           <w:p>
@@ -12960,7 +14501,43 @@
                 <w:szCs w:val="20"/>
                 <w:lang w:val="en-GB" w:eastAsia="ja-JP"/>
               </w:rPr>
-              <w:t xml:space="preserve">        &lt;cor:detailDocumentType contextRef="c1"&gt;invoice&lt;/cor:detailDocumentType&gt;</w:t>
+              <w:t xml:space="preserve">        &lt;</w:t>
+            </w:r>
+            <w:proofErr w:type="spellStart"/>
+            <w:r>
+              <w:rPr>
+                <w:sz w:val="20"/>
+                <w:szCs w:val="20"/>
+                <w:lang w:val="en-GB" w:eastAsia="ja-JP"/>
+              </w:rPr>
+              <w:t>cor:detailDocumentType</w:t>
+            </w:r>
+            <w:proofErr w:type="spellEnd"/>
+            <w:r>
+              <w:rPr>
+                <w:sz w:val="20"/>
+                <w:szCs w:val="20"/>
+                <w:lang w:val="en-GB" w:eastAsia="ja-JP"/>
+              </w:rPr>
+              <w:t xml:space="preserve"> contextRef="c1"&gt;invoice&lt;/</w:t>
+            </w:r>
+            <w:proofErr w:type="spellStart"/>
+            <w:r>
+              <w:rPr>
+                <w:sz w:val="20"/>
+                <w:szCs w:val="20"/>
+                <w:lang w:val="en-GB" w:eastAsia="ja-JP"/>
+              </w:rPr>
+              <w:t>cor:detailDocumentType</w:t>
+            </w:r>
+            <w:proofErr w:type="spellEnd"/>
+            <w:r>
+              <w:rPr>
+                <w:sz w:val="20"/>
+                <w:szCs w:val="20"/>
+                <w:lang w:val="en-GB" w:eastAsia="ja-JP"/>
+              </w:rPr>
+              <w:t>&gt;</w:t>
             </w:r>
           </w:p>
           <w:p>
@@ -12979,7 +14556,25 @@
                 <w:szCs w:val="20"/>
                 <w:lang w:val="en-GB" w:eastAsia="ja-JP"/>
               </w:rPr>
-              <w:t xml:space="preserve">        &lt;cor:detailDocument id="AE-DOCREF-2"&gt;</w:t>
+              <w:t xml:space="preserve">        &lt;</w:t>
+            </w:r>
+            <w:proofErr w:type="spellStart"/>
+            <w:r>
+              <w:rPr>
+                <w:sz w:val="20"/>
+                <w:szCs w:val="20"/>
+                <w:lang w:val="en-GB" w:eastAsia="ja-JP"/>
+              </w:rPr>
+              <w:t>cor:detailDocument</w:t>
+            </w:r>
+            <w:proofErr w:type="spellEnd"/>
+            <w:r>
+              <w:rPr>
+                <w:sz w:val="20"/>
+                <w:szCs w:val="20"/>
+                <w:lang w:val="en-GB" w:eastAsia="ja-JP"/>
+              </w:rPr>
+              <w:t xml:space="preserve"> id="AE-DOCREF-2"&gt;</w:t>
             </w:r>
           </w:p>
           <w:p>
@@ -12998,7 +14593,43 @@
                 <w:szCs w:val="20"/>
                 <w:lang w:val="en-GB" w:eastAsia="ja-JP"/>
               </w:rPr>
-              <w:t xml:space="preserve">          &lt;cor:detailDocumentNumber contextRef="c1"&gt;INV-2026-0811-001&lt;/cor:detailDocumentNumber&gt;</w:t>
+              <w:t xml:space="preserve">          &lt;</w:t>
+            </w:r>
+            <w:proofErr w:type="spellStart"/>
+            <w:r>
+              <w:rPr>
+                <w:sz w:val="20"/>
+                <w:szCs w:val="20"/>
+                <w:lang w:val="en-GB" w:eastAsia="ja-JP"/>
+              </w:rPr>
+              <w:t>cor:detailDocumentNumber</w:t>
+            </w:r>
+            <w:proofErr w:type="spellEnd"/>
+            <w:r>
+              <w:rPr>
+                <w:sz w:val="20"/>
+                <w:szCs w:val="20"/>
+                <w:lang w:val="en-GB" w:eastAsia="ja-JP"/>
+              </w:rPr>
+              <w:t xml:space="preserve"> contextRef="c1"&gt;INV-2026-0811-001&lt;/</w:t>
+            </w:r>
+            <w:proofErr w:type="spellStart"/>
+            <w:r>
+              <w:rPr>
+                <w:sz w:val="20"/>
+                <w:szCs w:val="20"/>
+                <w:lang w:val="en-GB" w:eastAsia="ja-JP"/>
+              </w:rPr>
+              <w:t>cor:detailDocumentNumber</w:t>
+            </w:r>
+            <w:proofErr w:type="spellEnd"/>
+            <w:r>
+              <w:rPr>
+                <w:sz w:val="20"/>
+                <w:szCs w:val="20"/>
+                <w:lang w:val="en-GB" w:eastAsia="ja-JP"/>
+              </w:rPr>
+              <w:t>&gt;</w:t>
             </w:r>
           </w:p>
           <w:p>
@@ -13017,7 +14648,25 @@
                 <w:szCs w:val="20"/>
                 <w:lang w:val="en-GB" w:eastAsia="ja-JP"/>
               </w:rPr>
-              <w:t xml:space="preserve">        &lt;/cor:detailDocument&gt;</w:t>
+              <w:t xml:space="preserve">        &lt;/</w:t>
+            </w:r>
+            <w:proofErr w:type="spellStart"/>
+            <w:r>
+              <w:rPr>
+                <w:sz w:val="20"/>
+                <w:szCs w:val="20"/>
+                <w:lang w:val="en-GB" w:eastAsia="ja-JP"/>
+              </w:rPr>
+              <w:t>cor:detailDocument</w:t>
+            </w:r>
+            <w:proofErr w:type="spellEnd"/>
+            <w:r>
+              <w:rPr>
+                <w:sz w:val="20"/>
+                <w:szCs w:val="20"/>
+                <w:lang w:val="en-GB" w:eastAsia="ja-JP"/>
+              </w:rPr>
+              <w:t>&gt;</w:t>
             </w:r>
           </w:p>
           <w:p>
@@ -13036,7 +14685,43 @@
                 <w:szCs w:val="20"/>
                 <w:lang w:val="en-GB" w:eastAsia="ja-JP"/>
               </w:rPr>
-              <w:t xml:space="preserve">        &lt;cor:documentDate contextRef="c1"&gt;2026-08-11T00:00:00&lt;/cor:documentDate&gt;</w:t>
+              <w:t xml:space="preserve">        &lt;</w:t>
+            </w:r>
+            <w:proofErr w:type="spellStart"/>
+            <w:r>
+              <w:rPr>
+                <w:sz w:val="20"/>
+                <w:szCs w:val="20"/>
+                <w:lang w:val="en-GB" w:eastAsia="ja-JP"/>
+              </w:rPr>
+              <w:t>cor:documentDate</w:t>
+            </w:r>
+            <w:proofErr w:type="spellEnd"/>
+            <w:r>
+              <w:rPr>
+                <w:sz w:val="20"/>
+                <w:szCs w:val="20"/>
+                <w:lang w:val="en-GB" w:eastAsia="ja-JP"/>
+              </w:rPr>
+              <w:t xml:space="preserve"> contextRef="c1"&gt;2026-08-11T00:00:00&lt;/</w:t>
+            </w:r>
+            <w:proofErr w:type="spellStart"/>
+            <w:r>
+              <w:rPr>
+                <w:sz w:val="20"/>
+                <w:szCs w:val="20"/>
+                <w:lang w:val="en-GB" w:eastAsia="ja-JP"/>
+              </w:rPr>
+              <w:t>cor:documentDate</w:t>
+            </w:r>
+            <w:proofErr w:type="spellEnd"/>
+            <w:r>
+              <w:rPr>
+                <w:sz w:val="20"/>
+                <w:szCs w:val="20"/>
+                <w:lang w:val="en-GB" w:eastAsia="ja-JP"/>
+              </w:rPr>
+              <w:t>&gt;</w:t>
             </w:r>
           </w:p>
           <w:p>
@@ -13055,7 +14740,43 @@
                 <w:szCs w:val="20"/>
                 <w:lang w:val="en-GB" w:eastAsia="ja-JP"/>
               </w:rPr>
-              <w:t xml:space="preserve">        &lt;cor:detailDescription contextRef="c1"&gt;Input consumption tax&lt;/cor:detailDescription&gt;</w:t>
+              <w:t xml:space="preserve">        &lt;</w:t>
+            </w:r>
+            <w:proofErr w:type="spellStart"/>
+            <w:r>
+              <w:rPr>
+                <w:sz w:val="20"/>
+                <w:szCs w:val="20"/>
+                <w:lang w:val="en-GB" w:eastAsia="ja-JP"/>
+              </w:rPr>
+              <w:t>cor:detailDescription</w:t>
+            </w:r>
+            <w:proofErr w:type="spellEnd"/>
+            <w:r>
+              <w:rPr>
+                <w:sz w:val="20"/>
+                <w:szCs w:val="20"/>
+                <w:lang w:val="en-GB" w:eastAsia="ja-JP"/>
+              </w:rPr>
+              <w:t xml:space="preserve"> contextRef="c1"&gt;Input consumption tax&lt;/</w:t>
+            </w:r>
+            <w:proofErr w:type="spellStart"/>
+            <w:r>
+              <w:rPr>
+                <w:sz w:val="20"/>
+                <w:szCs w:val="20"/>
+                <w:lang w:val="en-GB" w:eastAsia="ja-JP"/>
+              </w:rPr>
+              <w:t>cor:detailDescription</w:t>
+            </w:r>
+            <w:proofErr w:type="spellEnd"/>
+            <w:r>
+              <w:rPr>
+                <w:sz w:val="20"/>
+                <w:szCs w:val="20"/>
+                <w:lang w:val="en-GB" w:eastAsia="ja-JP"/>
+              </w:rPr>
+              <w:t>&gt;</w:t>
             </w:r>
           </w:p>
           <w:p>
@@ -13074,7 +14795,43 @@
                 <w:szCs w:val="20"/>
                 <w:lang w:val="en-GB" w:eastAsia="ja-JP"/>
               </w:rPr>
-              <w:t xml:space="preserve">        &lt;cor:monetaryAmount contextRef="c1" unitRef="JPY" decimals="0"&gt;1000&lt;/cor:monetaryAmount&gt;</w:t>
+              <w:t xml:space="preserve">        &lt;</w:t>
+            </w:r>
+            <w:proofErr w:type="spellStart"/>
+            <w:r>
+              <w:rPr>
+                <w:sz w:val="20"/>
+                <w:szCs w:val="20"/>
+                <w:lang w:val="en-GB" w:eastAsia="ja-JP"/>
+              </w:rPr>
+              <w:t>cor:monetaryAmount</w:t>
+            </w:r>
+            <w:proofErr w:type="spellEnd"/>
+            <w:r>
+              <w:rPr>
+                <w:sz w:val="20"/>
+                <w:szCs w:val="20"/>
+                <w:lang w:val="en-GB" w:eastAsia="ja-JP"/>
+              </w:rPr>
+              <w:t xml:space="preserve"> contextRef="c1" unitRef="JPY" decimals="0"&gt;1000&lt;/</w:t>
+            </w:r>
+            <w:proofErr w:type="spellStart"/>
+            <w:r>
+              <w:rPr>
+                <w:sz w:val="20"/>
+                <w:szCs w:val="20"/>
+                <w:lang w:val="en-GB" w:eastAsia="ja-JP"/>
+              </w:rPr>
+              <w:t>cor:monetaryAmount</w:t>
+            </w:r>
+            <w:proofErr w:type="spellEnd"/>
+            <w:r>
+              <w:rPr>
+                <w:sz w:val="20"/>
+                <w:szCs w:val="20"/>
+                <w:lang w:val="en-GB" w:eastAsia="ja-JP"/>
+              </w:rPr>
+              <w:t>&gt;</w:t>
             </w:r>
           </w:p>
           <w:p>
@@ -13093,7 +14850,43 @@
                 <w:szCs w:val="20"/>
                 <w:lang w:val="en-GB" w:eastAsia="ja-JP"/>
               </w:rPr>
-              <w:t xml:space="preserve">        &lt;cor:currency contextRef="c1"&gt;iso4217:JPY&lt;/cor:currency&gt;</w:t>
+              <w:t xml:space="preserve">        &lt;</w:t>
+            </w:r>
+            <w:proofErr w:type="spellStart"/>
+            <w:r>
+              <w:rPr>
+                <w:sz w:val="20"/>
+                <w:szCs w:val="20"/>
+                <w:lang w:val="en-GB" w:eastAsia="ja-JP"/>
+              </w:rPr>
+              <w:t>cor:currency</w:t>
+            </w:r>
+            <w:proofErr w:type="spellEnd"/>
+            <w:r>
+              <w:rPr>
+                <w:sz w:val="20"/>
+                <w:szCs w:val="20"/>
+                <w:lang w:val="en-GB" w:eastAsia="ja-JP"/>
+              </w:rPr>
+              <w:t xml:space="preserve"> contextRef="c1"&gt;iso4217:JPY&lt;/</w:t>
+            </w:r>
+            <w:proofErr w:type="spellStart"/>
+            <w:r>
+              <w:rPr>
+                <w:sz w:val="20"/>
+                <w:szCs w:val="20"/>
+                <w:lang w:val="en-GB" w:eastAsia="ja-JP"/>
+              </w:rPr>
+              <w:t>cor:currency</w:t>
+            </w:r>
+            <w:proofErr w:type="spellEnd"/>
+            <w:r>
+              <w:rPr>
+                <w:sz w:val="20"/>
+                <w:szCs w:val="20"/>
+                <w:lang w:val="en-GB" w:eastAsia="ja-JP"/>
+              </w:rPr>
+              <w:t>&gt;</w:t>
             </w:r>
           </w:p>
           <w:p>
@@ -13112,7 +14905,43 @@
                 <w:szCs w:val="20"/>
                 <w:lang w:val="en-GB" w:eastAsia="ja-JP"/>
               </w:rPr>
-              <w:t xml:space="preserve">        &lt;cor:debitCreditIndicator contextRef="c1"&gt;D&lt;/cor:debitCreditIndicator&gt;</w:t>
+              <w:t xml:space="preserve">        &lt;</w:t>
+            </w:r>
+            <w:proofErr w:type="spellStart"/>
+            <w:r>
+              <w:rPr>
+                <w:sz w:val="20"/>
+                <w:szCs w:val="20"/>
+                <w:lang w:val="en-GB" w:eastAsia="ja-JP"/>
+              </w:rPr>
+              <w:t>cor:debitCreditIndicator</w:t>
+            </w:r>
+            <w:proofErr w:type="spellEnd"/>
+            <w:r>
+              <w:rPr>
+                <w:sz w:val="20"/>
+                <w:szCs w:val="20"/>
+                <w:lang w:val="en-GB" w:eastAsia="ja-JP"/>
+              </w:rPr>
+              <w:t xml:space="preserve"> contextRef="c1"&gt;D&lt;/</w:t>
+            </w:r>
+            <w:proofErr w:type="spellStart"/>
+            <w:r>
+              <w:rPr>
+                <w:sz w:val="20"/>
+                <w:szCs w:val="20"/>
+                <w:lang w:val="en-GB" w:eastAsia="ja-JP"/>
+              </w:rPr>
+              <w:t>cor:debitCreditIndicator</w:t>
+            </w:r>
+            <w:proofErr w:type="spellEnd"/>
+            <w:r>
+              <w:rPr>
+                <w:sz w:val="20"/>
+                <w:szCs w:val="20"/>
+                <w:lang w:val="en-GB" w:eastAsia="ja-JP"/>
+              </w:rPr>
+              <w:t>&gt;</w:t>
             </w:r>
           </w:p>
           <w:p>
@@ -13131,7 +14960,25 @@
                 <w:szCs w:val="20"/>
                 <w:lang w:val="en-GB" w:eastAsia="ja-JP"/>
               </w:rPr>
-              <w:t xml:space="preserve">      &lt;/cor:entryDetail&gt;</w:t>
+              <w:t xml:space="preserve">      &lt;/</w:t>
+            </w:r>
+            <w:proofErr w:type="spellStart"/>
+            <w:r>
+              <w:rPr>
+                <w:sz w:val="20"/>
+                <w:szCs w:val="20"/>
+                <w:lang w:val="en-GB" w:eastAsia="ja-JP"/>
+              </w:rPr>
+              <w:t>cor:entryDetail</w:t>
+            </w:r>
+            <w:proofErr w:type="spellEnd"/>
+            <w:r>
+              <w:rPr>
+                <w:sz w:val="20"/>
+                <w:szCs w:val="20"/>
+                <w:lang w:val="en-GB" w:eastAsia="ja-JP"/>
+              </w:rPr>
+              <w:t>&gt;</w:t>
             </w:r>
           </w:p>
           <w:p>
@@ -13150,7 +14997,25 @@
                 <w:szCs w:val="20"/>
                 <w:lang w:val="en-GB" w:eastAsia="ja-JP"/>
               </w:rPr>
-              <w:t xml:space="preserve">      &lt;cor:entryDetail id="AE-DET-3"&gt;</w:t>
+              <w:t xml:space="preserve">      &lt;</w:t>
+            </w:r>
+            <w:proofErr w:type="spellStart"/>
+            <w:r>
+              <w:rPr>
+                <w:sz w:val="20"/>
+                <w:szCs w:val="20"/>
+                <w:lang w:val="en-GB" w:eastAsia="ja-JP"/>
+              </w:rPr>
+              <w:t>cor:entryDetail</w:t>
+            </w:r>
+            <w:proofErr w:type="spellEnd"/>
+            <w:r>
+              <w:rPr>
+                <w:sz w:val="20"/>
+                <w:szCs w:val="20"/>
+                <w:lang w:val="en-GB" w:eastAsia="ja-JP"/>
+              </w:rPr>
+              <w:t xml:space="preserve"> id="AE-DET-3"&gt;</w:t>
             </w:r>
           </w:p>
           <w:p>
@@ -13169,7 +15034,43 @@
                 <w:szCs w:val="20"/>
                 <w:lang w:val="en-GB" w:eastAsia="ja-JP"/>
               </w:rPr>
-              <w:t xml:space="preserve">        &lt;cor:lineNumber contextRef="c1"&gt;3&lt;/cor:lineNumber&gt;</w:t>
+              <w:t xml:space="preserve">        &lt;</w:t>
+            </w:r>
+            <w:proofErr w:type="spellStart"/>
+            <w:r>
+              <w:rPr>
+                <w:sz w:val="20"/>
+                <w:szCs w:val="20"/>
+                <w:lang w:val="en-GB" w:eastAsia="ja-JP"/>
+              </w:rPr>
+              <w:t>cor:lineNumber</w:t>
+            </w:r>
+            <w:proofErr w:type="spellEnd"/>
+            <w:r>
+              <w:rPr>
+                <w:sz w:val="20"/>
+                <w:szCs w:val="20"/>
+                <w:lang w:val="en-GB" w:eastAsia="ja-JP"/>
+              </w:rPr>
+              <w:t xml:space="preserve"> contextRef="c1"&gt;3&lt;/</w:t>
+            </w:r>
+            <w:proofErr w:type="spellStart"/>
+            <w:r>
+              <w:rPr>
+                <w:sz w:val="20"/>
+                <w:szCs w:val="20"/>
+                <w:lang w:val="en-GB" w:eastAsia="ja-JP"/>
+              </w:rPr>
+              <w:t>cor:lineNumber</w:t>
+            </w:r>
+            <w:proofErr w:type="spellEnd"/>
+            <w:r>
+              <w:rPr>
+                <w:sz w:val="20"/>
+                <w:szCs w:val="20"/>
+                <w:lang w:val="en-GB" w:eastAsia="ja-JP"/>
+              </w:rPr>
+              <w:t>&gt;</w:t>
             </w:r>
           </w:p>
           <w:p>
@@ -13188,7 +15089,43 @@
                 <w:szCs w:val="20"/>
                 <w:lang w:val="en-GB" w:eastAsia="ja-JP"/>
               </w:rPr>
-              <w:t xml:space="preserve">        &lt;cor:postingDate contextRef="c1"&gt;2026-08-11T00:00:00&lt;/cor:postingDate&gt;</w:t>
+              <w:t xml:space="preserve">        &lt;</w:t>
+            </w:r>
+            <w:proofErr w:type="spellStart"/>
+            <w:r>
+              <w:rPr>
+                <w:sz w:val="20"/>
+                <w:szCs w:val="20"/>
+                <w:lang w:val="en-GB" w:eastAsia="ja-JP"/>
+              </w:rPr>
+              <w:t>cor:postingDate</w:t>
+            </w:r>
+            <w:proofErr w:type="spellEnd"/>
+            <w:r>
+              <w:rPr>
+                <w:sz w:val="20"/>
+                <w:szCs w:val="20"/>
+                <w:lang w:val="en-GB" w:eastAsia="ja-JP"/>
+              </w:rPr>
+              <w:t xml:space="preserve"> contextRef="c1"&gt;2026-08-11T00:00:00&lt;/</w:t>
+            </w:r>
+            <w:proofErr w:type="spellStart"/>
+            <w:r>
+              <w:rPr>
+                <w:sz w:val="20"/>
+                <w:szCs w:val="20"/>
+                <w:lang w:val="en-GB" w:eastAsia="ja-JP"/>
+              </w:rPr>
+              <w:t>cor:postingDate</w:t>
+            </w:r>
+            <w:proofErr w:type="spellEnd"/>
+            <w:r>
+              <w:rPr>
+                <w:sz w:val="20"/>
+                <w:szCs w:val="20"/>
+                <w:lang w:val="en-GB" w:eastAsia="ja-JP"/>
+              </w:rPr>
+              <w:t>&gt;</w:t>
             </w:r>
           </w:p>
           <w:p>
@@ -13207,7 +15144,43 @@
                 <w:szCs w:val="20"/>
                 <w:lang w:val="en-GB" w:eastAsia="ja-JP"/>
               </w:rPr>
-              <w:t xml:space="preserve">        &lt;cor:detailDocumentType contextRef="c1"&gt;invoice&lt;/cor:detailDocumentType&gt;</w:t>
+              <w:t xml:space="preserve">        &lt;</w:t>
+            </w:r>
+            <w:proofErr w:type="spellStart"/>
+            <w:r>
+              <w:rPr>
+                <w:sz w:val="20"/>
+                <w:szCs w:val="20"/>
+                <w:lang w:val="en-GB" w:eastAsia="ja-JP"/>
+              </w:rPr>
+              <w:t>cor:detailDocumentType</w:t>
+            </w:r>
+            <w:proofErr w:type="spellEnd"/>
+            <w:r>
+              <w:rPr>
+                <w:sz w:val="20"/>
+                <w:szCs w:val="20"/>
+                <w:lang w:val="en-GB" w:eastAsia="ja-JP"/>
+              </w:rPr>
+              <w:t xml:space="preserve"> contextRef="c1"&gt;invoice&lt;/</w:t>
+            </w:r>
+            <w:proofErr w:type="spellStart"/>
+            <w:r>
+              <w:rPr>
+                <w:sz w:val="20"/>
+                <w:szCs w:val="20"/>
+                <w:lang w:val="en-GB" w:eastAsia="ja-JP"/>
+              </w:rPr>
+              <w:t>cor:detailDocumentType</w:t>
+            </w:r>
+            <w:proofErr w:type="spellEnd"/>
+            <w:r>
+              <w:rPr>
+                <w:sz w:val="20"/>
+                <w:szCs w:val="20"/>
+                <w:lang w:val="en-GB" w:eastAsia="ja-JP"/>
+              </w:rPr>
+              <w:t>&gt;</w:t>
             </w:r>
           </w:p>
           <w:p>
@@ -13226,7 +15199,25 @@
                 <w:szCs w:val="20"/>
                 <w:lang w:val="en-GB" w:eastAsia="ja-JP"/>
               </w:rPr>
-              <w:t xml:space="preserve">        &lt;cor:detailDocument id="AE-DOCREF-3"&gt;</w:t>
+              <w:t xml:space="preserve">        &lt;</w:t>
+            </w:r>
+            <w:proofErr w:type="spellStart"/>
+            <w:r>
+              <w:rPr>
+                <w:sz w:val="20"/>
+                <w:szCs w:val="20"/>
+                <w:lang w:val="en-GB" w:eastAsia="ja-JP"/>
+              </w:rPr>
+              <w:t>cor:detailDocument</w:t>
+            </w:r>
+            <w:proofErr w:type="spellEnd"/>
+            <w:r>
+              <w:rPr>
+                <w:sz w:val="20"/>
+                <w:szCs w:val="20"/>
+                <w:lang w:val="en-GB" w:eastAsia="ja-JP"/>
+              </w:rPr>
+              <w:t xml:space="preserve"> id="AE-DOCREF-3"&gt;</w:t>
             </w:r>
           </w:p>
           <w:p>
@@ -13245,7 +15236,43 @@
                 <w:szCs w:val="20"/>
                 <w:lang w:val="en-GB" w:eastAsia="ja-JP"/>
               </w:rPr>
-              <w:t xml:space="preserve">          &lt;cor:detailDocumentNumber contextRef="c1"&gt;INV-2026-0811-001&lt;/cor:detailDocumentNumber&gt;</w:t>
+              <w:t xml:space="preserve">          &lt;</w:t>
+            </w:r>
+            <w:proofErr w:type="spellStart"/>
+            <w:r>
+              <w:rPr>
+                <w:sz w:val="20"/>
+                <w:szCs w:val="20"/>
+                <w:lang w:val="en-GB" w:eastAsia="ja-JP"/>
+              </w:rPr>
+              <w:t>cor:detailDocumentNumber</w:t>
+            </w:r>
+            <w:proofErr w:type="spellEnd"/>
+            <w:r>
+              <w:rPr>
+                <w:sz w:val="20"/>
+                <w:szCs w:val="20"/>
+                <w:lang w:val="en-GB" w:eastAsia="ja-JP"/>
+              </w:rPr>
+              <w:t xml:space="preserve"> contextRef="c1"&gt;INV-2026-0811-001&lt;/</w:t>
+            </w:r>
+            <w:proofErr w:type="spellStart"/>
+            <w:r>
+              <w:rPr>
+                <w:sz w:val="20"/>
+                <w:szCs w:val="20"/>
+                <w:lang w:val="en-GB" w:eastAsia="ja-JP"/>
+              </w:rPr>
+              <w:t>cor:detailDocumentNumber</w:t>
+            </w:r>
+            <w:proofErr w:type="spellEnd"/>
+            <w:r>
+              <w:rPr>
+                <w:sz w:val="20"/>
+                <w:szCs w:val="20"/>
+                <w:lang w:val="en-GB" w:eastAsia="ja-JP"/>
+              </w:rPr>
+              <w:t>&gt;</w:t>
             </w:r>
           </w:p>
           <w:p>
@@ -13264,7 +15291,25 @@
                 <w:szCs w:val="20"/>
                 <w:lang w:val="en-GB" w:eastAsia="ja-JP"/>
               </w:rPr>
-              <w:t xml:space="preserve">        &lt;/cor:detailDocument&gt;</w:t>
+              <w:t xml:space="preserve">        &lt;/</w:t>
+            </w:r>
+            <w:proofErr w:type="spellStart"/>
+            <w:r>
+              <w:rPr>
+                <w:sz w:val="20"/>
+                <w:szCs w:val="20"/>
+                <w:lang w:val="en-GB" w:eastAsia="ja-JP"/>
+              </w:rPr>
+              <w:t>cor:detailDocument</w:t>
+            </w:r>
+            <w:proofErr w:type="spellEnd"/>
+            <w:r>
+              <w:rPr>
+                <w:sz w:val="20"/>
+                <w:szCs w:val="20"/>
+                <w:lang w:val="en-GB" w:eastAsia="ja-JP"/>
+              </w:rPr>
+              <w:t>&gt;</w:t>
             </w:r>
           </w:p>
           <w:p>
@@ -13283,7 +15328,43 @@
                 <w:szCs w:val="20"/>
                 <w:lang w:val="en-GB" w:eastAsia="ja-JP"/>
               </w:rPr>
-              <w:t xml:space="preserve">        &lt;cor:documentDate contextRef="c1"&gt;2026-08-11T00:00:00&lt;/cor:documentDate&gt;</w:t>
+              <w:t xml:space="preserve">        &lt;</w:t>
+            </w:r>
+            <w:proofErr w:type="spellStart"/>
+            <w:r>
+              <w:rPr>
+                <w:sz w:val="20"/>
+                <w:szCs w:val="20"/>
+                <w:lang w:val="en-GB" w:eastAsia="ja-JP"/>
+              </w:rPr>
+              <w:t>cor:documentDate</w:t>
+            </w:r>
+            <w:proofErr w:type="spellEnd"/>
+            <w:r>
+              <w:rPr>
+                <w:sz w:val="20"/>
+                <w:szCs w:val="20"/>
+                <w:lang w:val="en-GB" w:eastAsia="ja-JP"/>
+              </w:rPr>
+              <w:t xml:space="preserve"> contextRef="c1"&gt;2026-08-11T00:00:00&lt;/</w:t>
+            </w:r>
+            <w:proofErr w:type="spellStart"/>
+            <w:r>
+              <w:rPr>
+                <w:sz w:val="20"/>
+                <w:szCs w:val="20"/>
+                <w:lang w:val="en-GB" w:eastAsia="ja-JP"/>
+              </w:rPr>
+              <w:t>cor:documentDate</w:t>
+            </w:r>
+            <w:proofErr w:type="spellEnd"/>
+            <w:r>
+              <w:rPr>
+                <w:sz w:val="20"/>
+                <w:szCs w:val="20"/>
+                <w:lang w:val="en-GB" w:eastAsia="ja-JP"/>
+              </w:rPr>
+              <w:t>&gt;</w:t>
             </w:r>
           </w:p>
           <w:p>
@@ -13302,7 +15383,43 @@
                 <w:szCs w:val="20"/>
                 <w:lang w:val="en-GB" w:eastAsia="ja-JP"/>
               </w:rPr>
-              <w:t xml:space="preserve">        &lt;cor:detailDescription contextRef="c1"&gt;Accounts payable&lt;/cor:detailDescription&gt;</w:t>
+              <w:t xml:space="preserve">        &lt;</w:t>
+            </w:r>
+            <w:proofErr w:type="spellStart"/>
+            <w:r>
+              <w:rPr>
+                <w:sz w:val="20"/>
+                <w:szCs w:val="20"/>
+                <w:lang w:val="en-GB" w:eastAsia="ja-JP"/>
+              </w:rPr>
+              <w:t>cor:detailDescription</w:t>
+            </w:r>
+            <w:proofErr w:type="spellEnd"/>
+            <w:r>
+              <w:rPr>
+                <w:sz w:val="20"/>
+                <w:szCs w:val="20"/>
+                <w:lang w:val="en-GB" w:eastAsia="ja-JP"/>
+              </w:rPr>
+              <w:t xml:space="preserve"> contextRef="c1"&gt;Accounts payable&lt;/</w:t>
+            </w:r>
+            <w:proofErr w:type="spellStart"/>
+            <w:r>
+              <w:rPr>
+                <w:sz w:val="20"/>
+                <w:szCs w:val="20"/>
+                <w:lang w:val="en-GB" w:eastAsia="ja-JP"/>
+              </w:rPr>
+              <w:t>cor:detailDescription</w:t>
+            </w:r>
+            <w:proofErr w:type="spellEnd"/>
+            <w:r>
+              <w:rPr>
+                <w:sz w:val="20"/>
+                <w:szCs w:val="20"/>
+                <w:lang w:val="en-GB" w:eastAsia="ja-JP"/>
+              </w:rPr>
+              <w:t>&gt;</w:t>
             </w:r>
           </w:p>
           <w:p>
@@ -13321,7 +15438,43 @@
                 <w:szCs w:val="20"/>
                 <w:lang w:val="en-GB" w:eastAsia="ja-JP"/>
               </w:rPr>
-              <w:t xml:space="preserve">        &lt;cor:monetaryAmount contextRef="c1" unitRef="JPY" decimals="0"&gt;11000&lt;/cor:monetaryAmount&gt;</w:t>
+              <w:t xml:space="preserve">        &lt;</w:t>
+            </w:r>
+            <w:proofErr w:type="spellStart"/>
+            <w:r>
+              <w:rPr>
+                <w:sz w:val="20"/>
+                <w:szCs w:val="20"/>
+                <w:lang w:val="en-GB" w:eastAsia="ja-JP"/>
+              </w:rPr>
+              <w:t>cor:monetaryAmount</w:t>
+            </w:r>
+            <w:proofErr w:type="spellEnd"/>
+            <w:r>
+              <w:rPr>
+                <w:sz w:val="20"/>
+                <w:szCs w:val="20"/>
+                <w:lang w:val="en-GB" w:eastAsia="ja-JP"/>
+              </w:rPr>
+              <w:t xml:space="preserve"> contextRef="c1" unitRef="JPY" decimals="0"&gt;11000&lt;/</w:t>
+            </w:r>
+            <w:proofErr w:type="spellStart"/>
+            <w:r>
+              <w:rPr>
+                <w:sz w:val="20"/>
+                <w:szCs w:val="20"/>
+                <w:lang w:val="en-GB" w:eastAsia="ja-JP"/>
+              </w:rPr>
+              <w:t>cor:monetaryAmount</w:t>
+            </w:r>
+            <w:proofErr w:type="spellEnd"/>
+            <w:r>
+              <w:rPr>
+                <w:sz w:val="20"/>
+                <w:szCs w:val="20"/>
+                <w:lang w:val="en-GB" w:eastAsia="ja-JP"/>
+              </w:rPr>
+              <w:t>&gt;</w:t>
             </w:r>
           </w:p>
           <w:p>
@@ -13340,7 +15493,43 @@
                 <w:szCs w:val="20"/>
                 <w:lang w:val="en-GB" w:eastAsia="ja-JP"/>
               </w:rPr>
-              <w:t xml:space="preserve">        &lt;cor:currency contextRef="c1"&gt;iso4217:JPY&lt;/cor:currency&gt;</w:t>
+              <w:t xml:space="preserve">        &lt;</w:t>
+            </w:r>
+            <w:proofErr w:type="spellStart"/>
+            <w:r>
+              <w:rPr>
+                <w:sz w:val="20"/>
+                <w:szCs w:val="20"/>
+                <w:lang w:val="en-GB" w:eastAsia="ja-JP"/>
+              </w:rPr>
+              <w:t>cor:currency</w:t>
+            </w:r>
+            <w:proofErr w:type="spellEnd"/>
+            <w:r>
+              <w:rPr>
+                <w:sz w:val="20"/>
+                <w:szCs w:val="20"/>
+                <w:lang w:val="en-GB" w:eastAsia="ja-JP"/>
+              </w:rPr>
+              <w:t xml:space="preserve"> contextRef="c1"&gt;iso4217:JPY&lt;/</w:t>
+            </w:r>
+            <w:proofErr w:type="spellStart"/>
+            <w:r>
+              <w:rPr>
+                <w:sz w:val="20"/>
+                <w:szCs w:val="20"/>
+                <w:lang w:val="en-GB" w:eastAsia="ja-JP"/>
+              </w:rPr>
+              <w:t>cor:currency</w:t>
+            </w:r>
+            <w:proofErr w:type="spellEnd"/>
+            <w:r>
+              <w:rPr>
+                <w:sz w:val="20"/>
+                <w:szCs w:val="20"/>
+                <w:lang w:val="en-GB" w:eastAsia="ja-JP"/>
+              </w:rPr>
+              <w:t>&gt;</w:t>
             </w:r>
           </w:p>
           <w:p>
@@ -13359,7 +15548,43 @@
                 <w:szCs w:val="20"/>
                 <w:lang w:val="en-GB" w:eastAsia="ja-JP"/>
               </w:rPr>
-              <w:t xml:space="preserve">        &lt;cor:debitCreditIndicator contextRef="c1"&gt;C&lt;/cor:debitCreditIndicator&gt;</w:t>
+              <w:t xml:space="preserve">        &lt;</w:t>
+            </w:r>
+            <w:proofErr w:type="spellStart"/>
+            <w:r>
+              <w:rPr>
+                <w:sz w:val="20"/>
+                <w:szCs w:val="20"/>
+                <w:lang w:val="en-GB" w:eastAsia="ja-JP"/>
+              </w:rPr>
+              <w:t>cor:debitCreditIndicator</w:t>
+            </w:r>
+            <w:proofErr w:type="spellEnd"/>
+            <w:r>
+              <w:rPr>
+                <w:sz w:val="20"/>
+                <w:szCs w:val="20"/>
+                <w:lang w:val="en-GB" w:eastAsia="ja-JP"/>
+              </w:rPr>
+              <w:t xml:space="preserve"> contextRef="c1"&gt;C&lt;/</w:t>
+            </w:r>
+            <w:proofErr w:type="spellStart"/>
+            <w:r>
+              <w:rPr>
+                <w:sz w:val="20"/>
+                <w:szCs w:val="20"/>
+                <w:lang w:val="en-GB" w:eastAsia="ja-JP"/>
+              </w:rPr>
+              <w:t>cor:debitCreditIndicator</w:t>
+            </w:r>
+            <w:proofErr w:type="spellEnd"/>
+            <w:r>
+              <w:rPr>
+                <w:sz w:val="20"/>
+                <w:szCs w:val="20"/>
+                <w:lang w:val="en-GB" w:eastAsia="ja-JP"/>
+              </w:rPr>
+              <w:t>&gt;</w:t>
             </w:r>
           </w:p>
           <w:p>
@@ -13378,7 +15603,25 @@
                 <w:szCs w:val="20"/>
                 <w:lang w:val="en-GB" w:eastAsia="ja-JP"/>
               </w:rPr>
-              <w:t xml:space="preserve">      &lt;/cor:entryDetail&gt;</w:t>
+              <w:t xml:space="preserve">      &lt;/</w:t>
+            </w:r>
+            <w:proofErr w:type="spellStart"/>
+            <w:r>
+              <w:rPr>
+                <w:sz w:val="20"/>
+                <w:szCs w:val="20"/>
+                <w:lang w:val="en-GB" w:eastAsia="ja-JP"/>
+              </w:rPr>
+              <w:t>cor:entryDetail</w:t>
+            </w:r>
+            <w:proofErr w:type="spellEnd"/>
+            <w:r>
+              <w:rPr>
+                <w:sz w:val="20"/>
+                <w:szCs w:val="20"/>
+                <w:lang w:val="en-GB" w:eastAsia="ja-JP"/>
+              </w:rPr>
+              <w:t>&gt;</w:t>
             </w:r>
           </w:p>
           <w:p>
@@ -13397,7 +15640,25 @@
                 <w:szCs w:val="20"/>
                 <w:lang w:val="en-GB" w:eastAsia="ja-JP"/>
               </w:rPr>
-              <w:t xml:space="preserve">    &lt;/cor:entryHeader&gt;</w:t>
+              <w:t xml:space="preserve">    &lt;/</w:t>
+            </w:r>
+            <w:proofErr w:type="spellStart"/>
+            <w:r>
+              <w:rPr>
+                <w:sz w:val="20"/>
+                <w:szCs w:val="20"/>
+                <w:lang w:val="en-GB" w:eastAsia="ja-JP"/>
+              </w:rPr>
+              <w:t>cor:entryHeader</w:t>
+            </w:r>
+            <w:proofErr w:type="spellEnd"/>
+            <w:r>
+              <w:rPr>
+                <w:sz w:val="20"/>
+                <w:szCs w:val="20"/>
+                <w:lang w:val="en-GB" w:eastAsia="ja-JP"/>
+              </w:rPr>
+              <w:t>&gt;</w:t>
             </w:r>
           </w:p>
           <w:p>
@@ -13445,7 +15706,7 @@
       <w:pPr>
         <w:pStyle w:val="2"/>
       </w:pPr>
-      <w:bookmarkStart w:id="104" w:name="_Toc240440764"/>
+      <w:bookmarkStart w:id="104" w:name="_Toc244018312"/>
       <w:r>
         <w:t>11.4 Business Transactions example</w:t>
       </w:r>
@@ -13838,7 +16099,25 @@
                 <w:szCs w:val="20"/>
                 <w:lang w:val="en-GB" w:eastAsia="ja-JP"/>
               </w:rPr>
-              <w:t xml:space="preserve">    &lt;cor:transactionDocumentInformation id="BT-DOC-001"&gt;</w:t>
+              <w:t xml:space="preserve">    &lt;</w:t>
+            </w:r>
+            <w:proofErr w:type="spellStart"/>
+            <w:r>
+              <w:rPr>
+                <w:sz w:val="20"/>
+                <w:szCs w:val="20"/>
+                <w:lang w:val="en-GB" w:eastAsia="ja-JP"/>
+              </w:rPr>
+              <w:t>cor:transactionDocumentInformation</w:t>
+            </w:r>
+            <w:proofErr w:type="spellEnd"/>
+            <w:r>
+              <w:rPr>
+                <w:sz w:val="20"/>
+                <w:szCs w:val="20"/>
+                <w:lang w:val="en-GB" w:eastAsia="ja-JP"/>
+              </w:rPr>
+              <w:t xml:space="preserve"> id="BT-DOC-001"&gt;</w:t>
             </w:r>
           </w:p>
           <w:p>
@@ -13857,7 +16136,61 @@
                 <w:szCs w:val="20"/>
                 <w:lang w:val="en-GB" w:eastAsia="ja-JP"/>
               </w:rPr>
-              <w:t xml:space="preserve">      &lt;cor:transactionDocumentType contextRef="c1"&gt;vendorInvoice&lt;/cor:transactionDocumentType&gt;</w:t>
+              <w:t xml:space="preserve">      &lt;</w:t>
+            </w:r>
+            <w:proofErr w:type="spellStart"/>
+            <w:r>
+              <w:rPr>
+                <w:sz w:val="20"/>
+                <w:szCs w:val="20"/>
+                <w:lang w:val="en-GB" w:eastAsia="ja-JP"/>
+              </w:rPr>
+              <w:t>cor:transactionDocumentType</w:t>
+            </w:r>
+            <w:proofErr w:type="spellEnd"/>
+            <w:r>
+              <w:rPr>
+                <w:sz w:val="20"/>
+                <w:szCs w:val="20"/>
+                <w:lang w:val="en-GB" w:eastAsia="ja-JP"/>
+              </w:rPr>
+              <w:t xml:space="preserve"> contextRef="c1"&gt;</w:t>
+            </w:r>
+            <w:proofErr w:type="spellStart"/>
+            <w:r>
+              <w:rPr>
+                <w:sz w:val="20"/>
+                <w:szCs w:val="20"/>
+                <w:lang w:val="en-GB" w:eastAsia="ja-JP"/>
+              </w:rPr>
+              <w:t>vendorInvoice</w:t>
+            </w:r>
+            <w:proofErr w:type="spellEnd"/>
+            <w:r>
+              <w:rPr>
+                <w:sz w:val="20"/>
+                <w:szCs w:val="20"/>
+                <w:lang w:val="en-GB" w:eastAsia="ja-JP"/>
+              </w:rPr>
+              <w:t>&lt;/</w:t>
+            </w:r>
+            <w:proofErr w:type="spellStart"/>
+            <w:r>
+              <w:rPr>
+                <w:sz w:val="20"/>
+                <w:szCs w:val="20"/>
+                <w:lang w:val="en-GB" w:eastAsia="ja-JP"/>
+              </w:rPr>
+              <w:t>cor:transactionDocumentType</w:t>
+            </w:r>
+            <w:proofErr w:type="spellEnd"/>
+            <w:r>
+              <w:rPr>
+                <w:sz w:val="20"/>
+                <w:szCs w:val="20"/>
+                <w:lang w:val="en-GB" w:eastAsia="ja-JP"/>
+              </w:rPr>
+              <w:t>&gt;</w:t>
             </w:r>
           </w:p>
           <w:p>
@@ -13876,7 +16209,25 @@
                 <w:szCs w:val="20"/>
                 <w:lang w:val="en-GB" w:eastAsia="ja-JP"/>
               </w:rPr>
-              <w:t xml:space="preserve">      &lt;cor:transactionCreationDate contextRef="c1"&gt;2026-08-11T00:00:00&lt;/cor:transactionCreationDate&gt;</w:t>
+              <w:t xml:space="preserve">      &lt;</w:t>
+            </w:r>
+            <w:proofErr w:type="spellStart"/>
+            <w:r>
+              <w:rPr>
+                <w:sz w:val="20"/>
+                <w:szCs w:val="20"/>
+                <w:lang w:val="en-GB" w:eastAsia="ja-JP"/>
+              </w:rPr>
+              <w:t>cor:transactionCreationDate</w:t>
+            </w:r>
+            <w:proofErr w:type="spellEnd"/>
+            <w:r>
+              <w:rPr>
+                <w:sz w:val="20"/>
+                <w:szCs w:val="20"/>
+                <w:lang w:val="en-GB" w:eastAsia="ja-JP"/>
+              </w:rPr>
+              <w:t xml:space="preserve"> contextRef="c1"&gt;2026-08-11T00:00:00&lt;/cor:transactionCreationDate&gt;</w:t>
             </w:r>
           </w:p>
           <w:p>
@@ -13895,7 +16246,43 @@
                 <w:szCs w:val="20"/>
                 <w:lang w:val="en-GB" w:eastAsia="ja-JP"/>
               </w:rPr>
-              <w:t xml:space="preserve">      &lt;cor:transactionCreator contextRef="c1"&gt;XBRL GL Next sample&lt;/cor:transactionCreator&gt;</w:t>
+              <w:t xml:space="preserve">      &lt;</w:t>
+            </w:r>
+            <w:proofErr w:type="spellStart"/>
+            <w:r>
+              <w:rPr>
+                <w:sz w:val="20"/>
+                <w:szCs w:val="20"/>
+                <w:lang w:val="en-GB" w:eastAsia="ja-JP"/>
+              </w:rPr>
+              <w:t>cor:transactionCreator</w:t>
+            </w:r>
+            <w:proofErr w:type="spellEnd"/>
+            <w:r>
+              <w:rPr>
+                <w:sz w:val="20"/>
+                <w:szCs w:val="20"/>
+                <w:lang w:val="en-GB" w:eastAsia="ja-JP"/>
+              </w:rPr>
+              <w:t xml:space="preserve"> contextRef="c1"&gt;XBRL GL Next sample&lt;/</w:t>
+            </w:r>
+            <w:proofErr w:type="spellStart"/>
+            <w:r>
+              <w:rPr>
+                <w:sz w:val="20"/>
+                <w:szCs w:val="20"/>
+                <w:lang w:val="en-GB" w:eastAsia="ja-JP"/>
+              </w:rPr>
+              <w:t>cor:transactionCreator</w:t>
+            </w:r>
+            <w:proofErr w:type="spellEnd"/>
+            <w:r>
+              <w:rPr>
+                <w:sz w:val="20"/>
+                <w:szCs w:val="20"/>
+                <w:lang w:val="en-GB" w:eastAsia="ja-JP"/>
+              </w:rPr>
+              <w:t>&gt;</w:t>
             </w:r>
           </w:p>
           <w:p>
@@ -13914,7 +16301,43 @@
                 <w:szCs w:val="20"/>
                 <w:lang w:val="en-GB" w:eastAsia="ja-JP"/>
               </w:rPr>
-              <w:t xml:space="preserve">      &lt;cor:transactionDocumentComment contextRef="c1"&gt;Vendor invoice sample corresponding to JE-2026-0811-001&lt;/cor:transactionDocumentComment&gt;</w:t>
+              <w:t xml:space="preserve">      &lt;</w:t>
+            </w:r>
+            <w:proofErr w:type="spellStart"/>
+            <w:r>
+              <w:rPr>
+                <w:sz w:val="20"/>
+                <w:szCs w:val="20"/>
+                <w:lang w:val="en-GB" w:eastAsia="ja-JP"/>
+              </w:rPr>
+              <w:t>cor:transactionDocumentComment</w:t>
+            </w:r>
+            <w:proofErr w:type="spellEnd"/>
+            <w:r>
+              <w:rPr>
+                <w:sz w:val="20"/>
+                <w:szCs w:val="20"/>
+                <w:lang w:val="en-GB" w:eastAsia="ja-JP"/>
+              </w:rPr>
+              <w:t xml:space="preserve"> contextRef="c1"&gt;Vendor invoice sample corresponding to JE-2026-0811-001&lt;/</w:t>
+            </w:r>
+            <w:proofErr w:type="spellStart"/>
+            <w:r>
+              <w:rPr>
+                <w:sz w:val="20"/>
+                <w:szCs w:val="20"/>
+                <w:lang w:val="en-GB" w:eastAsia="ja-JP"/>
+              </w:rPr>
+              <w:t>cor:transactionDocumentComment</w:t>
+            </w:r>
+            <w:proofErr w:type="spellEnd"/>
+            <w:r>
+              <w:rPr>
+                <w:sz w:val="20"/>
+                <w:szCs w:val="20"/>
+                <w:lang w:val="en-GB" w:eastAsia="ja-JP"/>
+              </w:rPr>
+              <w:t>&gt;</w:t>
             </w:r>
           </w:p>
           <w:p>
@@ -13933,7 +16356,43 @@
                 <w:szCs w:val="20"/>
                 <w:lang w:val="en-GB" w:eastAsia="ja-JP"/>
               </w:rPr>
-              <w:t xml:space="preserve">      &lt;cor:transactionDefaultCurrency contextRef="c1"&gt;iso4217:JPY&lt;/cor:transactionDefaultCurrency&gt;</w:t>
+              <w:t xml:space="preserve">      &lt;</w:t>
+            </w:r>
+            <w:proofErr w:type="spellStart"/>
+            <w:r>
+              <w:rPr>
+                <w:sz w:val="20"/>
+                <w:szCs w:val="20"/>
+                <w:lang w:val="en-GB" w:eastAsia="ja-JP"/>
+              </w:rPr>
+              <w:t>cor:transactionDefaultCurrency</w:t>
+            </w:r>
+            <w:proofErr w:type="spellEnd"/>
+            <w:r>
+              <w:rPr>
+                <w:sz w:val="20"/>
+                <w:szCs w:val="20"/>
+                <w:lang w:val="en-GB" w:eastAsia="ja-JP"/>
+              </w:rPr>
+              <w:t xml:space="preserve"> contextRef="c1"&gt;iso4217:JPY&lt;/</w:t>
+            </w:r>
+            <w:proofErr w:type="spellStart"/>
+            <w:r>
+              <w:rPr>
+                <w:sz w:val="20"/>
+                <w:szCs w:val="20"/>
+                <w:lang w:val="en-GB" w:eastAsia="ja-JP"/>
+              </w:rPr>
+              <w:t>cor:transactionDefaultCurrency</w:t>
+            </w:r>
+            <w:proofErr w:type="spellEnd"/>
+            <w:r>
+              <w:rPr>
+                <w:sz w:val="20"/>
+                <w:szCs w:val="20"/>
+                <w:lang w:val="en-GB" w:eastAsia="ja-JP"/>
+              </w:rPr>
+              <w:t>&gt;</w:t>
             </w:r>
           </w:p>
           <w:p>
@@ -13952,7 +16411,25 @@
                 <w:szCs w:val="20"/>
                 <w:lang w:val="en-GB" w:eastAsia="ja-JP"/>
               </w:rPr>
-              <w:t xml:space="preserve">    &lt;/cor:transactionDocumentInformation&gt;</w:t>
+              <w:t xml:space="preserve">    &lt;/</w:t>
+            </w:r>
+            <w:proofErr w:type="spellStart"/>
+            <w:r>
+              <w:rPr>
+                <w:sz w:val="20"/>
+                <w:szCs w:val="20"/>
+                <w:lang w:val="en-GB" w:eastAsia="ja-JP"/>
+              </w:rPr>
+              <w:t>cor:transactionDocumentInformation</w:t>
+            </w:r>
+            <w:proofErr w:type="spellEnd"/>
+            <w:r>
+              <w:rPr>
+                <w:sz w:val="20"/>
+                <w:szCs w:val="20"/>
+                <w:lang w:val="en-GB" w:eastAsia="ja-JP"/>
+              </w:rPr>
+              <w:t>&gt;</w:t>
             </w:r>
           </w:p>
           <w:p>
@@ -13990,7 +16467,43 @@
                 <w:szCs w:val="20"/>
                 <w:lang w:val="en-GB" w:eastAsia="ja-JP"/>
               </w:rPr>
-              <w:t xml:space="preserve">      &lt;cor:entityPartyName contextRef="c1"&gt;Example Buyer Co.&lt;/cor:entityPartyName&gt;</w:t>
+              <w:t xml:space="preserve">      &lt;</w:t>
+            </w:r>
+            <w:proofErr w:type="spellStart"/>
+            <w:r>
+              <w:rPr>
+                <w:sz w:val="20"/>
+                <w:szCs w:val="20"/>
+                <w:lang w:val="en-GB" w:eastAsia="ja-JP"/>
+              </w:rPr>
+              <w:t>cor:entityPartyName</w:t>
+            </w:r>
+            <w:proofErr w:type="spellEnd"/>
+            <w:r>
+              <w:rPr>
+                <w:sz w:val="20"/>
+                <w:szCs w:val="20"/>
+                <w:lang w:val="en-GB" w:eastAsia="ja-JP"/>
+              </w:rPr>
+              <w:t xml:space="preserve"> contextRef="c1"&gt;Example Buyer Co.&lt;/</w:t>
+            </w:r>
+            <w:proofErr w:type="spellStart"/>
+            <w:r>
+              <w:rPr>
+                <w:sz w:val="20"/>
+                <w:szCs w:val="20"/>
+                <w:lang w:val="en-GB" w:eastAsia="ja-JP"/>
+              </w:rPr>
+              <w:t>cor:entityPartyName</w:t>
+            </w:r>
+            <w:proofErr w:type="spellEnd"/>
+            <w:r>
+              <w:rPr>
+                <w:sz w:val="20"/>
+                <w:szCs w:val="20"/>
+                <w:lang w:val="en-GB" w:eastAsia="ja-JP"/>
+              </w:rPr>
+              <w:t>&gt;</w:t>
             </w:r>
           </w:p>
           <w:p>
@@ -14009,7 +16522,43 @@
                 <w:szCs w:val="20"/>
                 <w:lang w:val="en-GB" w:eastAsia="ja-JP"/>
               </w:rPr>
-              <w:t xml:space="preserve">      &lt;cor:entityPartyId contextRef="c1"&gt;EXAMPLE-BUYER-001&lt;/cor:entityPartyId&gt;</w:t>
+              <w:t xml:space="preserve">      &lt;</w:t>
+            </w:r>
+            <w:proofErr w:type="spellStart"/>
+            <w:r>
+              <w:rPr>
+                <w:sz w:val="20"/>
+                <w:szCs w:val="20"/>
+                <w:lang w:val="en-GB" w:eastAsia="ja-JP"/>
+              </w:rPr>
+              <w:t>cor:entityPartyId</w:t>
+            </w:r>
+            <w:proofErr w:type="spellEnd"/>
+            <w:r>
+              <w:rPr>
+                <w:sz w:val="20"/>
+                <w:szCs w:val="20"/>
+                <w:lang w:val="en-GB" w:eastAsia="ja-JP"/>
+              </w:rPr>
+              <w:t xml:space="preserve"> contextRef="c1"&gt;EXAMPLE-BUYER-001&lt;/</w:t>
+            </w:r>
+            <w:proofErr w:type="spellStart"/>
+            <w:r>
+              <w:rPr>
+                <w:sz w:val="20"/>
+                <w:szCs w:val="20"/>
+                <w:lang w:val="en-GB" w:eastAsia="ja-JP"/>
+              </w:rPr>
+              <w:t>cor:entityPartyId</w:t>
+            </w:r>
+            <w:proofErr w:type="spellEnd"/>
+            <w:r>
+              <w:rPr>
+                <w:sz w:val="20"/>
+                <w:szCs w:val="20"/>
+                <w:lang w:val="en-GB" w:eastAsia="ja-JP"/>
+              </w:rPr>
+              <w:t>&gt;</w:t>
             </w:r>
           </w:p>
           <w:p>
@@ -14047,7 +16596,25 @@
                 <w:szCs w:val="20"/>
                 <w:lang w:val="en-GB" w:eastAsia="ja-JP"/>
               </w:rPr>
-              <w:t xml:space="preserve">    &lt;btx:transactionHeader id="BT-HDR-001"&gt;</w:t>
+              <w:t xml:space="preserve">    &lt;</w:t>
+            </w:r>
+            <w:proofErr w:type="spellStart"/>
+            <w:r>
+              <w:rPr>
+                <w:sz w:val="20"/>
+                <w:szCs w:val="20"/>
+                <w:lang w:val="en-GB" w:eastAsia="ja-JP"/>
+              </w:rPr>
+              <w:t>btx:transactionHeader</w:t>
+            </w:r>
+            <w:proofErr w:type="spellEnd"/>
+            <w:r>
+              <w:rPr>
+                <w:sz w:val="20"/>
+                <w:szCs w:val="20"/>
+                <w:lang w:val="en-GB" w:eastAsia="ja-JP"/>
+              </w:rPr>
+              <w:t xml:space="preserve"> id="BT-HDR-001"&gt;</w:t>
             </w:r>
           </w:p>
           <w:p>
@@ -14066,7 +16633,43 @@
                 <w:szCs w:val="20"/>
                 <w:lang w:val="en-GB" w:eastAsia="ja-JP"/>
               </w:rPr>
-              <w:t xml:space="preserve">      &lt;btx:datePosted contextRef="c1"&gt;2026-08-11T00:00:00&lt;/btx:datePosted&gt;</w:t>
+              <w:t xml:space="preserve">      &lt;</w:t>
+            </w:r>
+            <w:proofErr w:type="spellStart"/>
+            <w:r>
+              <w:rPr>
+                <w:sz w:val="20"/>
+                <w:szCs w:val="20"/>
+                <w:lang w:val="en-GB" w:eastAsia="ja-JP"/>
+              </w:rPr>
+              <w:t>btx:datePosted</w:t>
+            </w:r>
+            <w:proofErr w:type="spellEnd"/>
+            <w:r>
+              <w:rPr>
+                <w:sz w:val="20"/>
+                <w:szCs w:val="20"/>
+                <w:lang w:val="en-GB" w:eastAsia="ja-JP"/>
+              </w:rPr>
+              <w:t xml:space="preserve"> contextRef="c1"&gt;2026-08-11T00:00:00&lt;/</w:t>
+            </w:r>
+            <w:proofErr w:type="spellStart"/>
+            <w:r>
+              <w:rPr>
+                <w:sz w:val="20"/>
+                <w:szCs w:val="20"/>
+                <w:lang w:val="en-GB" w:eastAsia="ja-JP"/>
+              </w:rPr>
+              <w:t>btx:datePosted</w:t>
+            </w:r>
+            <w:proofErr w:type="spellEnd"/>
+            <w:r>
+              <w:rPr>
+                <w:sz w:val="20"/>
+                <w:szCs w:val="20"/>
+                <w:lang w:val="en-GB" w:eastAsia="ja-JP"/>
+              </w:rPr>
+              <w:t>&gt;</w:t>
             </w:r>
           </w:p>
           <w:p>
@@ -14085,7 +16688,43 @@
                 <w:szCs w:val="20"/>
                 <w:lang w:val="en-GB" w:eastAsia="ja-JP"/>
               </w:rPr>
-              <w:t xml:space="preserve">      &lt;btx:headerDocumentType contextRef="c1"&gt;invoice&lt;/btx:headerDocumentType&gt;</w:t>
+              <w:t xml:space="preserve">      &lt;</w:t>
+            </w:r>
+            <w:proofErr w:type="spellStart"/>
+            <w:r>
+              <w:rPr>
+                <w:sz w:val="20"/>
+                <w:szCs w:val="20"/>
+                <w:lang w:val="en-GB" w:eastAsia="ja-JP"/>
+              </w:rPr>
+              <w:t>btx:headerDocumentType</w:t>
+            </w:r>
+            <w:proofErr w:type="spellEnd"/>
+            <w:r>
+              <w:rPr>
+                <w:sz w:val="20"/>
+                <w:szCs w:val="20"/>
+                <w:lang w:val="en-GB" w:eastAsia="ja-JP"/>
+              </w:rPr>
+              <w:t xml:space="preserve"> contextRef="c1"&gt;invoice&lt;/</w:t>
+            </w:r>
+            <w:proofErr w:type="spellStart"/>
+            <w:r>
+              <w:rPr>
+                <w:sz w:val="20"/>
+                <w:szCs w:val="20"/>
+                <w:lang w:val="en-GB" w:eastAsia="ja-JP"/>
+              </w:rPr>
+              <w:t>btx:headerDocumentType</w:t>
+            </w:r>
+            <w:proofErr w:type="spellEnd"/>
+            <w:r>
+              <w:rPr>
+                <w:sz w:val="20"/>
+                <w:szCs w:val="20"/>
+                <w:lang w:val="en-GB" w:eastAsia="ja-JP"/>
+              </w:rPr>
+              <w:t>&gt;</w:t>
             </w:r>
           </w:p>
           <w:p>
@@ -14104,7 +16743,61 @@
                 <w:szCs w:val="20"/>
                 <w:lang w:val="en-GB" w:eastAsia="ja-JP"/>
               </w:rPr>
-              <w:t xml:space="preserve">      &lt;btx:headerInvoiceType contextRef="c1"&gt;vendorInvoice&lt;/btx:headerInvoiceType&gt;</w:t>
+              <w:t xml:space="preserve">      &lt;</w:t>
+            </w:r>
+            <w:proofErr w:type="spellStart"/>
+            <w:r>
+              <w:rPr>
+                <w:sz w:val="20"/>
+                <w:szCs w:val="20"/>
+                <w:lang w:val="en-GB" w:eastAsia="ja-JP"/>
+              </w:rPr>
+              <w:t>btx:headerInvoiceType</w:t>
+            </w:r>
+            <w:proofErr w:type="spellEnd"/>
+            <w:r>
+              <w:rPr>
+                <w:sz w:val="20"/>
+                <w:szCs w:val="20"/>
+                <w:lang w:val="en-GB" w:eastAsia="ja-JP"/>
+              </w:rPr>
+              <w:t xml:space="preserve"> contextRef="c1"&gt;</w:t>
+            </w:r>
+            <w:proofErr w:type="spellStart"/>
+            <w:r>
+              <w:rPr>
+                <w:sz w:val="20"/>
+                <w:szCs w:val="20"/>
+                <w:lang w:val="en-GB" w:eastAsia="ja-JP"/>
+              </w:rPr>
+              <w:t>vendorInvoice</w:t>
+            </w:r>
+            <w:proofErr w:type="spellEnd"/>
+            <w:r>
+              <w:rPr>
+                <w:sz w:val="20"/>
+                <w:szCs w:val="20"/>
+                <w:lang w:val="en-GB" w:eastAsia="ja-JP"/>
+              </w:rPr>
+              <w:t>&lt;/</w:t>
+            </w:r>
+            <w:proofErr w:type="spellStart"/>
+            <w:r>
+              <w:rPr>
+                <w:sz w:val="20"/>
+                <w:szCs w:val="20"/>
+                <w:lang w:val="en-GB" w:eastAsia="ja-JP"/>
+              </w:rPr>
+              <w:t>btx:headerInvoiceType</w:t>
+            </w:r>
+            <w:proofErr w:type="spellEnd"/>
+            <w:r>
+              <w:rPr>
+                <w:sz w:val="20"/>
+                <w:szCs w:val="20"/>
+                <w:lang w:val="en-GB" w:eastAsia="ja-JP"/>
+              </w:rPr>
+              <w:t>&gt;</w:t>
             </w:r>
           </w:p>
           <w:p>
@@ -14123,7 +16816,43 @@
                 <w:szCs w:val="20"/>
                 <w:lang w:val="en-GB" w:eastAsia="ja-JP"/>
               </w:rPr>
-              <w:t xml:space="preserve">      &lt;btx:headerDocumentNumber contextRef="c1"&gt;INV-2026-0811-001&lt;/btx:headerDocumentNumber&gt;</w:t>
+              <w:t xml:space="preserve">      &lt;</w:t>
+            </w:r>
+            <w:proofErr w:type="spellStart"/>
+            <w:r>
+              <w:rPr>
+                <w:sz w:val="20"/>
+                <w:szCs w:val="20"/>
+                <w:lang w:val="en-GB" w:eastAsia="ja-JP"/>
+              </w:rPr>
+              <w:t>btx:headerDocumentNumber</w:t>
+            </w:r>
+            <w:proofErr w:type="spellEnd"/>
+            <w:r>
+              <w:rPr>
+                <w:sz w:val="20"/>
+                <w:szCs w:val="20"/>
+                <w:lang w:val="en-GB" w:eastAsia="ja-JP"/>
+              </w:rPr>
+              <w:t xml:space="preserve"> contextRef="c1"&gt;INV-2026-0811-001&lt;/</w:t>
+            </w:r>
+            <w:proofErr w:type="spellStart"/>
+            <w:r>
+              <w:rPr>
+                <w:sz w:val="20"/>
+                <w:szCs w:val="20"/>
+                <w:lang w:val="en-GB" w:eastAsia="ja-JP"/>
+              </w:rPr>
+              <w:t>btx:headerDocumentNumber</w:t>
+            </w:r>
+            <w:proofErr w:type="spellEnd"/>
+            <w:r>
+              <w:rPr>
+                <w:sz w:val="20"/>
+                <w:szCs w:val="20"/>
+                <w:lang w:val="en-GB" w:eastAsia="ja-JP"/>
+              </w:rPr>
+              <w:t>&gt;</w:t>
             </w:r>
           </w:p>
           <w:p>
@@ -14142,7 +16871,25 @@
                 <w:szCs w:val="20"/>
                 <w:lang w:val="en-GB" w:eastAsia="ja-JP"/>
               </w:rPr>
-              <w:t xml:space="preserve">      &lt;btx:headerMaturityDateOrDateDue contextRef="c1"&gt;2026-09-10T00:00:00&lt;/btx:headerMaturityDateOrDateDue&gt;</w:t>
+              <w:t xml:space="preserve">      &lt;</w:t>
+            </w:r>
+            <w:proofErr w:type="spellStart"/>
+            <w:r>
+              <w:rPr>
+                <w:sz w:val="20"/>
+                <w:szCs w:val="20"/>
+                <w:lang w:val="en-GB" w:eastAsia="ja-JP"/>
+              </w:rPr>
+              <w:t>btx:headerMaturityDateOrDateDue</w:t>
+            </w:r>
+            <w:proofErr w:type="spellEnd"/>
+            <w:r>
+              <w:rPr>
+                <w:sz w:val="20"/>
+                <w:szCs w:val="20"/>
+                <w:lang w:val="en-GB" w:eastAsia="ja-JP"/>
+              </w:rPr>
+              <w:t xml:space="preserve"> contextRef="c1"&gt;2026-09-10T00:00:00&lt;/btx:headerMaturityDateOrDateDue&gt;</w:t>
             </w:r>
           </w:p>
           <w:p>
@@ -14161,7 +16908,43 @@
                 <w:szCs w:val="20"/>
                 <w:lang w:val="en-GB" w:eastAsia="ja-JP"/>
               </w:rPr>
-              <w:t xml:space="preserve">      &lt;btx:headerPaymentTerms contextRef="c1"&gt;Net 30 days&lt;/btx:headerPaymentTerms&gt;</w:t>
+              <w:t xml:space="preserve">      &lt;</w:t>
+            </w:r>
+            <w:proofErr w:type="spellStart"/>
+            <w:r>
+              <w:rPr>
+                <w:sz w:val="20"/>
+                <w:szCs w:val="20"/>
+                <w:lang w:val="en-GB" w:eastAsia="ja-JP"/>
+              </w:rPr>
+              <w:t>btx:headerPaymentTerms</w:t>
+            </w:r>
+            <w:proofErr w:type="spellEnd"/>
+            <w:r>
+              <w:rPr>
+                <w:sz w:val="20"/>
+                <w:szCs w:val="20"/>
+                <w:lang w:val="en-GB" w:eastAsia="ja-JP"/>
+              </w:rPr>
+              <w:t xml:space="preserve"> contextRef="c1"&gt;Net 30 days&lt;/</w:t>
+            </w:r>
+            <w:proofErr w:type="spellStart"/>
+            <w:r>
+              <w:rPr>
+                <w:sz w:val="20"/>
+                <w:szCs w:val="20"/>
+                <w:lang w:val="en-GB" w:eastAsia="ja-JP"/>
+              </w:rPr>
+              <w:t>btx:headerPaymentTerms</w:t>
+            </w:r>
+            <w:proofErr w:type="spellEnd"/>
+            <w:r>
+              <w:rPr>
+                <w:sz w:val="20"/>
+                <w:szCs w:val="20"/>
+                <w:lang w:val="en-GB" w:eastAsia="ja-JP"/>
+              </w:rPr>
+              <w:t>&gt;</w:t>
             </w:r>
           </w:p>
           <w:p>
@@ -14180,7 +16963,25 @@
                 <w:szCs w:val="20"/>
                 <w:lang w:val="en-GB" w:eastAsia="ja-JP"/>
               </w:rPr>
-              <w:t xml:space="preserve">      &lt;btx:headerTax id="BT-TAX-001"&gt;</w:t>
+              <w:t xml:space="preserve">      &lt;</w:t>
+            </w:r>
+            <w:proofErr w:type="spellStart"/>
+            <w:r>
+              <w:rPr>
+                <w:sz w:val="20"/>
+                <w:szCs w:val="20"/>
+                <w:lang w:val="en-GB" w:eastAsia="ja-JP"/>
+              </w:rPr>
+              <w:t>btx:headerTax</w:t>
+            </w:r>
+            <w:proofErr w:type="spellEnd"/>
+            <w:r>
+              <w:rPr>
+                <w:sz w:val="20"/>
+                <w:szCs w:val="20"/>
+                <w:lang w:val="en-GB" w:eastAsia="ja-JP"/>
+              </w:rPr>
+              <w:t xml:space="preserve"> id="BT-TAX-001"&gt;</w:t>
             </w:r>
           </w:p>
           <w:p>
@@ -14199,7 +17000,43 @@
                 <w:szCs w:val="20"/>
                 <w:lang w:val="en-GB" w:eastAsia="ja-JP"/>
               </w:rPr>
-              <w:t xml:space="preserve">        &lt;btx:taxAuthority contextRef="c1"&gt;JP&lt;/btx:taxAuthority&gt;</w:t>
+              <w:t xml:space="preserve">        &lt;</w:t>
+            </w:r>
+            <w:proofErr w:type="spellStart"/>
+            <w:r>
+              <w:rPr>
+                <w:sz w:val="20"/>
+                <w:szCs w:val="20"/>
+                <w:lang w:val="en-GB" w:eastAsia="ja-JP"/>
+              </w:rPr>
+              <w:t>btx:taxAuthority</w:t>
+            </w:r>
+            <w:proofErr w:type="spellEnd"/>
+            <w:r>
+              <w:rPr>
+                <w:sz w:val="20"/>
+                <w:szCs w:val="20"/>
+                <w:lang w:val="en-GB" w:eastAsia="ja-JP"/>
+              </w:rPr>
+              <w:t xml:space="preserve"> contextRef="c1"&gt;JP&lt;/</w:t>
+            </w:r>
+            <w:proofErr w:type="spellStart"/>
+            <w:r>
+              <w:rPr>
+                <w:sz w:val="20"/>
+                <w:szCs w:val="20"/>
+                <w:lang w:val="en-GB" w:eastAsia="ja-JP"/>
+              </w:rPr>
+              <w:t>btx:taxAuthority</w:t>
+            </w:r>
+            <w:proofErr w:type="spellEnd"/>
+            <w:r>
+              <w:rPr>
+                <w:sz w:val="20"/>
+                <w:szCs w:val="20"/>
+                <w:lang w:val="en-GB" w:eastAsia="ja-JP"/>
+              </w:rPr>
+              <w:t>&gt;</w:t>
             </w:r>
           </w:p>
           <w:p>
@@ -14218,7 +17055,43 @@
                 <w:szCs w:val="20"/>
                 <w:lang w:val="en-GB" w:eastAsia="ja-JP"/>
               </w:rPr>
-              <w:t xml:space="preserve">        &lt;btx:amountOfTaxes contextRef="c1" unitRef="JPY" decimals="0"&gt;1000&lt;/btx:amountOfTaxes&gt;</w:t>
+              <w:t xml:space="preserve">        &lt;</w:t>
+            </w:r>
+            <w:proofErr w:type="spellStart"/>
+            <w:r>
+              <w:rPr>
+                <w:sz w:val="20"/>
+                <w:szCs w:val="20"/>
+                <w:lang w:val="en-GB" w:eastAsia="ja-JP"/>
+              </w:rPr>
+              <w:t>btx:amountOfTaxes</w:t>
+            </w:r>
+            <w:proofErr w:type="spellEnd"/>
+            <w:r>
+              <w:rPr>
+                <w:sz w:val="20"/>
+                <w:szCs w:val="20"/>
+                <w:lang w:val="en-GB" w:eastAsia="ja-JP"/>
+              </w:rPr>
+              <w:t xml:space="preserve"> contextRef="c1" unitRef="JPY" decimals="0"&gt;1000&lt;/</w:t>
+            </w:r>
+            <w:proofErr w:type="spellStart"/>
+            <w:r>
+              <w:rPr>
+                <w:sz w:val="20"/>
+                <w:szCs w:val="20"/>
+                <w:lang w:val="en-GB" w:eastAsia="ja-JP"/>
+              </w:rPr>
+              <w:t>btx:amountOfTaxes</w:t>
+            </w:r>
+            <w:proofErr w:type="spellEnd"/>
+            <w:r>
+              <w:rPr>
+                <w:sz w:val="20"/>
+                <w:szCs w:val="20"/>
+                <w:lang w:val="en-GB" w:eastAsia="ja-JP"/>
+              </w:rPr>
+              <w:t>&gt;</w:t>
             </w:r>
           </w:p>
           <w:p>
@@ -14237,7 +17110,43 @@
                 <w:szCs w:val="20"/>
                 <w:lang w:val="en-GB" w:eastAsia="ja-JP"/>
               </w:rPr>
-              <w:t xml:space="preserve">        &lt;btx:basisForTaxation contextRef="c1" unitRef="JPY" decimals="0"&gt;10000&lt;/btx:basisForTaxation&gt;</w:t>
+              <w:t xml:space="preserve">        &lt;</w:t>
+            </w:r>
+            <w:proofErr w:type="spellStart"/>
+            <w:r>
+              <w:rPr>
+                <w:sz w:val="20"/>
+                <w:szCs w:val="20"/>
+                <w:lang w:val="en-GB" w:eastAsia="ja-JP"/>
+              </w:rPr>
+              <w:t>btx:basisForTaxation</w:t>
+            </w:r>
+            <w:proofErr w:type="spellEnd"/>
+            <w:r>
+              <w:rPr>
+                <w:sz w:val="20"/>
+                <w:szCs w:val="20"/>
+                <w:lang w:val="en-GB" w:eastAsia="ja-JP"/>
+              </w:rPr>
+              <w:t xml:space="preserve"> contextRef="c1" unitRef="JPY" decimals="0"&gt;10000&lt;/</w:t>
+            </w:r>
+            <w:proofErr w:type="spellStart"/>
+            <w:r>
+              <w:rPr>
+                <w:sz w:val="20"/>
+                <w:szCs w:val="20"/>
+                <w:lang w:val="en-GB" w:eastAsia="ja-JP"/>
+              </w:rPr>
+              <w:t>btx:basisForTaxation</w:t>
+            </w:r>
+            <w:proofErr w:type="spellEnd"/>
+            <w:r>
+              <w:rPr>
+                <w:sz w:val="20"/>
+                <w:szCs w:val="20"/>
+                <w:lang w:val="en-GB" w:eastAsia="ja-JP"/>
+              </w:rPr>
+              <w:t>&gt;</w:t>
             </w:r>
           </w:p>
           <w:p>
@@ -14256,7 +17165,43 @@
                 <w:szCs w:val="20"/>
                 <w:lang w:val="en-GB" w:eastAsia="ja-JP"/>
               </w:rPr>
-              <w:t xml:space="preserve">        &lt;btx:taxPercentageRate contextRef="c1" unitRef="pure" decimals="2"&gt;0.10&lt;/btx:taxPercentageRate&gt;</w:t>
+              <w:t xml:space="preserve">        &lt;</w:t>
+            </w:r>
+            <w:proofErr w:type="spellStart"/>
+            <w:r>
+              <w:rPr>
+                <w:sz w:val="20"/>
+                <w:szCs w:val="20"/>
+                <w:lang w:val="en-GB" w:eastAsia="ja-JP"/>
+              </w:rPr>
+              <w:t>btx:taxPercentageRate</w:t>
+            </w:r>
+            <w:proofErr w:type="spellEnd"/>
+            <w:r>
+              <w:rPr>
+                <w:sz w:val="20"/>
+                <w:szCs w:val="20"/>
+                <w:lang w:val="en-GB" w:eastAsia="ja-JP"/>
+              </w:rPr>
+              <w:t xml:space="preserve"> contextRef="c1" unitRef="pure" decimals="2"&gt;0.10&lt;/</w:t>
+            </w:r>
+            <w:proofErr w:type="spellStart"/>
+            <w:r>
+              <w:rPr>
+                <w:sz w:val="20"/>
+                <w:szCs w:val="20"/>
+                <w:lang w:val="en-GB" w:eastAsia="ja-JP"/>
+              </w:rPr>
+              <w:t>btx:taxPercentageRate</w:t>
+            </w:r>
+            <w:proofErr w:type="spellEnd"/>
+            <w:r>
+              <w:rPr>
+                <w:sz w:val="20"/>
+                <w:szCs w:val="20"/>
+                <w:lang w:val="en-GB" w:eastAsia="ja-JP"/>
+              </w:rPr>
+              <w:t>&gt;</w:t>
             </w:r>
           </w:p>
           <w:p>
@@ -14275,7 +17220,43 @@
                 <w:szCs w:val="20"/>
                 <w:lang w:val="en-GB" w:eastAsia="ja-JP"/>
               </w:rPr>
-              <w:t xml:space="preserve">        &lt;btx:taxCategory contextRef="c1"&gt;standard&lt;/btx:taxCategory&gt;</w:t>
+              <w:t xml:space="preserve">        &lt;</w:t>
+            </w:r>
+            <w:proofErr w:type="spellStart"/>
+            <w:r>
+              <w:rPr>
+                <w:sz w:val="20"/>
+                <w:szCs w:val="20"/>
+                <w:lang w:val="en-GB" w:eastAsia="ja-JP"/>
+              </w:rPr>
+              <w:t>btx:taxCategory</w:t>
+            </w:r>
+            <w:proofErr w:type="spellEnd"/>
+            <w:r>
+              <w:rPr>
+                <w:sz w:val="20"/>
+                <w:szCs w:val="20"/>
+                <w:lang w:val="en-GB" w:eastAsia="ja-JP"/>
+              </w:rPr>
+              <w:t xml:space="preserve"> contextRef="c1"&gt;standard&lt;/</w:t>
+            </w:r>
+            <w:proofErr w:type="spellStart"/>
+            <w:r>
+              <w:rPr>
+                <w:sz w:val="20"/>
+                <w:szCs w:val="20"/>
+                <w:lang w:val="en-GB" w:eastAsia="ja-JP"/>
+              </w:rPr>
+              <w:t>btx:taxCategory</w:t>
+            </w:r>
+            <w:proofErr w:type="spellEnd"/>
+            <w:r>
+              <w:rPr>
+                <w:sz w:val="20"/>
+                <w:szCs w:val="20"/>
+                <w:lang w:val="en-GB" w:eastAsia="ja-JP"/>
+              </w:rPr>
+              <w:t>&gt;</w:t>
             </w:r>
           </w:p>
           <w:p>
@@ -14294,7 +17275,25 @@
                 <w:szCs w:val="20"/>
                 <w:lang w:val="en-GB" w:eastAsia="ja-JP"/>
               </w:rPr>
-              <w:t xml:space="preserve">      &lt;/btx:headerTax&gt;</w:t>
+              <w:t xml:space="preserve">      &lt;/</w:t>
+            </w:r>
+            <w:proofErr w:type="spellStart"/>
+            <w:r>
+              <w:rPr>
+                <w:sz w:val="20"/>
+                <w:szCs w:val="20"/>
+                <w:lang w:val="en-GB" w:eastAsia="ja-JP"/>
+              </w:rPr>
+              <w:t>btx:headerTax</w:t>
+            </w:r>
+            <w:proofErr w:type="spellEnd"/>
+            <w:r>
+              <w:rPr>
+                <w:sz w:val="20"/>
+                <w:szCs w:val="20"/>
+                <w:lang w:val="en-GB" w:eastAsia="ja-JP"/>
+              </w:rPr>
+              <w:t>&gt;</w:t>
             </w:r>
           </w:p>
           <w:p>
@@ -14313,7 +17312,25 @@
                 <w:szCs w:val="20"/>
                 <w:lang w:val="en-GB" w:eastAsia="ja-JP"/>
               </w:rPr>
-              <w:t xml:space="preserve">      &lt;btx:headerAmountStructure id="BT-HAMT-001"&gt;</w:t>
+              <w:t xml:space="preserve">      &lt;</w:t>
+            </w:r>
+            <w:proofErr w:type="spellStart"/>
+            <w:r>
+              <w:rPr>
+                <w:sz w:val="20"/>
+                <w:szCs w:val="20"/>
+                <w:lang w:val="en-GB" w:eastAsia="ja-JP"/>
+              </w:rPr>
+              <w:t>btx:headerAmountStructure</w:t>
+            </w:r>
+            <w:proofErr w:type="spellEnd"/>
+            <w:r>
+              <w:rPr>
+                <w:sz w:val="20"/>
+                <w:szCs w:val="20"/>
+                <w:lang w:val="en-GB" w:eastAsia="ja-JP"/>
+              </w:rPr>
+              <w:t xml:space="preserve"> id="BT-HAMT-001"&gt;</w:t>
             </w:r>
           </w:p>
           <w:p>
@@ -14332,7 +17349,43 @@
                 <w:szCs w:val="20"/>
                 <w:lang w:val="en-GB" w:eastAsia="ja-JP"/>
               </w:rPr>
-              <w:t xml:space="preserve">        &lt;btx:headerAmount contextRef="c1" unitRef="JPY" decimals="0"&gt;11000&lt;/btx:headerAmount&gt;</w:t>
+              <w:t xml:space="preserve">        &lt;</w:t>
+            </w:r>
+            <w:proofErr w:type="spellStart"/>
+            <w:r>
+              <w:rPr>
+                <w:sz w:val="20"/>
+                <w:szCs w:val="20"/>
+                <w:lang w:val="en-GB" w:eastAsia="ja-JP"/>
+              </w:rPr>
+              <w:t>btx:headerAmount</w:t>
+            </w:r>
+            <w:proofErr w:type="spellEnd"/>
+            <w:r>
+              <w:rPr>
+                <w:sz w:val="20"/>
+                <w:szCs w:val="20"/>
+                <w:lang w:val="en-GB" w:eastAsia="ja-JP"/>
+              </w:rPr>
+              <w:t xml:space="preserve"> contextRef="c1" unitRef="JPY" decimals="0"&gt;11000&lt;/</w:t>
+            </w:r>
+            <w:proofErr w:type="spellStart"/>
+            <w:r>
+              <w:rPr>
+                <w:sz w:val="20"/>
+                <w:szCs w:val="20"/>
+                <w:lang w:val="en-GB" w:eastAsia="ja-JP"/>
+              </w:rPr>
+              <w:t>btx:headerAmount</w:t>
+            </w:r>
+            <w:proofErr w:type="spellEnd"/>
+            <w:r>
+              <w:rPr>
+                <w:sz w:val="20"/>
+                <w:szCs w:val="20"/>
+                <w:lang w:val="en-GB" w:eastAsia="ja-JP"/>
+              </w:rPr>
+              <w:t>&gt;</w:t>
             </w:r>
           </w:p>
           <w:p>
@@ -14351,7 +17404,43 @@
                 <w:szCs w:val="20"/>
                 <w:lang w:val="en-GB" w:eastAsia="ja-JP"/>
               </w:rPr>
-              <w:t xml:space="preserve">        &lt;btx:headerAurrencyCode contextRef="c1"&gt;JPY&lt;/btx:headerAurrencyCode&gt;</w:t>
+              <w:t xml:space="preserve">        &lt;</w:t>
+            </w:r>
+            <w:proofErr w:type="spellStart"/>
+            <w:r>
+              <w:rPr>
+                <w:sz w:val="20"/>
+                <w:szCs w:val="20"/>
+                <w:lang w:val="en-GB" w:eastAsia="ja-JP"/>
+              </w:rPr>
+              <w:t>btx:headerAurrencyCode</w:t>
+            </w:r>
+            <w:proofErr w:type="spellEnd"/>
+            <w:r>
+              <w:rPr>
+                <w:sz w:val="20"/>
+                <w:szCs w:val="20"/>
+                <w:lang w:val="en-GB" w:eastAsia="ja-JP"/>
+              </w:rPr>
+              <w:t xml:space="preserve"> contextRef="c1"&gt;JPY&lt;/</w:t>
+            </w:r>
+            <w:proofErr w:type="spellStart"/>
+            <w:r>
+              <w:rPr>
+                <w:sz w:val="20"/>
+                <w:szCs w:val="20"/>
+                <w:lang w:val="en-GB" w:eastAsia="ja-JP"/>
+              </w:rPr>
+              <w:t>btx:headerAurrencyCode</w:t>
+            </w:r>
+            <w:proofErr w:type="spellEnd"/>
+            <w:r>
+              <w:rPr>
+                <w:sz w:val="20"/>
+                <w:szCs w:val="20"/>
+                <w:lang w:val="en-GB" w:eastAsia="ja-JP"/>
+              </w:rPr>
+              <w:t>&gt;</w:t>
             </w:r>
           </w:p>
           <w:p>
@@ -14370,7 +17459,61 @@
                 <w:szCs w:val="20"/>
                 <w:lang w:val="en-GB" w:eastAsia="ja-JP"/>
               </w:rPr>
-              <w:t xml:space="preserve">        &lt;btx:headerAmountType contextRef="c1"&gt;invoiceTotal&lt;/btx:headerAmountType&gt;</w:t>
+              <w:t xml:space="preserve">        &lt;</w:t>
+            </w:r>
+            <w:proofErr w:type="spellStart"/>
+            <w:r>
+              <w:rPr>
+                <w:sz w:val="20"/>
+                <w:szCs w:val="20"/>
+                <w:lang w:val="en-GB" w:eastAsia="ja-JP"/>
+              </w:rPr>
+              <w:t>btx:headerAmountType</w:t>
+            </w:r>
+            <w:proofErr w:type="spellEnd"/>
+            <w:r>
+              <w:rPr>
+                <w:sz w:val="20"/>
+                <w:szCs w:val="20"/>
+                <w:lang w:val="en-GB" w:eastAsia="ja-JP"/>
+              </w:rPr>
+              <w:t xml:space="preserve"> contextRef="c1"&gt;</w:t>
+            </w:r>
+            <w:proofErr w:type="spellStart"/>
+            <w:r>
+              <w:rPr>
+                <w:sz w:val="20"/>
+                <w:szCs w:val="20"/>
+                <w:lang w:val="en-GB" w:eastAsia="ja-JP"/>
+              </w:rPr>
+              <w:t>invoiceTotal</w:t>
+            </w:r>
+            <w:proofErr w:type="spellEnd"/>
+            <w:r>
+              <w:rPr>
+                <w:sz w:val="20"/>
+                <w:szCs w:val="20"/>
+                <w:lang w:val="en-GB" w:eastAsia="ja-JP"/>
+              </w:rPr>
+              <w:t>&lt;/</w:t>
+            </w:r>
+            <w:proofErr w:type="spellStart"/>
+            <w:r>
+              <w:rPr>
+                <w:sz w:val="20"/>
+                <w:szCs w:val="20"/>
+                <w:lang w:val="en-GB" w:eastAsia="ja-JP"/>
+              </w:rPr>
+              <w:t>btx:headerAmountType</w:t>
+            </w:r>
+            <w:proofErr w:type="spellEnd"/>
+            <w:r>
+              <w:rPr>
+                <w:sz w:val="20"/>
+                <w:szCs w:val="20"/>
+                <w:lang w:val="en-GB" w:eastAsia="ja-JP"/>
+              </w:rPr>
+              <w:t>&gt;</w:t>
             </w:r>
           </w:p>
           <w:p>
@@ -14389,7 +17532,25 @@
                 <w:szCs w:val="20"/>
                 <w:lang w:val="en-GB" w:eastAsia="ja-JP"/>
               </w:rPr>
-              <w:t xml:space="preserve">      &lt;/btx:headerAmountStructure&gt;</w:t>
+              <w:t xml:space="preserve">      &lt;/</w:t>
+            </w:r>
+            <w:proofErr w:type="spellStart"/>
+            <w:r>
+              <w:rPr>
+                <w:sz w:val="20"/>
+                <w:szCs w:val="20"/>
+                <w:lang w:val="en-GB" w:eastAsia="ja-JP"/>
+              </w:rPr>
+              <w:t>btx:headerAmountStructure</w:t>
+            </w:r>
+            <w:proofErr w:type="spellEnd"/>
+            <w:r>
+              <w:rPr>
+                <w:sz w:val="20"/>
+                <w:szCs w:val="20"/>
+                <w:lang w:val="en-GB" w:eastAsia="ja-JP"/>
+              </w:rPr>
+              <w:t>&gt;</w:t>
             </w:r>
           </w:p>
           <w:p>
@@ -14408,7 +17569,25 @@
                 <w:szCs w:val="20"/>
                 <w:lang w:val="en-GB" w:eastAsia="ja-JP"/>
               </w:rPr>
-              <w:t xml:space="preserve">      &lt;btx:transactionDetail id="BT-DET-001"&gt;</w:t>
+              <w:t xml:space="preserve">      &lt;</w:t>
+            </w:r>
+            <w:proofErr w:type="spellStart"/>
+            <w:r>
+              <w:rPr>
+                <w:sz w:val="20"/>
+                <w:szCs w:val="20"/>
+                <w:lang w:val="en-GB" w:eastAsia="ja-JP"/>
+              </w:rPr>
+              <w:t>btx:transactionDetail</w:t>
+            </w:r>
+            <w:proofErr w:type="spellEnd"/>
+            <w:r>
+              <w:rPr>
+                <w:sz w:val="20"/>
+                <w:szCs w:val="20"/>
+                <w:lang w:val="en-GB" w:eastAsia="ja-JP"/>
+              </w:rPr>
+              <w:t xml:space="preserve"> id="BT-DET-001"&gt;</w:t>
             </w:r>
           </w:p>
           <w:p>
@@ -14427,7 +17606,43 @@
                 <w:szCs w:val="20"/>
                 <w:lang w:val="en-GB" w:eastAsia="ja-JP"/>
               </w:rPr>
-              <w:t xml:space="preserve">        &lt;btx:lineNumber contextRef="c1"&gt;1&lt;/btx:lineNumber&gt;</w:t>
+              <w:t xml:space="preserve">        &lt;</w:t>
+            </w:r>
+            <w:proofErr w:type="spellStart"/>
+            <w:r>
+              <w:rPr>
+                <w:sz w:val="20"/>
+                <w:szCs w:val="20"/>
+                <w:lang w:val="en-GB" w:eastAsia="ja-JP"/>
+              </w:rPr>
+              <w:t>btx:lineNumber</w:t>
+            </w:r>
+            <w:proofErr w:type="spellEnd"/>
+            <w:r>
+              <w:rPr>
+                <w:sz w:val="20"/>
+                <w:szCs w:val="20"/>
+                <w:lang w:val="en-GB" w:eastAsia="ja-JP"/>
+              </w:rPr>
+              <w:t xml:space="preserve"> contextRef="c1"&gt;1&lt;/</w:t>
+            </w:r>
+            <w:proofErr w:type="spellStart"/>
+            <w:r>
+              <w:rPr>
+                <w:sz w:val="20"/>
+                <w:szCs w:val="20"/>
+                <w:lang w:val="en-GB" w:eastAsia="ja-JP"/>
+              </w:rPr>
+              <w:t>btx:lineNumber</w:t>
+            </w:r>
+            <w:proofErr w:type="spellEnd"/>
+            <w:r>
+              <w:rPr>
+                <w:sz w:val="20"/>
+                <w:szCs w:val="20"/>
+                <w:lang w:val="en-GB" w:eastAsia="ja-JP"/>
+              </w:rPr>
+              <w:t>&gt;</w:t>
             </w:r>
           </w:p>
           <w:p>
@@ -14446,7 +17661,43 @@
                 <w:szCs w:val="20"/>
                 <w:lang w:val="en-GB" w:eastAsia="ja-JP"/>
               </w:rPr>
-              <w:t xml:space="preserve">        &lt;btx:documentType contextRef="c1"&gt;invoice&lt;/btx:documentType&gt;</w:t>
+              <w:t xml:space="preserve">        &lt;</w:t>
+            </w:r>
+            <w:proofErr w:type="spellStart"/>
+            <w:r>
+              <w:rPr>
+                <w:sz w:val="20"/>
+                <w:szCs w:val="20"/>
+                <w:lang w:val="en-GB" w:eastAsia="ja-JP"/>
+              </w:rPr>
+              <w:t>btx:documentType</w:t>
+            </w:r>
+            <w:proofErr w:type="spellEnd"/>
+            <w:r>
+              <w:rPr>
+                <w:sz w:val="20"/>
+                <w:szCs w:val="20"/>
+                <w:lang w:val="en-GB" w:eastAsia="ja-JP"/>
+              </w:rPr>
+              <w:t xml:space="preserve"> contextRef="c1"&gt;invoice&lt;/</w:t>
+            </w:r>
+            <w:proofErr w:type="spellStart"/>
+            <w:r>
+              <w:rPr>
+                <w:sz w:val="20"/>
+                <w:szCs w:val="20"/>
+                <w:lang w:val="en-GB" w:eastAsia="ja-JP"/>
+              </w:rPr>
+              <w:t>btx:documentType</w:t>
+            </w:r>
+            <w:proofErr w:type="spellEnd"/>
+            <w:r>
+              <w:rPr>
+                <w:sz w:val="20"/>
+                <w:szCs w:val="20"/>
+                <w:lang w:val="en-GB" w:eastAsia="ja-JP"/>
+              </w:rPr>
+              <w:t>&gt;</w:t>
             </w:r>
           </w:p>
           <w:p>
@@ -14465,7 +17716,25 @@
                 <w:szCs w:val="20"/>
                 <w:lang w:val="en-GB" w:eastAsia="ja-JP"/>
               </w:rPr>
-              <w:t xml:space="preserve">        &lt;cor:document id="BT-DOCREF-001"&gt;</w:t>
+              <w:t xml:space="preserve">        &lt;</w:t>
+            </w:r>
+            <w:proofErr w:type="spellStart"/>
+            <w:r>
+              <w:rPr>
+                <w:sz w:val="20"/>
+                <w:szCs w:val="20"/>
+                <w:lang w:val="en-GB" w:eastAsia="ja-JP"/>
+              </w:rPr>
+              <w:t>cor:document</w:t>
+            </w:r>
+            <w:proofErr w:type="spellEnd"/>
+            <w:r>
+              <w:rPr>
+                <w:sz w:val="20"/>
+                <w:szCs w:val="20"/>
+                <w:lang w:val="en-GB" w:eastAsia="ja-JP"/>
+              </w:rPr>
+              <w:t xml:space="preserve"> id="BT-DOCREF-001"&gt;</w:t>
             </w:r>
           </w:p>
           <w:p>
@@ -14484,7 +17753,43 @@
                 <w:szCs w:val="20"/>
                 <w:lang w:val="en-GB" w:eastAsia="ja-JP"/>
               </w:rPr>
-              <w:t xml:space="preserve">          &lt;cor:documentNumber contextRef="c1"&gt;INV-2026-0811-001&lt;/cor:documentNumber&gt;</w:t>
+              <w:t xml:space="preserve">          &lt;</w:t>
+            </w:r>
+            <w:proofErr w:type="spellStart"/>
+            <w:r>
+              <w:rPr>
+                <w:sz w:val="20"/>
+                <w:szCs w:val="20"/>
+                <w:lang w:val="en-GB" w:eastAsia="ja-JP"/>
+              </w:rPr>
+              <w:t>cor:documentNumber</w:t>
+            </w:r>
+            <w:proofErr w:type="spellEnd"/>
+            <w:r>
+              <w:rPr>
+                <w:sz w:val="20"/>
+                <w:szCs w:val="20"/>
+                <w:lang w:val="en-GB" w:eastAsia="ja-JP"/>
+              </w:rPr>
+              <w:t xml:space="preserve"> contextRef="c1"&gt;INV-2026-0811-001&lt;/</w:t>
+            </w:r>
+            <w:proofErr w:type="spellStart"/>
+            <w:r>
+              <w:rPr>
+                <w:sz w:val="20"/>
+                <w:szCs w:val="20"/>
+                <w:lang w:val="en-GB" w:eastAsia="ja-JP"/>
+              </w:rPr>
+              <w:t>cor:documentNumber</w:t>
+            </w:r>
+            <w:proofErr w:type="spellEnd"/>
+            <w:r>
+              <w:rPr>
+                <w:sz w:val="20"/>
+                <w:szCs w:val="20"/>
+                <w:lang w:val="en-GB" w:eastAsia="ja-JP"/>
+              </w:rPr>
+              <w:t>&gt;</w:t>
             </w:r>
           </w:p>
           <w:p>
@@ -14503,7 +17808,25 @@
                 <w:szCs w:val="20"/>
                 <w:lang w:val="en-GB" w:eastAsia="ja-JP"/>
               </w:rPr>
-              <w:t xml:space="preserve">        &lt;/cor:document&gt;</w:t>
+              <w:t xml:space="preserve">        &lt;/</w:t>
+            </w:r>
+            <w:proofErr w:type="spellStart"/>
+            <w:r>
+              <w:rPr>
+                <w:sz w:val="20"/>
+                <w:szCs w:val="20"/>
+                <w:lang w:val="en-GB" w:eastAsia="ja-JP"/>
+              </w:rPr>
+              <w:t>cor:document</w:t>
+            </w:r>
+            <w:proofErr w:type="spellEnd"/>
+            <w:r>
+              <w:rPr>
+                <w:sz w:val="20"/>
+                <w:szCs w:val="20"/>
+                <w:lang w:val="en-GB" w:eastAsia="ja-JP"/>
+              </w:rPr>
+              <w:t>&gt;</w:t>
             </w:r>
           </w:p>
           <w:p>
@@ -14522,7 +17845,43 @@
                 <w:szCs w:val="20"/>
                 <w:lang w:val="en-GB" w:eastAsia="ja-JP"/>
               </w:rPr>
-              <w:t xml:space="preserve">        &lt;btx:documentDate contextRef="c1"&gt;2026-08-11T00:00:00&lt;/btx:documentDate&gt;</w:t>
+              <w:t xml:space="preserve">        &lt;</w:t>
+            </w:r>
+            <w:proofErr w:type="spellStart"/>
+            <w:r>
+              <w:rPr>
+                <w:sz w:val="20"/>
+                <w:szCs w:val="20"/>
+                <w:lang w:val="en-GB" w:eastAsia="ja-JP"/>
+              </w:rPr>
+              <w:t>btx:documentDate</w:t>
+            </w:r>
+            <w:proofErr w:type="spellEnd"/>
+            <w:r>
+              <w:rPr>
+                <w:sz w:val="20"/>
+                <w:szCs w:val="20"/>
+                <w:lang w:val="en-GB" w:eastAsia="ja-JP"/>
+              </w:rPr>
+              <w:t xml:space="preserve"> contextRef="c1"&gt;2026-08-11T00:00:00&lt;/</w:t>
+            </w:r>
+            <w:proofErr w:type="spellStart"/>
+            <w:r>
+              <w:rPr>
+                <w:sz w:val="20"/>
+                <w:szCs w:val="20"/>
+                <w:lang w:val="en-GB" w:eastAsia="ja-JP"/>
+              </w:rPr>
+              <w:t>btx:documentDate</w:t>
+            </w:r>
+            <w:proofErr w:type="spellEnd"/>
+            <w:r>
+              <w:rPr>
+                <w:sz w:val="20"/>
+                <w:szCs w:val="20"/>
+                <w:lang w:val="en-GB" w:eastAsia="ja-JP"/>
+              </w:rPr>
+              <w:t>&gt;</w:t>
             </w:r>
           </w:p>
           <w:p>
@@ -14541,7 +17900,43 @@
                 <w:szCs w:val="20"/>
                 <w:lang w:val="en-GB" w:eastAsia="ja-JP"/>
               </w:rPr>
-              <w:t xml:space="preserve">        &lt;btx:detailDescription contextRef="c1"&gt;Office supplies&lt;/btx:detailDescription&gt;</w:t>
+              <w:t xml:space="preserve">        &lt;</w:t>
+            </w:r>
+            <w:proofErr w:type="spellStart"/>
+            <w:r>
+              <w:rPr>
+                <w:sz w:val="20"/>
+                <w:szCs w:val="20"/>
+                <w:lang w:val="en-GB" w:eastAsia="ja-JP"/>
+              </w:rPr>
+              <w:t>btx:detailDescription</w:t>
+            </w:r>
+            <w:proofErr w:type="spellEnd"/>
+            <w:r>
+              <w:rPr>
+                <w:sz w:val="20"/>
+                <w:szCs w:val="20"/>
+                <w:lang w:val="en-GB" w:eastAsia="ja-JP"/>
+              </w:rPr>
+              <w:t xml:space="preserve"> contextRef="c1"&gt;Office supplies&lt;/</w:t>
+            </w:r>
+            <w:proofErr w:type="spellStart"/>
+            <w:r>
+              <w:rPr>
+                <w:sz w:val="20"/>
+                <w:szCs w:val="20"/>
+                <w:lang w:val="en-GB" w:eastAsia="ja-JP"/>
+              </w:rPr>
+              <w:t>btx:detailDescription</w:t>
+            </w:r>
+            <w:proofErr w:type="spellEnd"/>
+            <w:r>
+              <w:rPr>
+                <w:sz w:val="20"/>
+                <w:szCs w:val="20"/>
+                <w:lang w:val="en-GB" w:eastAsia="ja-JP"/>
+              </w:rPr>
+              <w:t>&gt;</w:t>
             </w:r>
           </w:p>
           <w:p>
@@ -14560,7 +17955,25 @@
                 <w:szCs w:val="20"/>
                 <w:lang w:val="en-GB" w:eastAsia="ja-JP"/>
               </w:rPr>
-              <w:t xml:space="preserve">        &lt;btx:detailAmountStructure id="BT-DAMT-001"&gt;</w:t>
+              <w:t xml:space="preserve">        &lt;</w:t>
+            </w:r>
+            <w:proofErr w:type="spellStart"/>
+            <w:r>
+              <w:rPr>
+                <w:sz w:val="20"/>
+                <w:szCs w:val="20"/>
+                <w:lang w:val="en-GB" w:eastAsia="ja-JP"/>
+              </w:rPr>
+              <w:t>btx:detailAmountStructure</w:t>
+            </w:r>
+            <w:proofErr w:type="spellEnd"/>
+            <w:r>
+              <w:rPr>
+                <w:sz w:val="20"/>
+                <w:szCs w:val="20"/>
+                <w:lang w:val="en-GB" w:eastAsia="ja-JP"/>
+              </w:rPr>
+              <w:t xml:space="preserve"> id="BT-DAMT-001"&gt;</w:t>
             </w:r>
           </w:p>
           <w:p>
@@ -14579,7 +17992,43 @@
                 <w:szCs w:val="20"/>
                 <w:lang w:val="en-GB" w:eastAsia="ja-JP"/>
               </w:rPr>
-              <w:t xml:space="preserve">          &lt;btx:amount contextRef="c1" unitRef="JPY" decimals="0"&gt;10000&lt;/btx:amount&gt;</w:t>
+              <w:t xml:space="preserve">          &lt;</w:t>
+            </w:r>
+            <w:proofErr w:type="spellStart"/>
+            <w:r>
+              <w:rPr>
+                <w:sz w:val="20"/>
+                <w:szCs w:val="20"/>
+                <w:lang w:val="en-GB" w:eastAsia="ja-JP"/>
+              </w:rPr>
+              <w:t>btx:amount</w:t>
+            </w:r>
+            <w:proofErr w:type="spellEnd"/>
+            <w:r>
+              <w:rPr>
+                <w:sz w:val="20"/>
+                <w:szCs w:val="20"/>
+                <w:lang w:val="en-GB" w:eastAsia="ja-JP"/>
+              </w:rPr>
+              <w:t xml:space="preserve"> contextRef="c1" unitRef="JPY" decimals="0"&gt;10000&lt;/</w:t>
+            </w:r>
+            <w:proofErr w:type="spellStart"/>
+            <w:r>
+              <w:rPr>
+                <w:sz w:val="20"/>
+                <w:szCs w:val="20"/>
+                <w:lang w:val="en-GB" w:eastAsia="ja-JP"/>
+              </w:rPr>
+              <w:t>btx:amount</w:t>
+            </w:r>
+            <w:proofErr w:type="spellEnd"/>
+            <w:r>
+              <w:rPr>
+                <w:sz w:val="20"/>
+                <w:szCs w:val="20"/>
+                <w:lang w:val="en-GB" w:eastAsia="ja-JP"/>
+              </w:rPr>
+              <w:t>&gt;</w:t>
             </w:r>
           </w:p>
           <w:p>
@@ -14598,7 +18047,43 @@
                 <w:szCs w:val="20"/>
                 <w:lang w:val="en-GB" w:eastAsia="ja-JP"/>
               </w:rPr>
-              <w:t xml:space="preserve">          &lt;btx:currencyCode contextRef="c1"&gt;JPY&lt;/btx:currencyCode&gt;</w:t>
+              <w:t xml:space="preserve">          &lt;</w:t>
+            </w:r>
+            <w:proofErr w:type="spellStart"/>
+            <w:r>
+              <w:rPr>
+                <w:sz w:val="20"/>
+                <w:szCs w:val="20"/>
+                <w:lang w:val="en-GB" w:eastAsia="ja-JP"/>
+              </w:rPr>
+              <w:t>btx:currencyCode</w:t>
+            </w:r>
+            <w:proofErr w:type="spellEnd"/>
+            <w:r>
+              <w:rPr>
+                <w:sz w:val="20"/>
+                <w:szCs w:val="20"/>
+                <w:lang w:val="en-GB" w:eastAsia="ja-JP"/>
+              </w:rPr>
+              <w:t xml:space="preserve"> contextRef="c1"&gt;JPY&lt;/</w:t>
+            </w:r>
+            <w:proofErr w:type="spellStart"/>
+            <w:r>
+              <w:rPr>
+                <w:sz w:val="20"/>
+                <w:szCs w:val="20"/>
+                <w:lang w:val="en-GB" w:eastAsia="ja-JP"/>
+              </w:rPr>
+              <w:t>btx:currencyCode</w:t>
+            </w:r>
+            <w:proofErr w:type="spellEnd"/>
+            <w:r>
+              <w:rPr>
+                <w:sz w:val="20"/>
+                <w:szCs w:val="20"/>
+                <w:lang w:val="en-GB" w:eastAsia="ja-JP"/>
+              </w:rPr>
+              <w:t>&gt;</w:t>
             </w:r>
           </w:p>
           <w:p>
@@ -14617,7 +18102,61 @@
                 <w:szCs w:val="20"/>
                 <w:lang w:val="en-GB" w:eastAsia="ja-JP"/>
               </w:rPr>
-              <w:t xml:space="preserve">          &lt;btx:detailAmountType contextRef="c1"&gt;lineNetAmount&lt;/btx:detailAmountType&gt;</w:t>
+              <w:t xml:space="preserve">          &lt;</w:t>
+            </w:r>
+            <w:proofErr w:type="spellStart"/>
+            <w:r>
+              <w:rPr>
+                <w:sz w:val="20"/>
+                <w:szCs w:val="20"/>
+                <w:lang w:val="en-GB" w:eastAsia="ja-JP"/>
+              </w:rPr>
+              <w:t>btx:detailAmountType</w:t>
+            </w:r>
+            <w:proofErr w:type="spellEnd"/>
+            <w:r>
+              <w:rPr>
+                <w:sz w:val="20"/>
+                <w:szCs w:val="20"/>
+                <w:lang w:val="en-GB" w:eastAsia="ja-JP"/>
+              </w:rPr>
+              <w:t xml:space="preserve"> contextRef="c1"&gt;</w:t>
+            </w:r>
+            <w:proofErr w:type="spellStart"/>
+            <w:r>
+              <w:rPr>
+                <w:sz w:val="20"/>
+                <w:szCs w:val="20"/>
+                <w:lang w:val="en-GB" w:eastAsia="ja-JP"/>
+              </w:rPr>
+              <w:t>lineNetAmount</w:t>
+            </w:r>
+            <w:proofErr w:type="spellEnd"/>
+            <w:r>
+              <w:rPr>
+                <w:sz w:val="20"/>
+                <w:szCs w:val="20"/>
+                <w:lang w:val="en-GB" w:eastAsia="ja-JP"/>
+              </w:rPr>
+              <w:t>&lt;/</w:t>
+            </w:r>
+            <w:proofErr w:type="spellStart"/>
+            <w:r>
+              <w:rPr>
+                <w:sz w:val="20"/>
+                <w:szCs w:val="20"/>
+                <w:lang w:val="en-GB" w:eastAsia="ja-JP"/>
+              </w:rPr>
+              <w:t>btx:detailAmountType</w:t>
+            </w:r>
+            <w:proofErr w:type="spellEnd"/>
+            <w:r>
+              <w:rPr>
+                <w:sz w:val="20"/>
+                <w:szCs w:val="20"/>
+                <w:lang w:val="en-GB" w:eastAsia="ja-JP"/>
+              </w:rPr>
+              <w:t>&gt;</w:t>
             </w:r>
           </w:p>
           <w:p>
@@ -14636,7 +18175,25 @@
                 <w:szCs w:val="20"/>
                 <w:lang w:val="en-GB" w:eastAsia="ja-JP"/>
               </w:rPr>
-              <w:t xml:space="preserve">        &lt;/btx:detailAmountStructure&gt;</w:t>
+              <w:t xml:space="preserve">        &lt;/</w:t>
+            </w:r>
+            <w:proofErr w:type="spellStart"/>
+            <w:r>
+              <w:rPr>
+                <w:sz w:val="20"/>
+                <w:szCs w:val="20"/>
+                <w:lang w:val="en-GB" w:eastAsia="ja-JP"/>
+              </w:rPr>
+              <w:t>btx:detailAmountStructure</w:t>
+            </w:r>
+            <w:proofErr w:type="spellEnd"/>
+            <w:r>
+              <w:rPr>
+                <w:sz w:val="20"/>
+                <w:szCs w:val="20"/>
+                <w:lang w:val="en-GB" w:eastAsia="ja-JP"/>
+              </w:rPr>
+              <w:t>&gt;</w:t>
             </w:r>
           </w:p>
           <w:p>
@@ -14655,7 +18212,25 @@
                 <w:szCs w:val="20"/>
                 <w:lang w:val="en-GB" w:eastAsia="ja-JP"/>
               </w:rPr>
-              <w:t xml:space="preserve">      &lt;/btx:transactionDetail&gt;</w:t>
+              <w:t xml:space="preserve">      &lt;/</w:t>
+            </w:r>
+            <w:proofErr w:type="spellStart"/>
+            <w:r>
+              <w:rPr>
+                <w:sz w:val="20"/>
+                <w:szCs w:val="20"/>
+                <w:lang w:val="en-GB" w:eastAsia="ja-JP"/>
+              </w:rPr>
+              <w:t>btx:transactionDetail</w:t>
+            </w:r>
+            <w:proofErr w:type="spellEnd"/>
+            <w:r>
+              <w:rPr>
+                <w:sz w:val="20"/>
+                <w:szCs w:val="20"/>
+                <w:lang w:val="en-GB" w:eastAsia="ja-JP"/>
+              </w:rPr>
+              <w:t>&gt;</w:t>
             </w:r>
           </w:p>
           <w:p>
@@ -14674,7 +18249,25 @@
                 <w:szCs w:val="20"/>
                 <w:lang w:val="en-GB" w:eastAsia="ja-JP"/>
               </w:rPr>
-              <w:t xml:space="preserve">    &lt;/btx:transactionHeader&gt;</w:t>
+              <w:t xml:space="preserve">    &lt;/</w:t>
+            </w:r>
+            <w:proofErr w:type="spellStart"/>
+            <w:r>
+              <w:rPr>
+                <w:sz w:val="20"/>
+                <w:szCs w:val="20"/>
+                <w:lang w:val="en-GB" w:eastAsia="ja-JP"/>
+              </w:rPr>
+              <w:t>btx:transactionHeader</w:t>
+            </w:r>
+            <w:proofErr w:type="spellEnd"/>
+            <w:r>
+              <w:rPr>
+                <w:sz w:val="20"/>
+                <w:szCs w:val="20"/>
+                <w:lang w:val="en-GB" w:eastAsia="ja-JP"/>
+              </w:rPr>
+              <w:t>&gt;</w:t>
             </w:r>
           </w:p>
           <w:p>
@@ -14722,7 +18315,7 @@
       <w:pPr>
         <w:pStyle w:val="2"/>
       </w:pPr>
-      <w:bookmarkStart w:id="105" w:name="_Toc240440765"/>
+      <w:bookmarkStart w:id="105" w:name="_Toc244018313"/>
       <w:r>
         <w:t>11.5 Relationship to presentation</w:t>
       </w:r>
@@ -14770,7 +18363,7 @@
       <w:r>
         <w:br/>
       </w:r>
-      <w:bookmarkStart w:id="106" w:name="_Toc240440766"/>
+      <w:bookmarkStart w:id="106" w:name="_Toc244018314"/>
       <w:r>
         <w:t xml:space="preserve">(informative) </w:t>
       </w:r>
@@ -14784,7 +18377,7 @@
       <w:pPr>
         <w:pStyle w:val="2"/>
       </w:pPr>
-      <w:bookmarkStart w:id="107" w:name="_Toc240440767"/>
+      <w:bookmarkStart w:id="107" w:name="_Toc244018315"/>
       <w:r>
         <w:t>A.1 Validation boundary</w:t>
       </w:r>
@@ -14812,7 +18405,23 @@
         <w:t>content schemas</w:t>
       </w:r>
       <w:r>
-        <w:t xml:space="preserve"> complete the named structural complexTypes. XML Schema and XBRL validity are therefore assessed from tuple/&lt;HMD&gt;/&lt;P&gt;-all-&lt;V&gt;.xsd and its discovered </w:t>
+        <w:t xml:space="preserve"> complete the named structural </w:t>
+      </w:r>
+      <w:proofErr w:type="spellStart"/>
+      <w:r>
+        <w:t>complexTypes</w:t>
+      </w:r>
+      <w:proofErr w:type="spellEnd"/>
+      <w:r>
+        <w:t>. XML Schema and XBRL validity are therefore assessed from tuple/&lt;HMD&gt;/&lt;P&gt;-all-&lt;V&gt;.</w:t>
+      </w:r>
+      <w:proofErr w:type="spellStart"/>
+      <w:r>
+        <w:t>xsd</w:t>
+      </w:r>
+      <w:proofErr w:type="spellEnd"/>
+      <w:r>
+        <w:t xml:space="preserve"> and its discovered </w:t>
       </w:r>
       <w:r>
         <w:rPr>
@@ -14829,7 +18438,7 @@
       <w:pPr>
         <w:pStyle w:val="2"/>
       </w:pPr>
-      <w:bookmarkStart w:id="108" w:name="_Toc240440768"/>
+      <w:bookmarkStart w:id="108" w:name="_Toc244018316"/>
       <w:r>
         <w:t>A.2 Palette assembly overview</w:t>
       </w:r>
@@ -14874,7 +18483,25 @@
                 <w:lang w:val="en-GB"/>
               </w:rPr>
               <w:br/>
-              <w:t xml:space="preserve">  M-&lt;V&gt;.xsd              global A/C/R declarations</w:t>
+              <w:t xml:space="preserve">  M-&lt;V&gt;.</w:t>
+            </w:r>
+            <w:proofErr w:type="spellStart"/>
+            <w:r>
+              <w:rPr>
+                <w:sz w:val="20"/>
+                <w:szCs w:val="20"/>
+                <w:lang w:val="en-GB"/>
+              </w:rPr>
+              <w:t>xsd</w:t>
+            </w:r>
+            <w:proofErr w:type="spellEnd"/>
+            <w:r>
+              <w:rPr>
+                <w:sz w:val="20"/>
+                <w:szCs w:val="20"/>
+                <w:lang w:val="en-GB"/>
+              </w:rPr>
+              <w:t xml:space="preserve">              global A/C/R declarations</w:t>
             </w:r>
             <w:r>
               <w:rPr>
@@ -14918,8 +18545,18 @@
                 <w:lang w:val="en-GB"/>
               </w:rPr>
               <w:br/>
-              <w:t xml:space="preserve">  tuple/&lt;HMD&gt;/M-content-&lt;V&gt;.xsd</w:t>
-            </w:r>
+              <w:t xml:space="preserve">  tuple/&lt;HMD&gt;/M-content-&lt;V&gt;.</w:t>
+            </w:r>
+            <w:proofErr w:type="spellStart"/>
+            <w:r>
+              <w:rPr>
+                <w:sz w:val="20"/>
+                <w:szCs w:val="20"/>
+                <w:lang w:val="en-GB"/>
+              </w:rPr>
+              <w:t>xsd</w:t>
+            </w:r>
+            <w:proofErr w:type="spellEnd"/>
             <w:r>
               <w:rPr>
                 <w:sz w:val="20"/>
@@ -14927,8 +18564,18 @@
                 <w:lang w:val="en-GB"/>
               </w:rPr>
               <w:br/>
-              <w:t xml:space="preserve">      xs:include ../../M/M-&lt;V&gt;.xsd</w:t>
-            </w:r>
+              <w:t xml:space="preserve">      xs:include ../../M/M-&lt;V&gt;.</w:t>
+            </w:r>
+            <w:proofErr w:type="spellStart"/>
+            <w:r>
+              <w:rPr>
+                <w:sz w:val="20"/>
+                <w:szCs w:val="20"/>
+                <w:lang w:val="en-GB"/>
+              </w:rPr>
+              <w:t>xsd</w:t>
+            </w:r>
+            <w:proofErr w:type="spellEnd"/>
             <w:r>
               <w:rPr>
                 <w:sz w:val="20"/>
@@ -14936,8 +18583,18 @@
                 <w:lang w:val="en-GB"/>
               </w:rPr>
               <w:br/>
-              <w:t xml:space="preserve">      structural ComplexTypes</w:t>
-            </w:r>
+              <w:t xml:space="preserve">      structural </w:t>
+            </w:r>
+            <w:proofErr w:type="spellStart"/>
+            <w:r>
+              <w:rPr>
+                <w:sz w:val="20"/>
+                <w:szCs w:val="20"/>
+                <w:lang w:val="en-GB"/>
+              </w:rPr>
+              <w:t>ComplexTypes</w:t>
+            </w:r>
+            <w:proofErr w:type="spellEnd"/>
             <w:r>
               <w:rPr>
                 <w:sz w:val="20"/>
@@ -14945,8 +18602,18 @@
                 <w:lang w:val="en-GB"/>
               </w:rPr>
               <w:br/>
-              <w:t xml:space="preserve">  tuple/&lt;HMD&gt;/&lt;P&gt;-all-&lt;V&gt;.xsd</w:t>
-            </w:r>
+              <w:t xml:space="preserve">  tuple/&lt;HMD&gt;/&lt;P&gt;-all-&lt;V&gt;.</w:t>
+            </w:r>
+            <w:proofErr w:type="spellStart"/>
+            <w:r>
+              <w:rPr>
+                <w:sz w:val="20"/>
+                <w:szCs w:val="20"/>
+                <w:lang w:val="en-GB"/>
+              </w:rPr>
+              <w:t>xsd</w:t>
+            </w:r>
+            <w:proofErr w:type="spellEnd"/>
             <w:r>
               <w:rPr>
                 <w:sz w:val="20"/>
@@ -14973,7 +18640,7 @@
       <w:pPr>
         <w:pStyle w:val="2"/>
       </w:pPr>
-      <w:bookmarkStart w:id="109" w:name="_Toc240440769"/>
+      <w:bookmarkStart w:id="109" w:name="_Toc244018317"/>
       <w:r>
         <w:t>A.3 Presentation forest</w:t>
       </w:r>
@@ -14998,7 +18665,7 @@
       <w:pPr>
         <w:pStyle w:val="2"/>
       </w:pPr>
-      <w:bookmarkStart w:id="110" w:name="_Toc240440770"/>
+      <w:bookmarkStart w:id="110" w:name="_Toc244018318"/>
       <w:r>
         <w:t>A.4 Designer cautions</w:t>
       </w:r>
@@ -15013,7 +18680,15 @@
         </w:numPr>
       </w:pPr>
       <w:r>
-        <w:t xml:space="preserve">Do not move HMD-specific structural complexTypes into the </w:t>
+        <w:t xml:space="preserve">Do not move HMD-specific structural </w:t>
+      </w:r>
+      <w:proofErr w:type="spellStart"/>
+      <w:r>
+        <w:t>complexTypes</w:t>
+      </w:r>
+      <w:proofErr w:type="spellEnd"/>
+      <w:r>
+        <w:t xml:space="preserve"> into the </w:t>
       </w:r>
       <w:r>
         <w:rPr>
@@ -15098,7 +18773,7 @@
       <w:pPr>
         <w:pStyle w:val="2"/>
       </w:pPr>
-      <w:bookmarkStart w:id="111" w:name="_Toc240440771"/>
+      <w:bookmarkStart w:id="111" w:name="_Toc244018319"/>
       <w:r>
         <w:t>A.5 Suggested validation procedure</w:t>
       </w:r>
@@ -15113,7 +18788,15 @@
         </w:numPr>
       </w:pPr>
       <w:r>
-        <w:t xml:space="preserve">Open tuple/&lt;HMD&gt;/&lt;P&gt;-all-&lt;V&gt;.xsd as the XML Schema and XBRL </w:t>
+        <w:t>Open tuple/&lt;HMD&gt;/&lt;P&gt;-all-&lt;V&gt;.</w:t>
+      </w:r>
+      <w:proofErr w:type="spellStart"/>
+      <w:r>
+        <w:t>xsd</w:t>
+      </w:r>
+      <w:proofErr w:type="spellEnd"/>
+      <w:r>
+        <w:t xml:space="preserve"> as the XML Schema and XBRL </w:t>
       </w:r>
       <w:r>
         <w:rPr>
@@ -15224,7 +18907,7 @@
       <w:r>
         <w:br/>
       </w:r>
-      <w:bookmarkStart w:id="113" w:name="_Toc240440772"/>
+      <w:bookmarkStart w:id="113" w:name="_Toc244018320"/>
       <w:r>
         <w:t>References</w:t>
       </w:r>
@@ -15642,7 +19325,21 @@
               <w:rPr>
                 <w:lang w:val="en-GB"/>
               </w:rPr>
-              <w:t>Phillip Engel, Walter Hamscher, Geoff Shuetrim, David vun Kannon, and Hugh Wallis.</w:t>
+              <w:t xml:space="preserve">Phillip Engel, Walter Hamscher, Geoff Shuetrim, David </w:t>
+            </w:r>
+            <w:proofErr w:type="spellStart"/>
+            <w:r>
+              <w:rPr>
+                <w:lang w:val="en-GB"/>
+              </w:rPr>
+              <w:t>vun</w:t>
+            </w:r>
+            <w:proofErr w:type="spellEnd"/>
+            <w:r>
+              <w:rPr>
+                <w:lang w:val="en-GB"/>
+              </w:rPr>
+              <w:t xml:space="preserve"> Kannon, and Hugh Wallis.</w:t>
             </w:r>
           </w:p>
           <w:p>
@@ -16117,7 +19814,7 @@
       <w:r>
         <w:br/>
       </w:r>
-      <w:bookmarkStart w:id="114" w:name="_Toc240440773"/>
+      <w:bookmarkStart w:id="114" w:name="_Toc244018321"/>
       <w:r>
         <w:t>Intellectual property status</w:t>
       </w:r>
@@ -16125,7 +19822,7 @@
     </w:p>
     <w:p>
       <w:r>
-        <w:t>Copyright and license terms are under review. This draft is shared only with invited project participants through the private project repository. No permission for public redistribution or publication is granted by this draft notice.</w:t>
+        <w:t>Copyright and license terms are under review. This draft is made available through the public project repository for collaborative review. Publication of this draft does not establish additional redistribution or derivative-use rights.</w:t>
       </w:r>
     </w:p>
     <w:p>
@@ -16147,7 +19844,7 @@
       <w:r>
         <w:br/>
       </w:r>
-      <w:bookmarkStart w:id="116" w:name="_Toc240440774"/>
+      <w:bookmarkStart w:id="116" w:name="_Toc244018322"/>
       <w:r>
         <w:t>Document history</w:t>
       </w:r>
@@ -17263,7 +20960,25 @@
                 <w:szCs w:val="32"/>
                 <w:lang w:val="en-GB"/>
               </w:rPr>
-              <w:t xml:space="preserve">v7: Revised Figure 1 and Clause 6 to explain the palette principle using independent HMD entry points, HMD-specific content-model assembly, reusable module concept schemas, cross-module imports, linkbaseRef discovery, and URI#id </w:t>
+              <w:t xml:space="preserve">v7: Revised Figure 1 and Clause 6 to explain the palette principle using independent HMD entry points, HMD-specific content-model assembly, reusable module concept schemas, cross-module imports, linkbaseRef discovery, and </w:t>
+            </w:r>
+            <w:proofErr w:type="spellStart"/>
+            <w:r>
+              <w:rPr>
+                <w:sz w:val="20"/>
+                <w:szCs w:val="32"/>
+                <w:lang w:val="en-GB"/>
+              </w:rPr>
+              <w:t>URI#id</w:t>
+            </w:r>
+            <w:proofErr w:type="spellEnd"/>
+            <w:r>
+              <w:rPr>
+                <w:sz w:val="20"/>
+                <w:szCs w:val="32"/>
+                <w:lang w:val="en-GB"/>
+              </w:rPr>
+              <w:t xml:space="preserve"> </w:t>
             </w:r>
             <w:r>
               <w:rPr>
@@ -17334,7 +21049,25 @@
                 <w:szCs w:val="32"/>
                 <w:lang w:val="en-GB"/>
               </w:rPr>
-              <w:t xml:space="preserve">v8: Restored the defining Palette taxonomy separation: module schemas contain stable global element declarations but no structural complexTypes and are intentionally incomplete alone; HMD-specific </w:t>
+              <w:t xml:space="preserve">v8: Restored the defining Palette taxonomy separation: module schemas contain stable global element declarations but no structural </w:t>
+            </w:r>
+            <w:proofErr w:type="spellStart"/>
+            <w:r>
+              <w:rPr>
+                <w:sz w:val="20"/>
+                <w:szCs w:val="32"/>
+                <w:lang w:val="en-GB"/>
+              </w:rPr>
+              <w:t>complexTypes</w:t>
+            </w:r>
+            <w:proofErr w:type="spellEnd"/>
+            <w:r>
+              <w:rPr>
+                <w:sz w:val="20"/>
+                <w:szCs w:val="32"/>
+                <w:lang w:val="en-GB"/>
+              </w:rPr>
+              <w:t xml:space="preserve"> and are intentionally incomplete alone; HMD-specific </w:t>
             </w:r>
             <w:r>
               <w:rPr>
@@ -17352,7 +21085,25 @@
                 <w:szCs w:val="32"/>
                 <w:lang w:val="en-GB"/>
               </w:rPr>
-              <w:t xml:space="preserve"> define effective complexTypes and complete the schema through xs:include. Revised Figures 1 and 2 in grayscale, clarified linkbase extensibility, per-</w:t>
+              <w:t xml:space="preserve"> define effective </w:t>
+            </w:r>
+            <w:proofErr w:type="spellStart"/>
+            <w:r>
+              <w:rPr>
+                <w:sz w:val="20"/>
+                <w:szCs w:val="32"/>
+                <w:lang w:val="en-GB"/>
+              </w:rPr>
+              <w:t>complexTypes</w:t>
+            </w:r>
+            <w:proofErr w:type="spellEnd"/>
+            <w:r>
+              <w:rPr>
+                <w:sz w:val="20"/>
+                <w:szCs w:val="32"/>
+                <w:lang w:val="en-GB"/>
+              </w:rPr>
+              <w:t xml:space="preserve"> and complete the schema through xs:include. Revised Figures 1 and 2 in grayscale, clarified linkbase extensibility, per-</w:t>
             </w:r>
             <w:r>
               <w:rPr>
@@ -17512,7 +21263,25 @@
                 <w:szCs w:val="32"/>
                 <w:lang w:val="en-GB"/>
               </w:rPr>
-              <w:t xml:space="preserve">v10: Replaced the generic output tree with the agreed taxonomy directory layout. Restored gen/gen-&lt;V&gt;.xsd; version-before-purpose module linkbase names; lang label directories; </w:t>
+              <w:t>v10: Replaced the generic output tree with the agreed taxonomy directory layout. Restored gen/gen-&lt;V&gt;.</w:t>
+            </w:r>
+            <w:proofErr w:type="spellStart"/>
+            <w:r>
+              <w:rPr>
+                <w:sz w:val="20"/>
+                <w:szCs w:val="32"/>
+                <w:lang w:val="en-GB"/>
+              </w:rPr>
+              <w:t>xsd</w:t>
+            </w:r>
+            <w:proofErr w:type="spellEnd"/>
+            <w:r>
+              <w:rPr>
+                <w:sz w:val="20"/>
+                <w:szCs w:val="32"/>
+                <w:lang w:val="en-GB"/>
+              </w:rPr>
+              <w:t xml:space="preserve">; version-before-purpose module linkbase names; lang label directories; </w:t>
             </w:r>
             <w:r>
               <w:rPr>
@@ -17743,7 +21512,43 @@
                 <w:szCs w:val="32"/>
                 <w:lang w:val="en-GB"/>
               </w:rPr>
-              <w:t xml:space="preserve">v13: Aligned Part 2 with the accepted taxonomy package: common LHM-for-taxonomy input, reusable module schemas containing Attribute items only, HMD-specific Tuple declarations and structural complexTypes under tuple/&lt;HMD&gt;, binding-specific HMD presentation extensions, and the accepted gl-gen, label, entry-point, and content-schema filenames. Clarified that only Attribute item declarations are shared across HMDs, while Class/Reference Tuple declarations and structural complexTypes are HMD-specific and may differ across independent </w:t>
+              <w:t xml:space="preserve">v13: Aligned Part 2 with the accepted taxonomy package: common LHM-for-taxonomy input, reusable module schemas containing Attribute items only, HMD-specific Tuple declarations and structural </w:t>
+            </w:r>
+            <w:proofErr w:type="spellStart"/>
+            <w:r>
+              <w:rPr>
+                <w:sz w:val="20"/>
+                <w:szCs w:val="32"/>
+                <w:lang w:val="en-GB"/>
+              </w:rPr>
+              <w:t>complexTypes</w:t>
+            </w:r>
+            <w:proofErr w:type="spellEnd"/>
+            <w:r>
+              <w:rPr>
+                <w:sz w:val="20"/>
+                <w:szCs w:val="32"/>
+                <w:lang w:val="en-GB"/>
+              </w:rPr>
+              <w:t xml:space="preserve"> under tuple/&lt;HMD&gt;, binding-specific HMD presentation extensions, and the accepted gl-gen, label, entry-point, and content-schema filenames. Clarified that only Attribute item declarations are shared across HMDs, while Class/Reference Tuple declarations and structural </w:t>
+            </w:r>
+            <w:proofErr w:type="spellStart"/>
+            <w:r>
+              <w:rPr>
+                <w:sz w:val="20"/>
+                <w:szCs w:val="32"/>
+                <w:lang w:val="en-GB"/>
+              </w:rPr>
+              <w:t>complexTypes</w:t>
+            </w:r>
+            <w:proofErr w:type="spellEnd"/>
+            <w:r>
+              <w:rPr>
+                <w:sz w:val="20"/>
+                <w:szCs w:val="32"/>
+                <w:lang w:val="en-GB"/>
+              </w:rPr>
+              <w:t xml:space="preserve"> are HMD-specific and may differ across independent </w:t>
             </w:r>
             <w:r>
               <w:rPr>
@@ -17867,7 +21672,25 @@
                 <w:szCs w:val="32"/>
                 <w:lang w:val="en-GB"/>
               </w:rPr>
-              <w:t>Aligned Tuple Palette generation with the implemented EE1 and reviewed-Value-Domain pipeline; removed obsolete NOT-YET-IMPLEMENTED and companion-binding wording; restored module-owned global C/R declarations with HMD-specific structural complexTypes; and limited cross-DTS equality to deliberately shared declarations.</w:t>
+              <w:t xml:space="preserve">Aligned Tuple Palette generation with the implemented EE1 and reviewed-Value-Domain pipeline; removed obsolete NOT-YET-IMPLEMENTED and companion-binding wording; restored module-owned global C/R declarations with HMD-specific structural </w:t>
+            </w:r>
+            <w:proofErr w:type="spellStart"/>
+            <w:r>
+              <w:rPr>
+                <w:sz w:val="20"/>
+                <w:szCs w:val="32"/>
+                <w:lang w:val="en-GB"/>
+              </w:rPr>
+              <w:t>complexTypes</w:t>
+            </w:r>
+            <w:proofErr w:type="spellEnd"/>
+            <w:r>
+              <w:rPr>
+                <w:sz w:val="20"/>
+                <w:szCs w:val="32"/>
+                <w:lang w:val="en-GB"/>
+              </w:rPr>
+              <w:t>; and limited cross-DTS equality to deliberately shared declarations.</w:t>
             </w:r>
           </w:p>
         </w:tc>
@@ -17955,7 +21778,7 @@
         <w:br/>
       </w:r>
       <w:bookmarkStart w:id="118" w:name="_Toc237003862"/>
-      <w:bookmarkStart w:id="119" w:name="_Toc240440775"/>
+      <w:bookmarkStart w:id="119" w:name="_Toc244018323"/>
       <w:r>
         <w:t>Errata corrections in this document</w:t>
       </w:r>
@@ -17979,6 +21802,772 @@
         <w:br w:type="page"/>
       </w:r>
     </w:p>
+    <w:p>
+      <w:pPr>
+        <w:pStyle w:val="Appendix"/>
+      </w:pPr>
+      <w:r>
+        <w:br/>
+      </w:r>
+      <w:bookmarkStart w:id="120" w:name="_Toc244018324"/>
+      <w:r>
+        <w:t>(informative)</w:t>
+      </w:r>
+      <w:r>
+        <w:br/>
+        <w:t>Correspondence with XBRL GL Next Requirements</w:t>
+      </w:r>
+      <w:bookmarkEnd w:id="120"/>
+      <w:r>
+        <w:t xml:space="preserve"> </w:t>
+      </w:r>
+    </w:p>
+    <w:p>
+      <w:r>
+        <w:t xml:space="preserve">Table </w:t>
+      </w:r>
+      <w:r>
+        <w:rPr>
+          <w:rFonts w:hint="eastAsia"/>
+        </w:rPr>
+        <w:t xml:space="preserve">F.1 </w:t>
+      </w:r>
+      <w:r>
+        <w:rPr>
+          <w:rFonts w:hint="eastAsia"/>
+        </w:rPr>
+        <w:t>m</w:t>
+      </w:r>
+      <w:r>
+        <w:t>aps the applicable requirements of the XBRL GL Next Requirements Specification to their implementation in this Part. The requirement identifiers and names are reproduced from that Specification. This correspondence is informative and does not create additional requirements or assert implementation conformance.</w:t>
+      </w:r>
+    </w:p>
+    <w:p>
+      <w:pPr>
+        <w:pStyle w:val="AnnexTableTitle"/>
+        <w:pageBreakBefore w:val="0"/>
+      </w:pPr>
+      <w:r>
+        <w:t xml:space="preserve">Table </w:t>
+      </w:r>
+      <w:r>
+        <w:rPr>
+          <w:rFonts w:hint="eastAsia"/>
+        </w:rPr>
+        <w:t>F.</w:t>
+      </w:r>
+      <w:fldSimple w:instr=" SEQ Table \* ARABIC ">
+        <w:r>
+          <w:t>1</w:t>
+        </w:r>
+      </w:fldSimple>
+      <w:r>
+        <w:t xml:space="preserve"> </w:t>
+      </w:r>
+      <w:r>
+        <w:rPr>
+          <w:rFonts w:hint="eastAsia"/>
+        </w:rPr>
+        <w:t>―</w:t>
+      </w:r>
+      <w:r>
+        <w:t xml:space="preserve"> Mapping of XBRL GL Next Requirements</w:t>
+      </w:r>
+    </w:p>
+    <w:tbl>
+      <w:tblPr>
+        <w:tblStyle w:val="af0"/>
+        <w:tblW w:w="0" w:type="auto"/>
+        <w:jc w:val="center"/>
+        <w:tblLook w:val="04A0" w:firstRow="1" w:lastRow="0" w:firstColumn="1" w:lastColumn="0" w:noHBand="0" w:noVBand="1"/>
+      </w:tblPr>
+      <w:tblGrid>
+        <w:gridCol w:w="1310"/>
+        <w:gridCol w:w="2947"/>
+        <w:gridCol w:w="5479"/>
+      </w:tblGrid>
+      <w:tr>
+        <w:trPr>
+          <w:jc w:val="center"/>
+        </w:trPr>
+        <w:tc>
+          <w:tcPr>
+            <w:tcW w:w="1298" w:type="dxa"/>
+            <w:shd w:val="clear" w:color="auto" w:fill="F2F2F2" w:themeFill="background1" w:themeFillShade="F2"/>
+            <w:vAlign w:val="center"/>
+          </w:tcPr>
+          <w:p>
+            <w:pPr>
+              <w:spacing w:before="60" w:after="60"/>
+              <w:jc w:val="center"/>
+            </w:pPr>
+            <w:r>
+              <w:rPr>
+                <w:b/>
+                <w:sz w:val="18"/>
+              </w:rPr>
+              <w:t>Requirement ID</w:t>
+            </w:r>
+          </w:p>
+        </w:tc>
+        <w:tc>
+          <w:tcPr>
+            <w:tcW w:w="2950" w:type="dxa"/>
+            <w:shd w:val="clear" w:color="auto" w:fill="F2F2F2" w:themeFill="background1" w:themeFillShade="F2"/>
+            <w:vAlign w:val="center"/>
+          </w:tcPr>
+          <w:p>
+            <w:pPr>
+              <w:spacing w:before="60" w:after="60"/>
+              <w:jc w:val="center"/>
+            </w:pPr>
+            <w:r>
+              <w:rPr>
+                <w:b/>
+                <w:sz w:val="18"/>
+              </w:rPr>
+              <w:t>Requirement Name</w:t>
+            </w:r>
+          </w:p>
+        </w:tc>
+        <w:tc>
+          <w:tcPr>
+            <w:tcW w:w="5488" w:type="dxa"/>
+            <w:shd w:val="clear" w:color="auto" w:fill="F2F2F2" w:themeFill="background1" w:themeFillShade="F2"/>
+            <w:vAlign w:val="center"/>
+          </w:tcPr>
+          <w:p>
+            <w:pPr>
+              <w:spacing w:before="60" w:after="60"/>
+              <w:jc w:val="center"/>
+            </w:pPr>
+            <w:r>
+              <w:rPr>
+                <w:b/>
+                <w:sz w:val="18"/>
+              </w:rPr>
+              <w:t>Implementation in Part 2</w:t>
+            </w:r>
+          </w:p>
+        </w:tc>
+      </w:tr>
+      <w:tr>
+        <w:trPr>
+          <w:jc w:val="center"/>
+        </w:trPr>
+        <w:tc>
+          <w:tcPr>
+            <w:tcW w:w="1298" w:type="dxa"/>
+            <w:vAlign w:val="center"/>
+          </w:tcPr>
+          <w:p>
+            <w:pPr>
+              <w:spacing w:before="60" w:after="60"/>
+            </w:pPr>
+            <w:r>
+              <w:rPr>
+                <w:sz w:val="18"/>
+              </w:rPr>
+              <w:t>GL-REQ-0001</w:t>
+            </w:r>
+          </w:p>
+        </w:tc>
+        <w:tc>
+          <w:tcPr>
+            <w:tcW w:w="2950" w:type="dxa"/>
+            <w:vAlign w:val="center"/>
+          </w:tcPr>
+          <w:p>
+            <w:pPr>
+              <w:spacing w:before="60" w:after="60"/>
+            </w:pPr>
+            <w:r>
+              <w:rPr>
+                <w:sz w:val="18"/>
+              </w:rPr>
+              <w:t>Semantic layer separation</w:t>
+            </w:r>
+          </w:p>
+        </w:tc>
+        <w:tc>
+          <w:tcPr>
+            <w:tcW w:w="5488" w:type="dxa"/>
+            <w:vAlign w:val="center"/>
+          </w:tcPr>
+          <w:p>
+            <w:pPr>
+              <w:spacing w:before="60" w:after="60"/>
+            </w:pPr>
+            <w:r>
+              <w:rPr>
+                <w:sz w:val="18"/>
+              </w:rPr>
+              <w:t>Uses the accepted root-specific 18-column HMD as the binding input and retains its semantic_path, source_bsm_id, hierarchy and reviewed values without making XML Tuple structure the semantic authority (Clauses 4–5).</w:t>
+            </w:r>
+          </w:p>
+        </w:tc>
+      </w:tr>
+      <w:tr>
+        <w:trPr>
+          <w:jc w:val="center"/>
+        </w:trPr>
+        <w:tc>
+          <w:tcPr>
+            <w:tcW w:w="1298" w:type="dxa"/>
+            <w:vAlign w:val="center"/>
+          </w:tcPr>
+          <w:p>
+            <w:pPr>
+              <w:spacing w:before="60" w:after="60"/>
+            </w:pPr>
+            <w:r>
+              <w:rPr>
+                <w:sz w:val="18"/>
+              </w:rPr>
+              <w:t>GL-REQ-0107</w:t>
+            </w:r>
+          </w:p>
+        </w:tc>
+        <w:tc>
+          <w:tcPr>
+            <w:tcW w:w="2950" w:type="dxa"/>
+            <w:vAlign w:val="center"/>
+          </w:tcPr>
+          <w:p>
+            <w:pPr>
+              <w:spacing w:before="60" w:after="60"/>
+            </w:pPr>
+            <w:r>
+              <w:rPr>
+                <w:sz w:val="18"/>
+              </w:rPr>
+              <w:t>Validation and data quality hooks</w:t>
+            </w:r>
+          </w:p>
+        </w:tc>
+        <w:tc>
+          <w:tcPr>
+            <w:tcW w:w="5488" w:type="dxa"/>
+            <w:vAlign w:val="center"/>
+          </w:tcPr>
+          <w:p>
+            <w:pPr>
+              <w:spacing w:before="60" w:after="60"/>
+            </w:pPr>
+            <w:r>
+              <w:rPr>
+                <w:sz w:val="18"/>
+              </w:rPr>
+              <w:t>Defines HMD row checks, QName and datatype resolution, exclusion of non-use subtrees, assembled-DTS integrity and representative Tuple instance validation (Clauses 4, 6 and 10).</w:t>
+            </w:r>
+          </w:p>
+        </w:tc>
+      </w:tr>
+      <w:tr>
+        <w:trPr>
+          <w:jc w:val="center"/>
+        </w:trPr>
+        <w:tc>
+          <w:tcPr>
+            <w:tcW w:w="1298" w:type="dxa"/>
+            <w:vAlign w:val="center"/>
+          </w:tcPr>
+          <w:p>
+            <w:pPr>
+              <w:spacing w:before="60" w:after="60"/>
+            </w:pPr>
+            <w:r>
+              <w:rPr>
+                <w:sz w:val="18"/>
+              </w:rPr>
+              <w:t>GL-REQ-0109</w:t>
+            </w:r>
+          </w:p>
+        </w:tc>
+        <w:tc>
+          <w:tcPr>
+            <w:tcW w:w="2950" w:type="dxa"/>
+            <w:vAlign w:val="center"/>
+          </w:tcPr>
+          <w:p>
+            <w:pPr>
+              <w:spacing w:before="60" w:after="60"/>
+            </w:pPr>
+            <w:r>
+              <w:rPr>
+                <w:sz w:val="18"/>
+              </w:rPr>
+              <w:t>Business transaction module root and anchoring</w:t>
+            </w:r>
+          </w:p>
+        </w:tc>
+        <w:tc>
+          <w:tcPr>
+            <w:tcW w:w="5488" w:type="dxa"/>
+            <w:vAlign w:val="center"/>
+          </w:tcPr>
+          <w:p>
+            <w:pPr>
+              <w:spacing w:before="60" w:after="60"/>
+            </w:pPr>
+            <w:r>
+              <w:rPr>
+                <w:sz w:val="18"/>
+              </w:rPr>
+              <w:t>Defines independent Tuple entry points for accountingEntries and businessTransactions and demonstrates their separate root-specific content models and DTS boundaries (Clauses 6.3 and 8).</w:t>
+            </w:r>
+          </w:p>
+        </w:tc>
+      </w:tr>
+      <w:tr>
+        <w:trPr>
+          <w:jc w:val="center"/>
+        </w:trPr>
+        <w:tc>
+          <w:tcPr>
+            <w:tcW w:w="1298" w:type="dxa"/>
+            <w:vAlign w:val="center"/>
+          </w:tcPr>
+          <w:p>
+            <w:pPr>
+              <w:spacing w:before="60" w:after="60"/>
+            </w:pPr>
+            <w:r>
+              <w:rPr>
+                <w:sz w:val="18"/>
+              </w:rPr>
+              <w:t>GL-REQ-0201</w:t>
+            </w:r>
+          </w:p>
+        </w:tc>
+        <w:tc>
+          <w:tcPr>
+            <w:tcW w:w="2950" w:type="dxa"/>
+            <w:vAlign w:val="center"/>
+          </w:tcPr>
+          <w:p>
+            <w:pPr>
+              <w:spacing w:before="60" w:after="60"/>
+            </w:pPr>
+            <w:r>
+              <w:rPr>
+                <w:sz w:val="18"/>
+              </w:rPr>
+              <w:t>Modular taxonomy architecture</w:t>
+            </w:r>
+          </w:p>
+        </w:tc>
+        <w:tc>
+          <w:tcPr>
+            <w:tcW w:w="5488" w:type="dxa"/>
+            <w:vAlign w:val="center"/>
+          </w:tcPr>
+          <w:p>
+            <w:pPr>
+              <w:spacing w:before="60" w:after="60"/>
+            </w:pPr>
+            <w:r>
+              <w:rPr>
+                <w:sz w:val="18"/>
+              </w:rPr>
+              <w:t>Builds reusable module-owned Tuple concept declarations, labels and presentation linkbases, then assembles them with HMD-specific structural content schemas and message entry points (Clauses 6, 7 and 9).</w:t>
+            </w:r>
+          </w:p>
+        </w:tc>
+      </w:tr>
+      <w:tr>
+        <w:trPr>
+          <w:jc w:val="center"/>
+        </w:trPr>
+        <w:tc>
+          <w:tcPr>
+            <w:tcW w:w="1298" w:type="dxa"/>
+            <w:vAlign w:val="center"/>
+          </w:tcPr>
+          <w:p>
+            <w:pPr>
+              <w:spacing w:before="60" w:after="60"/>
+            </w:pPr>
+            <w:r>
+              <w:rPr>
+                <w:sz w:val="18"/>
+              </w:rPr>
+              <w:t>GL-REQ-0207</w:t>
+            </w:r>
+          </w:p>
+        </w:tc>
+        <w:tc>
+          <w:tcPr>
+            <w:tcW w:w="2950" w:type="dxa"/>
+            <w:vAlign w:val="center"/>
+          </w:tcPr>
+          <w:p>
+            <w:pPr>
+              <w:spacing w:before="60" w:after="60"/>
+            </w:pPr>
+            <w:r>
+              <w:rPr>
+                <w:sz w:val="18"/>
+              </w:rPr>
+              <w:t>Profile declaration of roots and module combinations</w:t>
+            </w:r>
+          </w:p>
+        </w:tc>
+        <w:tc>
+          <w:tcPr>
+            <w:tcW w:w="5488" w:type="dxa"/>
+            <w:vAlign w:val="center"/>
+          </w:tcPr>
+          <w:p>
+            <w:pPr>
+              <w:spacing w:before="60" w:after="60"/>
+            </w:pPr>
+            <w:r>
+              <w:rPr>
+                <w:sz w:val="18"/>
+              </w:rPr>
+              <w:t>Derives a separate message entry point and content-schema assembly for each selected HMD root, so the included module combinations follow that root without changing another root (Clauses 6.3 and 8).</w:t>
+            </w:r>
+          </w:p>
+        </w:tc>
+      </w:tr>
+      <w:tr>
+        <w:trPr>
+          <w:jc w:val="center"/>
+        </w:trPr>
+        <w:tc>
+          <w:tcPr>
+            <w:tcW w:w="1298" w:type="dxa"/>
+            <w:vAlign w:val="center"/>
+          </w:tcPr>
+          <w:p>
+            <w:pPr>
+              <w:spacing w:before="60" w:after="60"/>
+            </w:pPr>
+            <w:r>
+              <w:rPr>
+                <w:sz w:val="18"/>
+              </w:rPr>
+              <w:t>GL-REQ-0301</w:t>
+            </w:r>
+          </w:p>
+        </w:tc>
+        <w:tc>
+          <w:tcPr>
+            <w:tcW w:w="2950" w:type="dxa"/>
+            <w:vAlign w:val="center"/>
+          </w:tcPr>
+          <w:p>
+            <w:pPr>
+              <w:spacing w:before="60" w:after="60"/>
+            </w:pPr>
+            <w:r>
+              <w:rPr>
+                <w:sz w:val="18"/>
+              </w:rPr>
+              <w:t>Support for XML and OIM</w:t>
+            </w:r>
+          </w:p>
+        </w:tc>
+        <w:tc>
+          <w:tcPr>
+            <w:tcW w:w="5488" w:type="dxa"/>
+            <w:vAlign w:val="center"/>
+          </w:tcPr>
+          <w:p>
+            <w:pPr>
+              <w:spacing w:before="60" w:after="60"/>
+            </w:pPr>
+            <w:r>
+              <w:rPr>
+                <w:sz w:val="18"/>
+              </w:rPr>
+              <w:t>Defines the XBRL 2.1/XML Tuple realisation of the common HMD input alongside, but separate from, the OIM realisation specified by Part 3 (Clauses 2.1, 5 and 9).</w:t>
+            </w:r>
+          </w:p>
+        </w:tc>
+      </w:tr>
+      <w:tr>
+        <w:trPr>
+          <w:jc w:val="center"/>
+        </w:trPr>
+        <w:tc>
+          <w:tcPr>
+            <w:tcW w:w="1298" w:type="dxa"/>
+            <w:vAlign w:val="center"/>
+          </w:tcPr>
+          <w:p>
+            <w:pPr>
+              <w:spacing w:before="60" w:after="60"/>
+            </w:pPr>
+            <w:r>
+              <w:rPr>
+                <w:sz w:val="18"/>
+              </w:rPr>
+              <w:t>GL-REQ-0303</w:t>
+            </w:r>
+          </w:p>
+        </w:tc>
+        <w:tc>
+          <w:tcPr>
+            <w:tcW w:w="2950" w:type="dxa"/>
+            <w:vAlign w:val="center"/>
+          </w:tcPr>
+          <w:p>
+            <w:pPr>
+              <w:spacing w:before="60" w:after="60"/>
+            </w:pPr>
+            <w:r>
+              <w:rPr>
+                <w:sz w:val="18"/>
+              </w:rPr>
+              <w:t>Deterministic transformability</w:t>
+            </w:r>
+          </w:p>
+        </w:tc>
+        <w:tc>
+          <w:tcPr>
+            <w:tcW w:w="5488" w:type="dxa"/>
+            <w:vAlign w:val="center"/>
+          </w:tcPr>
+          <w:p>
+            <w:pPr>
+              <w:spacing w:before="60" w:after="60"/>
+            </w:pPr>
+            <w:r>
+              <w:rPr>
+                <w:sz w:val="18"/>
+              </w:rPr>
+              <w:t>Preserves the source HMD semantic paths, concept QNames, child order and occurrence multiplicities through deterministic Tuple declarations, xs:sequence content models and root-specific validation (Clauses 4–5 and 10).</w:t>
+            </w:r>
+          </w:p>
+        </w:tc>
+      </w:tr>
+      <w:tr>
+        <w:trPr>
+          <w:jc w:val="center"/>
+        </w:trPr>
+        <w:tc>
+          <w:tcPr>
+            <w:tcW w:w="1298" w:type="dxa"/>
+            <w:vAlign w:val="center"/>
+          </w:tcPr>
+          <w:p>
+            <w:pPr>
+              <w:spacing w:before="60" w:after="60"/>
+            </w:pPr>
+            <w:r>
+              <w:rPr>
+                <w:sz w:val="18"/>
+              </w:rPr>
+              <w:t>GL-REQ-0401</w:t>
+            </w:r>
+          </w:p>
+        </w:tc>
+        <w:tc>
+          <w:tcPr>
+            <w:tcW w:w="2950" w:type="dxa"/>
+            <w:vAlign w:val="center"/>
+          </w:tcPr>
+          <w:p>
+            <w:pPr>
+              <w:spacing w:before="60" w:after="60"/>
+            </w:pPr>
+            <w:r>
+              <w:rPr>
+                <w:sz w:val="18"/>
+              </w:rPr>
+              <w:t>Tooling and sample data</w:t>
+            </w:r>
+          </w:p>
+        </w:tc>
+        <w:tc>
+          <w:tcPr>
+            <w:tcW w:w="5488" w:type="dxa"/>
+            <w:vAlign w:val="center"/>
+          </w:tcPr>
+          <w:p>
+            <w:pPr>
+              <w:spacing w:before="60" w:after="60"/>
+            </w:pPr>
+            <w:r>
+              <w:rPr>
+                <w:sz w:val="18"/>
+              </w:rPr>
+              <w:t>Supplies representative Accounting Entries and Business Transactions Tuple instance examples and identifies the validation scope and checks for generated DTSs (Clauses 10–11).</w:t>
+            </w:r>
+          </w:p>
+        </w:tc>
+      </w:tr>
+      <w:tr>
+        <w:trPr>
+          <w:jc w:val="center"/>
+        </w:trPr>
+        <w:tc>
+          <w:tcPr>
+            <w:tcW w:w="1298" w:type="dxa"/>
+            <w:vAlign w:val="center"/>
+          </w:tcPr>
+          <w:p>
+            <w:pPr>
+              <w:spacing w:before="60" w:after="60"/>
+            </w:pPr>
+            <w:r>
+              <w:rPr>
+                <w:sz w:val="18"/>
+              </w:rPr>
+              <w:t>GL-REQ-0403</w:t>
+            </w:r>
+          </w:p>
+        </w:tc>
+        <w:tc>
+          <w:tcPr>
+            <w:tcW w:w="2950" w:type="dxa"/>
+            <w:vAlign w:val="center"/>
+          </w:tcPr>
+          <w:p>
+            <w:pPr>
+              <w:spacing w:before="60" w:after="60"/>
+            </w:pPr>
+            <w:r>
+              <w:rPr>
+                <w:sz w:val="18"/>
+              </w:rPr>
+              <w:t>Interoperability evidence and pilot criteria</w:t>
+            </w:r>
+          </w:p>
+        </w:tc>
+        <w:tc>
+          <w:tcPr>
+            <w:tcW w:w="5488" w:type="dxa"/>
+            <w:vAlign w:val="center"/>
+          </w:tcPr>
+          <w:p>
+            <w:pPr>
+              <w:spacing w:before="60" w:after="60"/>
+            </w:pPr>
+            <w:r>
+              <w:rPr>
+                <w:sz w:val="18"/>
+              </w:rPr>
+              <w:t>Defines testable evidence for deterministic generation, root-specific DTS validity, namespace resolution, presentation linkages, multiplicities and representative instance conformance (Clause 10).</w:t>
+            </w:r>
+          </w:p>
+        </w:tc>
+      </w:tr>
+      <w:tr>
+        <w:trPr>
+          <w:jc w:val="center"/>
+        </w:trPr>
+        <w:tc>
+          <w:tcPr>
+            <w:tcW w:w="1298" w:type="dxa"/>
+            <w:vAlign w:val="center"/>
+          </w:tcPr>
+          <w:p>
+            <w:pPr>
+              <w:spacing w:before="60" w:after="60"/>
+            </w:pPr>
+            <w:r>
+              <w:rPr>
+                <w:sz w:val="18"/>
+              </w:rPr>
+              <w:t>GL-REQ-0501</w:t>
+            </w:r>
+          </w:p>
+        </w:tc>
+        <w:tc>
+          <w:tcPr>
+            <w:tcW w:w="2950" w:type="dxa"/>
+            <w:vAlign w:val="center"/>
+          </w:tcPr>
+          <w:p>
+            <w:pPr>
+              <w:spacing w:before="60" w:after="60"/>
+            </w:pPr>
+            <w:r>
+              <w:rPr>
+                <w:sz w:val="18"/>
+              </w:rPr>
+              <w:t>Extensible code lists</w:t>
+            </w:r>
+          </w:p>
+        </w:tc>
+        <w:tc>
+          <w:tcPr>
+            <w:tcW w:w="5488" w:type="dxa"/>
+            <w:vAlign w:val="center"/>
+          </w:tcPr>
+          <w:p>
+            <w:pPr>
+              <w:spacing w:before="60" w:after="60"/>
+            </w:pPr>
+            <w:r>
+              <w:rPr>
+                <w:sz w:val="18"/>
+              </w:rPr>
+              <w:t>Binds approved enumerated Value Domains to governed EE1 domain heads, members, relationships and fact concepts, preserving one scalar member per reported fact (Clause 5.5).</w:t>
+            </w:r>
+          </w:p>
+        </w:tc>
+      </w:tr>
+      <w:tr>
+        <w:trPr>
+          <w:jc w:val="center"/>
+        </w:trPr>
+        <w:tc>
+          <w:tcPr>
+            <w:tcW w:w="1298" w:type="dxa"/>
+            <w:vAlign w:val="center"/>
+          </w:tcPr>
+          <w:p>
+            <w:pPr>
+              <w:spacing w:before="60" w:after="60"/>
+            </w:pPr>
+            <w:r>
+              <w:rPr>
+                <w:sz w:val="18"/>
+              </w:rPr>
+              <w:t>GL-REQ-0502</w:t>
+            </w:r>
+          </w:p>
+        </w:tc>
+        <w:tc>
+          <w:tcPr>
+            <w:tcW w:w="2950" w:type="dxa"/>
+            <w:vAlign w:val="center"/>
+          </w:tcPr>
+          <w:p>
+            <w:pPr>
+              <w:spacing w:before="60" w:after="60"/>
+            </w:pPr>
+            <w:r>
+              <w:rPr>
+                <w:sz w:val="18"/>
+              </w:rPr>
+              <w:t>Alignment with external code lists</w:t>
+            </w:r>
+          </w:p>
+        </w:tc>
+        <w:tc>
+          <w:tcPr>
+            <w:tcW w:w="5488" w:type="dxa"/>
+            <w:vAlign w:val="center"/>
+          </w:tcPr>
+          <w:p>
+            <w:pPr>
+              <w:spacing w:before="60" w:after="60"/>
+            </w:pPr>
+            <w:r>
+              <w:rPr>
+                <w:sz w:val="18"/>
+              </w:rPr>
+              <w:t>Keeps legacy, standard and user-defined Value Domains separately identifiable, records external authority and rights, and treats any crosswalk translation as an explicit operation (Clause 5.5).</w:t>
+            </w:r>
+          </w:p>
+        </w:tc>
+      </w:tr>
+    </w:tbl>
     <w:p/>
     <w:sectPr>
       <w:headerReference w:type="even" r:id="rId16"/>
@@ -18481,7 +23070,7 @@
       <w:lvlText w:val="Appendix %1"/>
       <w:lvlJc w:val="left"/>
       <w:pPr>
-        <w:ind w:left="3338" w:hanging="360"/>
+        <w:ind w:left="4897" w:hanging="360"/>
       </w:pPr>
     </w:lvl>
     <w:lvl w:ilvl="1">
@@ -19730,6 +24319,119 @@
     </w:lvl>
   </w:abstractNum>
   <w:abstractNum w:abstractNumId="16" w15:restartNumberingAfterBreak="0">
+    <w:nsid w:val="19423DA5"/>
+    <w:multiLevelType w:val="hybridMultilevel"/>
+    <w:tmpl w:val="623C28B2"/>
+    <w:lvl w:ilvl="0" w:tplc="08090001">
+      <w:start w:val="1"/>
+      <w:numFmt w:val="bullet"/>
+      <w:lvlText w:val=""/>
+      <w:lvlJc w:val="left"/>
+      <w:pPr>
+        <w:ind w:left="440" w:hanging="440"/>
+      </w:pPr>
+      <w:rPr>
+        <w:rFonts w:ascii="Symbol" w:hAnsi="Symbol" w:hint="default"/>
+      </w:rPr>
+    </w:lvl>
+    <w:lvl w:ilvl="1" w:tplc="0409000B" w:tentative="1">
+      <w:start w:val="1"/>
+      <w:numFmt w:val="bullet"/>
+      <w:lvlText w:val=""/>
+      <w:lvlJc w:val="left"/>
+      <w:pPr>
+        <w:ind w:left="880" w:hanging="440"/>
+      </w:pPr>
+      <w:rPr>
+        <w:rFonts w:ascii="Wingdings" w:hAnsi="Wingdings" w:hint="default"/>
+      </w:rPr>
+    </w:lvl>
+    <w:lvl w:ilvl="2" w:tplc="0409000D" w:tentative="1">
+      <w:start w:val="1"/>
+      <w:numFmt w:val="bullet"/>
+      <w:lvlText w:val=""/>
+      <w:lvlJc w:val="left"/>
+      <w:pPr>
+        <w:ind w:left="1320" w:hanging="440"/>
+      </w:pPr>
+      <w:rPr>
+        <w:rFonts w:ascii="Wingdings" w:hAnsi="Wingdings" w:hint="default"/>
+      </w:rPr>
+    </w:lvl>
+    <w:lvl w:ilvl="3" w:tplc="04090001" w:tentative="1">
+      <w:start w:val="1"/>
+      <w:numFmt w:val="bullet"/>
+      <w:lvlText w:val=""/>
+      <w:lvlJc w:val="left"/>
+      <w:pPr>
+        <w:ind w:left="1760" w:hanging="440"/>
+      </w:pPr>
+      <w:rPr>
+        <w:rFonts w:ascii="Wingdings" w:hAnsi="Wingdings" w:hint="default"/>
+      </w:rPr>
+    </w:lvl>
+    <w:lvl w:ilvl="4" w:tplc="0409000B" w:tentative="1">
+      <w:start w:val="1"/>
+      <w:numFmt w:val="bullet"/>
+      <w:lvlText w:val=""/>
+      <w:lvlJc w:val="left"/>
+      <w:pPr>
+        <w:ind w:left="2200" w:hanging="440"/>
+      </w:pPr>
+      <w:rPr>
+        <w:rFonts w:ascii="Wingdings" w:hAnsi="Wingdings" w:hint="default"/>
+      </w:rPr>
+    </w:lvl>
+    <w:lvl w:ilvl="5" w:tplc="0409000D" w:tentative="1">
+      <w:start w:val="1"/>
+      <w:numFmt w:val="bullet"/>
+      <w:lvlText w:val=""/>
+      <w:lvlJc w:val="left"/>
+      <w:pPr>
+        <w:ind w:left="2640" w:hanging="440"/>
+      </w:pPr>
+      <w:rPr>
+        <w:rFonts w:ascii="Wingdings" w:hAnsi="Wingdings" w:hint="default"/>
+      </w:rPr>
+    </w:lvl>
+    <w:lvl w:ilvl="6" w:tplc="04090001" w:tentative="1">
+      <w:start w:val="1"/>
+      <w:numFmt w:val="bullet"/>
+      <w:lvlText w:val=""/>
+      <w:lvlJc w:val="left"/>
+      <w:pPr>
+        <w:ind w:left="3080" w:hanging="440"/>
+      </w:pPr>
+      <w:rPr>
+        <w:rFonts w:ascii="Wingdings" w:hAnsi="Wingdings" w:hint="default"/>
+      </w:rPr>
+    </w:lvl>
+    <w:lvl w:ilvl="7" w:tplc="0409000B" w:tentative="1">
+      <w:start w:val="1"/>
+      <w:numFmt w:val="bullet"/>
+      <w:lvlText w:val=""/>
+      <w:lvlJc w:val="left"/>
+      <w:pPr>
+        <w:ind w:left="3520" w:hanging="440"/>
+      </w:pPr>
+      <w:rPr>
+        <w:rFonts w:ascii="Wingdings" w:hAnsi="Wingdings" w:hint="default"/>
+      </w:rPr>
+    </w:lvl>
+    <w:lvl w:ilvl="8" w:tplc="0409000D" w:tentative="1">
+      <w:start w:val="1"/>
+      <w:numFmt w:val="bullet"/>
+      <w:lvlText w:val=""/>
+      <w:lvlJc w:val="left"/>
+      <w:pPr>
+        <w:ind w:left="3960" w:hanging="440"/>
+      </w:pPr>
+      <w:rPr>
+        <w:rFonts w:ascii="Wingdings" w:hAnsi="Wingdings" w:hint="default"/>
+      </w:rPr>
+    </w:lvl>
+  </w:abstractNum>
+  <w:abstractNum w:abstractNumId="17" w15:restartNumberingAfterBreak="0">
     <w:nsid w:val="1B6476AD"/>
     <w:multiLevelType w:val="hybridMultilevel"/>
     <w:tmpl w:val="7618DF8C"/>
@@ -19815,7 +24517,7 @@
       </w:pPr>
     </w:lvl>
   </w:abstractNum>
-  <w:abstractNum w:abstractNumId="17" w15:restartNumberingAfterBreak="0">
+  <w:abstractNum w:abstractNumId="18" w15:restartNumberingAfterBreak="0">
     <w:nsid w:val="238C5803"/>
     <w:multiLevelType w:val="hybridMultilevel"/>
     <w:tmpl w:val="22461D1C"/>
@@ -19907,7 +24609,7 @@
       </w:pPr>
     </w:lvl>
   </w:abstractNum>
-  <w:abstractNum w:abstractNumId="18" w15:restartNumberingAfterBreak="0">
+  <w:abstractNum w:abstractNumId="19" w15:restartNumberingAfterBreak="0">
     <w:nsid w:val="26CB66E9"/>
     <w:multiLevelType w:val="hybridMultilevel"/>
     <w:tmpl w:val="A7BA393C"/>
@@ -19993,7 +24695,7 @@
       </w:pPr>
     </w:lvl>
   </w:abstractNum>
-  <w:abstractNum w:abstractNumId="19" w15:restartNumberingAfterBreak="0">
+  <w:abstractNum w:abstractNumId="20" w15:restartNumberingAfterBreak="0">
     <w:nsid w:val="27E10B4E"/>
     <w:multiLevelType w:val="hybridMultilevel"/>
     <w:tmpl w:val="11F09C5C"/>
@@ -20105,7 +24807,7 @@
       </w:rPr>
     </w:lvl>
   </w:abstractNum>
-  <w:abstractNum w:abstractNumId="20" w15:restartNumberingAfterBreak="0">
+  <w:abstractNum w:abstractNumId="21" w15:restartNumberingAfterBreak="0">
     <w:nsid w:val="28CB297F"/>
     <w:multiLevelType w:val="hybridMultilevel"/>
     <w:tmpl w:val="71125FDC"/>
@@ -20218,7 +24920,7 @@
       </w:rPr>
     </w:lvl>
   </w:abstractNum>
-  <w:abstractNum w:abstractNumId="21" w15:restartNumberingAfterBreak="0">
+  <w:abstractNum w:abstractNumId="22" w15:restartNumberingAfterBreak="0">
     <w:nsid w:val="296C5283"/>
     <w:multiLevelType w:val="hybridMultilevel"/>
     <w:tmpl w:val="4F468192"/>
@@ -20307,7 +25009,7 @@
       </w:pPr>
     </w:lvl>
   </w:abstractNum>
-  <w:abstractNum w:abstractNumId="22" w15:restartNumberingAfterBreak="0">
+  <w:abstractNum w:abstractNumId="23" w15:restartNumberingAfterBreak="0">
     <w:nsid w:val="2AC04565"/>
     <w:multiLevelType w:val="hybridMultilevel"/>
     <w:tmpl w:val="EDD0E212"/>
@@ -20420,7 +25122,7 @@
       </w:rPr>
     </w:lvl>
   </w:abstractNum>
-  <w:abstractNum w:abstractNumId="23" w15:restartNumberingAfterBreak="0">
+  <w:abstractNum w:abstractNumId="24" w15:restartNumberingAfterBreak="0">
     <w:nsid w:val="2D5307F4"/>
     <w:multiLevelType w:val="hybridMultilevel"/>
     <w:tmpl w:val="C3B8E130"/>
@@ -20533,7 +25235,7 @@
       </w:rPr>
     </w:lvl>
   </w:abstractNum>
-  <w:abstractNum w:abstractNumId="24" w15:restartNumberingAfterBreak="0">
+  <w:abstractNum w:abstractNumId="25" w15:restartNumberingAfterBreak="0">
     <w:nsid w:val="2F2021D1"/>
     <w:multiLevelType w:val="hybridMultilevel"/>
     <w:tmpl w:val="FD6EF06A"/>
@@ -20625,7 +25327,7 @@
       </w:pPr>
     </w:lvl>
   </w:abstractNum>
-  <w:abstractNum w:abstractNumId="25" w15:restartNumberingAfterBreak="0">
+  <w:abstractNum w:abstractNumId="26" w15:restartNumberingAfterBreak="0">
     <w:nsid w:val="31A369A5"/>
     <w:multiLevelType w:val="hybridMultilevel"/>
     <w:tmpl w:val="433E1F88"/>
@@ -20714,7 +25416,7 @@
       </w:pPr>
     </w:lvl>
   </w:abstractNum>
-  <w:abstractNum w:abstractNumId="26" w15:restartNumberingAfterBreak="0">
+  <w:abstractNum w:abstractNumId="27" w15:restartNumberingAfterBreak="0">
     <w:nsid w:val="3DAB7F2F"/>
     <w:multiLevelType w:val="hybridMultilevel"/>
     <w:tmpl w:val="16FE870C"/>
@@ -20800,7 +25502,7 @@
       </w:pPr>
     </w:lvl>
   </w:abstractNum>
-  <w:abstractNum w:abstractNumId="27" w15:restartNumberingAfterBreak="0">
+  <w:abstractNum w:abstractNumId="28" w15:restartNumberingAfterBreak="0">
     <w:nsid w:val="3E48122E"/>
     <w:multiLevelType w:val="hybridMultilevel"/>
     <w:tmpl w:val="9594EFA2"/>
@@ -20894,7 +25596,7 @@
       </w:pPr>
     </w:lvl>
   </w:abstractNum>
-  <w:abstractNum w:abstractNumId="28" w15:restartNumberingAfterBreak="0">
+  <w:abstractNum w:abstractNumId="29" w15:restartNumberingAfterBreak="0">
     <w:nsid w:val="3E7B4442"/>
     <w:multiLevelType w:val="hybridMultilevel"/>
     <w:tmpl w:val="9F5C1EAA"/>
@@ -20983,7 +25685,7 @@
       </w:pPr>
     </w:lvl>
   </w:abstractNum>
-  <w:abstractNum w:abstractNumId="29" w15:restartNumberingAfterBreak="0">
+  <w:abstractNum w:abstractNumId="30" w15:restartNumberingAfterBreak="0">
     <w:nsid w:val="43F72C3D"/>
     <w:multiLevelType w:val="hybridMultilevel"/>
     <w:tmpl w:val="83A601A2"/>
@@ -21095,7 +25797,7 @@
       </w:rPr>
     </w:lvl>
   </w:abstractNum>
-  <w:abstractNum w:abstractNumId="30" w15:restartNumberingAfterBreak="0">
+  <w:abstractNum w:abstractNumId="31" w15:restartNumberingAfterBreak="0">
     <w:nsid w:val="455D443C"/>
     <w:multiLevelType w:val="hybridMultilevel"/>
     <w:tmpl w:val="CD667174"/>
@@ -21208,7 +25910,7 @@
       </w:rPr>
     </w:lvl>
   </w:abstractNum>
-  <w:abstractNum w:abstractNumId="31" w15:restartNumberingAfterBreak="0">
+  <w:abstractNum w:abstractNumId="32" w15:restartNumberingAfterBreak="0">
     <w:nsid w:val="4BF824DE"/>
     <w:multiLevelType w:val="hybridMultilevel"/>
     <w:tmpl w:val="C5AE4E0E"/>
@@ -21321,7 +26023,7 @@
       </w:rPr>
     </w:lvl>
   </w:abstractNum>
-  <w:abstractNum w:abstractNumId="32" w15:restartNumberingAfterBreak="0">
+  <w:abstractNum w:abstractNumId="33" w15:restartNumberingAfterBreak="0">
     <w:nsid w:val="4C5E0A5C"/>
     <w:multiLevelType w:val="multilevel"/>
     <w:tmpl w:val="4678D242"/>
@@ -21440,7 +26142,7 @@
       </w:pPr>
     </w:lvl>
   </w:abstractNum>
-  <w:abstractNum w:abstractNumId="33" w15:restartNumberingAfterBreak="0">
+  <w:abstractNum w:abstractNumId="34" w15:restartNumberingAfterBreak="0">
     <w:nsid w:val="5061650C"/>
     <w:multiLevelType w:val="hybridMultilevel"/>
     <w:tmpl w:val="8206861C"/>
@@ -21529,7 +26231,7 @@
       </w:pPr>
     </w:lvl>
   </w:abstractNum>
-  <w:abstractNum w:abstractNumId="34" w15:restartNumberingAfterBreak="0">
+  <w:abstractNum w:abstractNumId="35" w15:restartNumberingAfterBreak="0">
     <w:nsid w:val="589764DE"/>
     <w:multiLevelType w:val="hybridMultilevel"/>
     <w:tmpl w:val="E942074A"/>
@@ -21615,7 +26317,7 @@
       </w:pPr>
     </w:lvl>
   </w:abstractNum>
-  <w:abstractNum w:abstractNumId="35" w15:restartNumberingAfterBreak="0">
+  <w:abstractNum w:abstractNumId="36" w15:restartNumberingAfterBreak="0">
     <w:nsid w:val="5F476042"/>
     <w:multiLevelType w:val="hybridMultilevel"/>
     <w:tmpl w:val="A220123A"/>
@@ -21707,7 +26409,7 @@
       </w:pPr>
     </w:lvl>
   </w:abstractNum>
-  <w:abstractNum w:abstractNumId="36" w15:restartNumberingAfterBreak="0">
+  <w:abstractNum w:abstractNumId="37" w15:restartNumberingAfterBreak="0">
     <w:nsid w:val="60D5064E"/>
     <w:multiLevelType w:val="hybridMultilevel"/>
     <w:tmpl w:val="0EEEFED0"/>
@@ -21820,7 +26522,7 @@
       </w:rPr>
     </w:lvl>
   </w:abstractNum>
-  <w:abstractNum w:abstractNumId="37" w15:restartNumberingAfterBreak="0">
+  <w:abstractNum w:abstractNumId="38" w15:restartNumberingAfterBreak="0">
     <w:nsid w:val="61CA3C8D"/>
     <w:multiLevelType w:val="hybridMultilevel"/>
     <w:tmpl w:val="5A1E9B18"/>
@@ -21933,7 +26635,7 @@
       </w:rPr>
     </w:lvl>
   </w:abstractNum>
-  <w:abstractNum w:abstractNumId="38" w15:restartNumberingAfterBreak="0">
+  <w:abstractNum w:abstractNumId="39" w15:restartNumberingAfterBreak="0">
     <w:nsid w:val="63946CED"/>
     <w:multiLevelType w:val="hybridMultilevel"/>
     <w:tmpl w:val="29CE4464"/>
@@ -22046,7 +26748,7 @@
       </w:rPr>
     </w:lvl>
   </w:abstractNum>
-  <w:abstractNum w:abstractNumId="39" w15:restartNumberingAfterBreak="0">
+  <w:abstractNum w:abstractNumId="40" w15:restartNumberingAfterBreak="0">
     <w:nsid w:val="65680616"/>
     <w:multiLevelType w:val="hybridMultilevel"/>
     <w:tmpl w:val="2DEAF1BE"/>
@@ -22159,7 +26861,7 @@
       </w:rPr>
     </w:lvl>
   </w:abstractNum>
-  <w:abstractNum w:abstractNumId="40" w15:restartNumberingAfterBreak="0">
+  <w:abstractNum w:abstractNumId="41" w15:restartNumberingAfterBreak="0">
     <w:nsid w:val="67BB44BE"/>
     <w:multiLevelType w:val="hybridMultilevel"/>
     <w:tmpl w:val="3F7CFC8E"/>
@@ -22248,7 +26950,7 @@
       </w:pPr>
     </w:lvl>
   </w:abstractNum>
-  <w:abstractNum w:abstractNumId="41" w15:restartNumberingAfterBreak="0">
+  <w:abstractNum w:abstractNumId="42" w15:restartNumberingAfterBreak="0">
     <w:nsid w:val="68513288"/>
     <w:multiLevelType w:val="hybridMultilevel"/>
     <w:tmpl w:val="7618DF8C"/>
@@ -22334,7 +27036,7 @@
       </w:pPr>
     </w:lvl>
   </w:abstractNum>
-  <w:abstractNum w:abstractNumId="42" w15:restartNumberingAfterBreak="0">
+  <w:abstractNum w:abstractNumId="43" w15:restartNumberingAfterBreak="0">
     <w:nsid w:val="692B681F"/>
     <w:multiLevelType w:val="singleLevel"/>
     <w:tmpl w:val="0809000F"/>
@@ -22351,7 +27053,7 @@
       </w:pPr>
     </w:lvl>
   </w:abstractNum>
-  <w:abstractNum w:abstractNumId="43" w15:restartNumberingAfterBreak="0">
+  <w:abstractNum w:abstractNumId="44" w15:restartNumberingAfterBreak="0">
     <w:nsid w:val="6A323BB5"/>
     <w:multiLevelType w:val="hybridMultilevel"/>
     <w:tmpl w:val="E2FA48A4"/>
@@ -22440,7 +27142,7 @@
       </w:pPr>
     </w:lvl>
   </w:abstractNum>
-  <w:abstractNum w:abstractNumId="44" w15:restartNumberingAfterBreak="0">
+  <w:abstractNum w:abstractNumId="45" w15:restartNumberingAfterBreak="0">
     <w:nsid w:val="6A3B20BD"/>
     <w:multiLevelType w:val="hybridMultilevel"/>
     <w:tmpl w:val="68748312"/>
@@ -22526,7 +27228,7 @@
       </w:pPr>
     </w:lvl>
   </w:abstractNum>
-  <w:abstractNum w:abstractNumId="45" w15:restartNumberingAfterBreak="0">
+  <w:abstractNum w:abstractNumId="46" w15:restartNumberingAfterBreak="0">
     <w:nsid w:val="6AF766D2"/>
     <w:multiLevelType w:val="hybridMultilevel"/>
     <w:tmpl w:val="ADA6335C"/>
@@ -22638,7 +27340,7 @@
       </w:rPr>
     </w:lvl>
   </w:abstractNum>
-  <w:abstractNum w:abstractNumId="46" w15:restartNumberingAfterBreak="0">
+  <w:abstractNum w:abstractNumId="47" w15:restartNumberingAfterBreak="0">
     <w:nsid w:val="6B9749AD"/>
     <w:multiLevelType w:val="hybridMultilevel"/>
     <w:tmpl w:val="61FEA6E6"/>
@@ -22750,7 +27452,7 @@
       </w:rPr>
     </w:lvl>
   </w:abstractNum>
-  <w:abstractNum w:abstractNumId="47" w15:restartNumberingAfterBreak="0">
+  <w:abstractNum w:abstractNumId="48" w15:restartNumberingAfterBreak="0">
     <w:nsid w:val="6BDB7463"/>
     <w:multiLevelType w:val="hybridMultilevel"/>
     <w:tmpl w:val="9710B1CC"/>
@@ -22863,7 +27565,7 @@
       </w:rPr>
     </w:lvl>
   </w:abstractNum>
-  <w:abstractNum w:abstractNumId="48" w15:restartNumberingAfterBreak="0">
+  <w:abstractNum w:abstractNumId="49" w15:restartNumberingAfterBreak="0">
     <w:nsid w:val="6E1C6A50"/>
     <w:multiLevelType w:val="hybridMultilevel"/>
     <w:tmpl w:val="8DD24284"/>
@@ -22976,7 +27678,7 @@
       </w:rPr>
     </w:lvl>
   </w:abstractNum>
-  <w:abstractNum w:abstractNumId="49" w15:restartNumberingAfterBreak="0">
+  <w:abstractNum w:abstractNumId="50" w15:restartNumberingAfterBreak="0">
     <w:nsid w:val="6E243590"/>
     <w:multiLevelType w:val="hybridMultilevel"/>
     <w:tmpl w:val="3B4E8658"/>
@@ -23062,7 +27764,7 @@
       </w:pPr>
     </w:lvl>
   </w:abstractNum>
-  <w:abstractNum w:abstractNumId="50" w15:restartNumberingAfterBreak="0">
+  <w:abstractNum w:abstractNumId="51" w15:restartNumberingAfterBreak="0">
     <w:nsid w:val="761B4164"/>
     <w:multiLevelType w:val="hybridMultilevel"/>
     <w:tmpl w:val="BA2264AC"/>
@@ -23174,7 +27876,7 @@
       </w:rPr>
     </w:lvl>
   </w:abstractNum>
-  <w:abstractNum w:abstractNumId="51" w15:restartNumberingAfterBreak="0">
+  <w:abstractNum w:abstractNumId="52" w15:restartNumberingAfterBreak="0">
     <w:nsid w:val="7AE274F2"/>
     <w:multiLevelType w:val="hybridMultilevel"/>
     <w:tmpl w:val="950EC872"/>
@@ -23287,7 +27989,7 @@
       </w:rPr>
     </w:lvl>
   </w:abstractNum>
-  <w:abstractNum w:abstractNumId="52" w15:restartNumberingAfterBreak="0">
+  <w:abstractNum w:abstractNumId="53" w15:restartNumberingAfterBreak="0">
     <w:nsid w:val="7BE71D80"/>
     <w:multiLevelType w:val="hybridMultilevel"/>
     <w:tmpl w:val="BA86607A"/>
@@ -23400,7 +28102,7 @@
       </w:rPr>
     </w:lvl>
   </w:abstractNum>
-  <w:abstractNum w:abstractNumId="53" w15:restartNumberingAfterBreak="0">
+  <w:abstractNum w:abstractNumId="54" w15:restartNumberingAfterBreak="0">
     <w:nsid w:val="7E7B1635"/>
     <w:multiLevelType w:val="hybridMultilevel"/>
     <w:tmpl w:val="44805086"/>
@@ -23489,7 +28191,7 @@
       </w:pPr>
     </w:lvl>
   </w:abstractNum>
-  <w:abstractNum w:abstractNumId="54" w15:restartNumberingAfterBreak="0">
+  <w:abstractNum w:abstractNumId="55" w15:restartNumberingAfterBreak="0">
     <w:nsid w:val="7EC93298"/>
     <w:multiLevelType w:val="hybridMultilevel"/>
     <w:tmpl w:val="E4D8C82E"/>
@@ -23580,10 +28282,10 @@
     </w:lvl>
   </w:abstractNum>
   <w:num w:numId="1" w16cid:durableId="2042702927">
-    <w:abstractNumId w:val="42"/>
+    <w:abstractNumId w:val="43"/>
   </w:num>
   <w:num w:numId="2" w16cid:durableId="1061907402">
-    <w:abstractNumId w:val="37"/>
+    <w:abstractNumId w:val="38"/>
   </w:num>
   <w:num w:numId="3" w16cid:durableId="860047102">
     <w:abstractNumId w:val="2"/>
@@ -23595,37 +28297,46 @@
     <w:abstractNumId w:val="1"/>
   </w:num>
   <w:num w:numId="6" w16cid:durableId="148135570">
-    <w:abstractNumId w:val="36"/>
+    <w:abstractNumId w:val="37"/>
   </w:num>
   <w:num w:numId="7" w16cid:durableId="277683941">
-    <w:abstractNumId w:val="51"/>
+    <w:abstractNumId w:val="52"/>
   </w:num>
   <w:num w:numId="8" w16cid:durableId="348411247">
     <w:abstractNumId w:val="4"/>
   </w:num>
   <w:num w:numId="9" w16cid:durableId="1554581292">
-    <w:abstractNumId w:val="39"/>
+    <w:abstractNumId w:val="40"/>
   </w:num>
   <w:num w:numId="10" w16cid:durableId="151334314">
     <w:abstractNumId w:val="11"/>
   </w:num>
   <w:num w:numId="11" w16cid:durableId="1036344641">
-    <w:abstractNumId w:val="30"/>
+    <w:abstractNumId w:val="31"/>
   </w:num>
   <w:num w:numId="12" w16cid:durableId="2083526580">
-    <w:abstractNumId w:val="52"/>
+    <w:abstractNumId w:val="53"/>
   </w:num>
   <w:num w:numId="13" w16cid:durableId="866528405">
     <w:abstractNumId w:val="7"/>
   </w:num>
   <w:num w:numId="14" w16cid:durableId="1155489158">
-    <w:abstractNumId w:val="40"/>
+    <w:abstractNumId w:val="41"/>
   </w:num>
   <w:num w:numId="15" w16cid:durableId="319887112">
-    <w:abstractNumId w:val="35"/>
+    <w:abstractNumId w:val="36"/>
   </w:num>
   <w:num w:numId="16" w16cid:durableId="1175341008">
-    <w:abstractNumId w:val="28"/>
+    <w:abstractNumId w:val="29"/>
+  </w:num>
+  <w:num w:numId="17" w16cid:durableId="1927302256">
+    <w:abstractNumId w:val="30"/>
+  </w:num>
+  <w:num w:numId="18" w16cid:durableId="894052186">
+    <w:abstractNumId w:val="25"/>
+  </w:num>
+  <w:num w:numId="19" w16cid:durableId="1130630481">
+    <w:abstractNumId w:val="16"/>
   </w:num>
   <w:numIdMacAtCleanup w:val="41"/>
 </w:numbering>
